--- a/CSS Notes.docx
+++ b/CSS Notes.docx
@@ -15485,13 +15485,7 @@
         <w:rPr>
           <w:rStyle w:val="Strong"/>
         </w:rPr>
-        <w:t>600px or less</w:t>
-      </w:r>
-      <w:r>
-        <w:rPr>
-          <w:rStyle w:val="Strong"/>
-        </w:rPr>
-        <w:t>”</w:t>
+        <w:t>600px or less”</w:t>
       </w:r>
     </w:p>
     <w:p>
@@ -16311,20 +16305,26 @@
     <w:p>
       <w:pPr>
         <w:rPr>
-          <w:sz w:val="24"/>
-          <w:szCs w:val="24"/>
-        </w:rPr>
-      </w:pPr>
-    </w:p>
-    <w:p>
-      <w:pPr>
-        <w:rPr>
-          <w:sz w:val="24"/>
-          <w:szCs w:val="24"/>
-        </w:rPr>
-      </w:pPr>
-      <w:r>
-        <w:rPr>
+          <w:b/>
+          <w:bCs/>
+          <w:sz w:val="24"/>
+          <w:szCs w:val="24"/>
+        </w:rPr>
+      </w:pPr>
+    </w:p>
+    <w:p>
+      <w:pPr>
+        <w:rPr>
+          <w:b/>
+          <w:bCs/>
+          <w:sz w:val="24"/>
+          <w:szCs w:val="24"/>
+        </w:rPr>
+      </w:pPr>
+      <w:r>
+        <w:rPr>
+          <w:b/>
+          <w:bCs/>
           <w:sz w:val="24"/>
           <w:szCs w:val="24"/>
         </w:rPr>
@@ -16358,12 +16358,5252 @@
           <w:sz w:val="24"/>
           <w:szCs w:val="24"/>
         </w:rPr>
+        <w:t>All CSS Grid Properties</w:t>
+      </w:r>
+    </w:p>
+    <w:tbl>
+      <w:tblPr>
+        <w:tblW w:w="10775" w:type="dxa"/>
+        <w:tblBorders>
+          <w:top w:val="single" w:sz="6" w:space="0" w:color="CCCCCC"/>
+          <w:left w:val="single" w:sz="6" w:space="0" w:color="CCCCCC"/>
+          <w:bottom w:val="single" w:sz="6" w:space="0" w:color="CCCCCC"/>
+          <w:right w:val="single" w:sz="6" w:space="0" w:color="CCCCCC"/>
+        </w:tblBorders>
+        <w:tblCellMar>
+          <w:top w:w="15" w:type="dxa"/>
+          <w:left w:w="15" w:type="dxa"/>
+          <w:bottom w:w="15" w:type="dxa"/>
+          <w:right w:w="15" w:type="dxa"/>
+        </w:tblCellMar>
+        <w:tblLook w:val="04A0" w:firstRow="1" w:lastRow="0" w:firstColumn="1" w:lastColumn="0" w:noHBand="0" w:noVBand="1"/>
+      </w:tblPr>
+      <w:tblGrid>
+        <w:gridCol w:w="1972"/>
+        <w:gridCol w:w="8803"/>
+      </w:tblGrid>
+      <w:tr>
+        <w:trPr>
+          <w:trHeight w:val="485"/>
+        </w:trPr>
+        <w:tc>
+          <w:tcPr>
+            <w:tcW w:w="1972" w:type="dxa"/>
+            <w:shd w:val="clear" w:color="auto" w:fill="FFFFFF"/>
+            <w:tcMar>
+              <w:top w:w="120" w:type="dxa"/>
+              <w:left w:w="240" w:type="dxa"/>
+              <w:bottom w:w="120" w:type="dxa"/>
+              <w:right w:w="120" w:type="dxa"/>
+            </w:tcMar>
+            <w:hideMark/>
+          </w:tcPr>
+          <w:p>
+            <w:pPr>
+              <w:rPr>
+                <w:b/>
+                <w:bCs/>
+                <w:sz w:val="24"/>
+                <w:szCs w:val="24"/>
+              </w:rPr>
+            </w:pPr>
+            <w:r>
+              <w:rPr>
+                <w:b/>
+                <w:bCs/>
+                <w:sz w:val="24"/>
+                <w:szCs w:val="24"/>
+              </w:rPr>
+              <w:t>Property</w:t>
+            </w:r>
+          </w:p>
+        </w:tc>
+        <w:tc>
+          <w:tcPr>
+            <w:tcW w:w="8803" w:type="dxa"/>
+            <w:shd w:val="clear" w:color="auto" w:fill="FFFFFF"/>
+            <w:tcMar>
+              <w:top w:w="120" w:type="dxa"/>
+              <w:left w:w="120" w:type="dxa"/>
+              <w:bottom w:w="120" w:type="dxa"/>
+              <w:right w:w="120" w:type="dxa"/>
+            </w:tcMar>
+            <w:hideMark/>
+          </w:tcPr>
+          <w:p>
+            <w:pPr>
+              <w:rPr>
+                <w:b/>
+                <w:bCs/>
+                <w:sz w:val="24"/>
+                <w:szCs w:val="24"/>
+              </w:rPr>
+            </w:pPr>
+            <w:r>
+              <w:rPr>
+                <w:b/>
+                <w:bCs/>
+                <w:sz w:val="24"/>
+                <w:szCs w:val="24"/>
+              </w:rPr>
+              <w:t>Description</w:t>
+            </w:r>
+          </w:p>
+        </w:tc>
+      </w:tr>
+      <w:tr>
+        <w:trPr>
+          <w:trHeight w:val="470"/>
+        </w:trPr>
+        <w:tc>
+          <w:tcPr>
+            <w:tcW w:w="1972" w:type="dxa"/>
+            <w:shd w:val="clear" w:color="auto" w:fill="EBEDEE"/>
+            <w:tcMar>
+              <w:top w:w="120" w:type="dxa"/>
+              <w:left w:w="240" w:type="dxa"/>
+              <w:bottom w:w="120" w:type="dxa"/>
+              <w:right w:w="120" w:type="dxa"/>
+            </w:tcMar>
+            <w:hideMark/>
+          </w:tcPr>
+          <w:p>
+            <w:pPr>
+              <w:rPr>
+                <w:sz w:val="24"/>
+                <w:szCs w:val="24"/>
+              </w:rPr>
+            </w:pPr>
+            <w:hyperlink r:id="rId113" w:history="1">
+              <w:r>
+                <w:rPr>
+                  <w:rStyle w:val="Hyperlink"/>
+                  <w:sz w:val="24"/>
+                  <w:szCs w:val="24"/>
+                </w:rPr>
+                <w:t>align-content</w:t>
+              </w:r>
+            </w:hyperlink>
+          </w:p>
+        </w:tc>
+        <w:tc>
+          <w:tcPr>
+            <w:tcW w:w="8803" w:type="dxa"/>
+            <w:shd w:val="clear" w:color="auto" w:fill="EBEDEE"/>
+            <w:tcMar>
+              <w:top w:w="120" w:type="dxa"/>
+              <w:left w:w="120" w:type="dxa"/>
+              <w:bottom w:w="120" w:type="dxa"/>
+              <w:right w:w="120" w:type="dxa"/>
+            </w:tcMar>
+            <w:hideMark/>
+          </w:tcPr>
+          <w:p>
+            <w:pPr>
+              <w:rPr>
+                <w:sz w:val="24"/>
+                <w:szCs w:val="24"/>
+              </w:rPr>
+            </w:pPr>
+            <w:r>
+              <w:rPr>
+                <w:sz w:val="24"/>
+                <w:szCs w:val="24"/>
+              </w:rPr>
+              <w:t>Vertically aligns the whole grid inside the container (when total grid size is smaller than container)</w:t>
+            </w:r>
+          </w:p>
+        </w:tc>
+      </w:tr>
+      <w:tr>
+        <w:trPr>
+          <w:trHeight w:val="485"/>
+        </w:trPr>
+        <w:tc>
+          <w:tcPr>
+            <w:tcW w:w="1972" w:type="dxa"/>
+            <w:shd w:val="clear" w:color="auto" w:fill="FFFFFF"/>
+            <w:tcMar>
+              <w:top w:w="120" w:type="dxa"/>
+              <w:left w:w="240" w:type="dxa"/>
+              <w:bottom w:w="120" w:type="dxa"/>
+              <w:right w:w="120" w:type="dxa"/>
+            </w:tcMar>
+            <w:hideMark/>
+          </w:tcPr>
+          <w:p>
+            <w:pPr>
+              <w:rPr>
+                <w:sz w:val="24"/>
+                <w:szCs w:val="24"/>
+              </w:rPr>
+            </w:pPr>
+            <w:hyperlink r:id="rId114" w:history="1">
+              <w:r>
+                <w:rPr>
+                  <w:rStyle w:val="Hyperlink"/>
+                  <w:sz w:val="24"/>
+                  <w:szCs w:val="24"/>
+                </w:rPr>
+                <w:t>align-items</w:t>
+              </w:r>
+            </w:hyperlink>
+          </w:p>
+        </w:tc>
+        <w:tc>
+          <w:tcPr>
+            <w:tcW w:w="8803" w:type="dxa"/>
+            <w:shd w:val="clear" w:color="auto" w:fill="FFFFFF"/>
+            <w:tcMar>
+              <w:top w:w="120" w:type="dxa"/>
+              <w:left w:w="120" w:type="dxa"/>
+              <w:bottom w:w="120" w:type="dxa"/>
+              <w:right w:w="120" w:type="dxa"/>
+            </w:tcMar>
+            <w:hideMark/>
+          </w:tcPr>
+          <w:p>
+            <w:pPr>
+              <w:rPr>
+                <w:sz w:val="24"/>
+                <w:szCs w:val="24"/>
+              </w:rPr>
+            </w:pPr>
+            <w:r>
+              <w:rPr>
+                <w:sz w:val="24"/>
+                <w:szCs w:val="24"/>
+              </w:rPr>
+              <w:t>Specifies the default alignment for items inside a flexbox or grid container</w:t>
+            </w:r>
+          </w:p>
+        </w:tc>
+      </w:tr>
+      <w:tr>
+        <w:trPr>
+          <w:trHeight w:val="485"/>
+        </w:trPr>
+        <w:tc>
+          <w:tcPr>
+            <w:tcW w:w="1972" w:type="dxa"/>
+            <w:shd w:val="clear" w:color="auto" w:fill="EBEDEE"/>
+            <w:tcMar>
+              <w:top w:w="120" w:type="dxa"/>
+              <w:left w:w="240" w:type="dxa"/>
+              <w:bottom w:w="120" w:type="dxa"/>
+              <w:right w:w="120" w:type="dxa"/>
+            </w:tcMar>
+            <w:hideMark/>
+          </w:tcPr>
+          <w:p>
+            <w:pPr>
+              <w:rPr>
+                <w:sz w:val="24"/>
+                <w:szCs w:val="24"/>
+              </w:rPr>
+            </w:pPr>
+            <w:hyperlink r:id="rId115" w:history="1">
+              <w:r>
+                <w:rPr>
+                  <w:rStyle w:val="Hyperlink"/>
+                  <w:sz w:val="24"/>
+                  <w:szCs w:val="24"/>
+                </w:rPr>
+                <w:t>align-self</w:t>
+              </w:r>
+            </w:hyperlink>
+          </w:p>
+        </w:tc>
+        <w:tc>
+          <w:tcPr>
+            <w:tcW w:w="8803" w:type="dxa"/>
+            <w:shd w:val="clear" w:color="auto" w:fill="EBEDEE"/>
+            <w:tcMar>
+              <w:top w:w="120" w:type="dxa"/>
+              <w:left w:w="120" w:type="dxa"/>
+              <w:bottom w:w="120" w:type="dxa"/>
+              <w:right w:w="120" w:type="dxa"/>
+            </w:tcMar>
+            <w:hideMark/>
+          </w:tcPr>
+          <w:p>
+            <w:pPr>
+              <w:rPr>
+                <w:sz w:val="24"/>
+                <w:szCs w:val="24"/>
+              </w:rPr>
+            </w:pPr>
+            <w:r>
+              <w:rPr>
+                <w:sz w:val="24"/>
+                <w:szCs w:val="24"/>
+              </w:rPr>
+              <w:t>Aligns the content for a specific grid item along the column axis</w:t>
+            </w:r>
+          </w:p>
+        </w:tc>
+      </w:tr>
+      <w:tr>
+        <w:trPr>
+          <w:trHeight w:val="485"/>
+        </w:trPr>
+        <w:tc>
+          <w:tcPr>
+            <w:tcW w:w="1972" w:type="dxa"/>
+            <w:shd w:val="clear" w:color="auto" w:fill="FFFFFF"/>
+            <w:tcMar>
+              <w:top w:w="120" w:type="dxa"/>
+              <w:left w:w="240" w:type="dxa"/>
+              <w:bottom w:w="120" w:type="dxa"/>
+              <w:right w:w="120" w:type="dxa"/>
+            </w:tcMar>
+            <w:hideMark/>
+          </w:tcPr>
+          <w:p>
+            <w:pPr>
+              <w:rPr>
+                <w:sz w:val="24"/>
+                <w:szCs w:val="24"/>
+              </w:rPr>
+            </w:pPr>
+            <w:hyperlink r:id="rId116" w:history="1">
+              <w:r>
+                <w:rPr>
+                  <w:rStyle w:val="Hyperlink"/>
+                  <w:sz w:val="24"/>
+                  <w:szCs w:val="24"/>
+                </w:rPr>
+                <w:t>display</w:t>
+              </w:r>
+            </w:hyperlink>
+          </w:p>
+        </w:tc>
+        <w:tc>
+          <w:tcPr>
+            <w:tcW w:w="8803" w:type="dxa"/>
+            <w:shd w:val="clear" w:color="auto" w:fill="FFFFFF"/>
+            <w:tcMar>
+              <w:top w:w="120" w:type="dxa"/>
+              <w:left w:w="120" w:type="dxa"/>
+              <w:bottom w:w="120" w:type="dxa"/>
+              <w:right w:w="120" w:type="dxa"/>
+            </w:tcMar>
+            <w:hideMark/>
+          </w:tcPr>
+          <w:p>
+            <w:pPr>
+              <w:rPr>
+                <w:sz w:val="24"/>
+                <w:szCs w:val="24"/>
+              </w:rPr>
+            </w:pPr>
+            <w:r>
+              <w:rPr>
+                <w:sz w:val="24"/>
+                <w:szCs w:val="24"/>
+              </w:rPr>
+              <w:t>Specifies the display behavior (the type of rendering box) of an element</w:t>
+            </w:r>
+          </w:p>
+        </w:tc>
+      </w:tr>
+      <w:tr>
+        <w:trPr>
+          <w:trHeight w:val="470"/>
+        </w:trPr>
+        <w:tc>
+          <w:tcPr>
+            <w:tcW w:w="1972" w:type="dxa"/>
+            <w:shd w:val="clear" w:color="auto" w:fill="EBEDEE"/>
+            <w:tcMar>
+              <w:top w:w="120" w:type="dxa"/>
+              <w:left w:w="240" w:type="dxa"/>
+              <w:bottom w:w="120" w:type="dxa"/>
+              <w:right w:w="120" w:type="dxa"/>
+            </w:tcMar>
+            <w:hideMark/>
+          </w:tcPr>
+          <w:p>
+            <w:pPr>
+              <w:rPr>
+                <w:sz w:val="24"/>
+                <w:szCs w:val="24"/>
+              </w:rPr>
+            </w:pPr>
+            <w:hyperlink r:id="rId117" w:history="1">
+              <w:r>
+                <w:rPr>
+                  <w:rStyle w:val="Hyperlink"/>
+                  <w:sz w:val="24"/>
+                  <w:szCs w:val="24"/>
+                </w:rPr>
+                <w:t>column-gap</w:t>
+              </w:r>
+            </w:hyperlink>
+          </w:p>
+        </w:tc>
+        <w:tc>
+          <w:tcPr>
+            <w:tcW w:w="8803" w:type="dxa"/>
+            <w:shd w:val="clear" w:color="auto" w:fill="EBEDEE"/>
+            <w:tcMar>
+              <w:top w:w="120" w:type="dxa"/>
+              <w:left w:w="120" w:type="dxa"/>
+              <w:bottom w:w="120" w:type="dxa"/>
+              <w:right w:w="120" w:type="dxa"/>
+            </w:tcMar>
+            <w:hideMark/>
+          </w:tcPr>
+          <w:p>
+            <w:pPr>
+              <w:rPr>
+                <w:sz w:val="24"/>
+                <w:szCs w:val="24"/>
+              </w:rPr>
+            </w:pPr>
+            <w:r>
+              <w:rPr>
+                <w:sz w:val="24"/>
+                <w:szCs w:val="24"/>
+              </w:rPr>
+              <w:t>Specifies the gap between the columns</w:t>
+            </w:r>
+          </w:p>
+        </w:tc>
+      </w:tr>
+      <w:tr>
+        <w:trPr>
+          <w:trHeight w:val="485"/>
+        </w:trPr>
+        <w:tc>
+          <w:tcPr>
+            <w:tcW w:w="1972" w:type="dxa"/>
+            <w:shd w:val="clear" w:color="auto" w:fill="FFFFFF"/>
+            <w:tcMar>
+              <w:top w:w="120" w:type="dxa"/>
+              <w:left w:w="240" w:type="dxa"/>
+              <w:bottom w:w="120" w:type="dxa"/>
+              <w:right w:w="120" w:type="dxa"/>
+            </w:tcMar>
+            <w:hideMark/>
+          </w:tcPr>
+          <w:p>
+            <w:pPr>
+              <w:rPr>
+                <w:sz w:val="24"/>
+                <w:szCs w:val="24"/>
+              </w:rPr>
+            </w:pPr>
+            <w:hyperlink r:id="rId118" w:history="1">
+              <w:r>
+                <w:rPr>
+                  <w:rStyle w:val="Hyperlink"/>
+                  <w:sz w:val="24"/>
+                  <w:szCs w:val="24"/>
+                </w:rPr>
+                <w:t>gap</w:t>
+              </w:r>
+            </w:hyperlink>
+          </w:p>
+        </w:tc>
+        <w:tc>
+          <w:tcPr>
+            <w:tcW w:w="8803" w:type="dxa"/>
+            <w:shd w:val="clear" w:color="auto" w:fill="FFFFFF"/>
+            <w:tcMar>
+              <w:top w:w="120" w:type="dxa"/>
+              <w:left w:w="120" w:type="dxa"/>
+              <w:bottom w:w="120" w:type="dxa"/>
+              <w:right w:w="120" w:type="dxa"/>
+            </w:tcMar>
+            <w:hideMark/>
+          </w:tcPr>
+          <w:p>
+            <w:pPr>
+              <w:rPr>
+                <w:sz w:val="24"/>
+                <w:szCs w:val="24"/>
+              </w:rPr>
+            </w:pPr>
+            <w:r>
+              <w:rPr>
+                <w:sz w:val="24"/>
+                <w:szCs w:val="24"/>
+              </w:rPr>
+              <w:t>A shorthand property for the </w:t>
+            </w:r>
+            <w:r>
+              <w:rPr>
+                <w:i/>
+                <w:iCs/>
+                <w:sz w:val="24"/>
+                <w:szCs w:val="24"/>
+              </w:rPr>
+              <w:t>row-gap</w:t>
+            </w:r>
+            <w:r>
+              <w:rPr>
+                <w:sz w:val="24"/>
+                <w:szCs w:val="24"/>
+              </w:rPr>
+              <w:t> and the </w:t>
+            </w:r>
+            <w:r>
+              <w:rPr>
+                <w:i/>
+                <w:iCs/>
+                <w:sz w:val="24"/>
+                <w:szCs w:val="24"/>
+              </w:rPr>
+              <w:t>column-gap</w:t>
+            </w:r>
+            <w:r>
+              <w:rPr>
+                <w:sz w:val="24"/>
+                <w:szCs w:val="24"/>
+              </w:rPr>
+              <w:t> properties</w:t>
+            </w:r>
+          </w:p>
+        </w:tc>
+      </w:tr>
+      <w:tr>
+        <w:trPr>
+          <w:trHeight w:val="804"/>
+        </w:trPr>
+        <w:tc>
+          <w:tcPr>
+            <w:tcW w:w="1972" w:type="dxa"/>
+            <w:shd w:val="clear" w:color="auto" w:fill="EBEDEE"/>
+            <w:tcMar>
+              <w:top w:w="120" w:type="dxa"/>
+              <w:left w:w="240" w:type="dxa"/>
+              <w:bottom w:w="120" w:type="dxa"/>
+              <w:right w:w="120" w:type="dxa"/>
+            </w:tcMar>
+            <w:hideMark/>
+          </w:tcPr>
+          <w:p>
+            <w:pPr>
+              <w:rPr>
+                <w:sz w:val="24"/>
+                <w:szCs w:val="24"/>
+              </w:rPr>
+            </w:pPr>
+            <w:hyperlink r:id="rId119" w:history="1">
+              <w:r>
+                <w:rPr>
+                  <w:rStyle w:val="Hyperlink"/>
+                  <w:sz w:val="24"/>
+                  <w:szCs w:val="24"/>
+                </w:rPr>
+                <w:t>grid</w:t>
+              </w:r>
+            </w:hyperlink>
+          </w:p>
+        </w:tc>
+        <w:tc>
+          <w:tcPr>
+            <w:tcW w:w="8803" w:type="dxa"/>
+            <w:shd w:val="clear" w:color="auto" w:fill="EBEDEE"/>
+            <w:tcMar>
+              <w:top w:w="120" w:type="dxa"/>
+              <w:left w:w="120" w:type="dxa"/>
+              <w:bottom w:w="120" w:type="dxa"/>
+              <w:right w:w="120" w:type="dxa"/>
+            </w:tcMar>
+            <w:hideMark/>
+          </w:tcPr>
+          <w:p>
+            <w:pPr>
+              <w:rPr>
+                <w:sz w:val="24"/>
+                <w:szCs w:val="24"/>
+              </w:rPr>
+            </w:pPr>
+            <w:r>
+              <w:rPr>
+                <w:sz w:val="24"/>
+                <w:szCs w:val="24"/>
+              </w:rPr>
+              <w:t>A shorthand property for the </w:t>
+            </w:r>
+            <w:r>
+              <w:rPr>
+                <w:i/>
+                <w:iCs/>
+                <w:sz w:val="24"/>
+                <w:szCs w:val="24"/>
+              </w:rPr>
+              <w:t>grid-template-rows, grid-template-columns, grid-template-areas, grid-auto-rows, grid-auto-columns</w:t>
+            </w:r>
+            <w:r>
+              <w:rPr>
+                <w:sz w:val="24"/>
+                <w:szCs w:val="24"/>
+              </w:rPr>
+              <w:t>, and the </w:t>
+            </w:r>
+            <w:r>
+              <w:rPr>
+                <w:i/>
+                <w:iCs/>
+                <w:sz w:val="24"/>
+                <w:szCs w:val="24"/>
+              </w:rPr>
+              <w:t>grid-auto-flow</w:t>
+            </w:r>
+            <w:r>
+              <w:rPr>
+                <w:sz w:val="24"/>
+                <w:szCs w:val="24"/>
+              </w:rPr>
+              <w:t> properties</w:t>
+            </w:r>
+          </w:p>
+        </w:tc>
+      </w:tr>
+      <w:tr>
+        <w:trPr>
+          <w:trHeight w:val="804"/>
+        </w:trPr>
+        <w:tc>
+          <w:tcPr>
+            <w:tcW w:w="1972" w:type="dxa"/>
+            <w:shd w:val="clear" w:color="auto" w:fill="FFFFFF"/>
+            <w:tcMar>
+              <w:top w:w="120" w:type="dxa"/>
+              <w:left w:w="240" w:type="dxa"/>
+              <w:bottom w:w="120" w:type="dxa"/>
+              <w:right w:w="120" w:type="dxa"/>
+            </w:tcMar>
+            <w:hideMark/>
+          </w:tcPr>
+          <w:p>
+            <w:pPr>
+              <w:rPr>
+                <w:sz w:val="24"/>
+                <w:szCs w:val="24"/>
+              </w:rPr>
+            </w:pPr>
+            <w:hyperlink r:id="rId120" w:history="1">
+              <w:r>
+                <w:rPr>
+                  <w:rStyle w:val="Hyperlink"/>
+                  <w:sz w:val="24"/>
+                  <w:szCs w:val="24"/>
+                </w:rPr>
+                <w:t>grid-area</w:t>
+              </w:r>
+            </w:hyperlink>
+          </w:p>
+        </w:tc>
+        <w:tc>
+          <w:tcPr>
+            <w:tcW w:w="8803" w:type="dxa"/>
+            <w:shd w:val="clear" w:color="auto" w:fill="FFFFFF"/>
+            <w:tcMar>
+              <w:top w:w="120" w:type="dxa"/>
+              <w:left w:w="120" w:type="dxa"/>
+              <w:bottom w:w="120" w:type="dxa"/>
+              <w:right w:w="120" w:type="dxa"/>
+            </w:tcMar>
+            <w:hideMark/>
+          </w:tcPr>
+          <w:p>
+            <w:pPr>
+              <w:rPr>
+                <w:sz w:val="24"/>
+                <w:szCs w:val="24"/>
+              </w:rPr>
+            </w:pPr>
+            <w:r>
+              <w:rPr>
+                <w:sz w:val="24"/>
+                <w:szCs w:val="24"/>
+              </w:rPr>
+              <w:t>Either specifies a name for the grid item, or this property is a shorthand property for the </w:t>
+            </w:r>
+            <w:r>
+              <w:rPr>
+                <w:i/>
+                <w:iCs/>
+                <w:sz w:val="24"/>
+                <w:szCs w:val="24"/>
+              </w:rPr>
+              <w:t>grid-row-start</w:t>
+            </w:r>
+            <w:r>
+              <w:rPr>
+                <w:sz w:val="24"/>
+                <w:szCs w:val="24"/>
+              </w:rPr>
+              <w:t>, </w:t>
+            </w:r>
+            <w:r>
+              <w:rPr>
+                <w:i/>
+                <w:iCs/>
+                <w:sz w:val="24"/>
+                <w:szCs w:val="24"/>
+              </w:rPr>
+              <w:t>grid-column-start</w:t>
+            </w:r>
+            <w:r>
+              <w:rPr>
+                <w:sz w:val="24"/>
+                <w:szCs w:val="24"/>
+              </w:rPr>
+              <w:t>, </w:t>
+            </w:r>
+            <w:r>
+              <w:rPr>
+                <w:i/>
+                <w:iCs/>
+                <w:sz w:val="24"/>
+                <w:szCs w:val="24"/>
+              </w:rPr>
+              <w:t>grid-row-end</w:t>
+            </w:r>
+            <w:r>
+              <w:rPr>
+                <w:sz w:val="24"/>
+                <w:szCs w:val="24"/>
+              </w:rPr>
+              <w:t>, and </w:t>
+            </w:r>
+            <w:r>
+              <w:rPr>
+                <w:i/>
+                <w:iCs/>
+                <w:sz w:val="24"/>
+                <w:szCs w:val="24"/>
+              </w:rPr>
+              <w:t>grid-column-end</w:t>
+            </w:r>
+            <w:r>
+              <w:rPr>
+                <w:sz w:val="24"/>
+                <w:szCs w:val="24"/>
+              </w:rPr>
+              <w:t> properties</w:t>
+            </w:r>
+          </w:p>
+        </w:tc>
+      </w:tr>
+      <w:tr>
+        <w:trPr>
+          <w:trHeight w:val="485"/>
+        </w:trPr>
+        <w:tc>
+          <w:tcPr>
+            <w:tcW w:w="1972" w:type="dxa"/>
+            <w:shd w:val="clear" w:color="auto" w:fill="EBEDEE"/>
+            <w:tcMar>
+              <w:top w:w="120" w:type="dxa"/>
+              <w:left w:w="240" w:type="dxa"/>
+              <w:bottom w:w="120" w:type="dxa"/>
+              <w:right w:w="120" w:type="dxa"/>
+            </w:tcMar>
+            <w:hideMark/>
+          </w:tcPr>
+          <w:p>
+            <w:pPr>
+              <w:rPr>
+                <w:sz w:val="24"/>
+                <w:szCs w:val="24"/>
+              </w:rPr>
+            </w:pPr>
+            <w:hyperlink r:id="rId121" w:history="1">
+              <w:r>
+                <w:rPr>
+                  <w:rStyle w:val="Hyperlink"/>
+                  <w:sz w:val="24"/>
+                  <w:szCs w:val="24"/>
+                </w:rPr>
+                <w:t>grid-auto-columns</w:t>
+              </w:r>
+            </w:hyperlink>
+          </w:p>
+        </w:tc>
+        <w:tc>
+          <w:tcPr>
+            <w:tcW w:w="8803" w:type="dxa"/>
+            <w:shd w:val="clear" w:color="auto" w:fill="EBEDEE"/>
+            <w:tcMar>
+              <w:top w:w="120" w:type="dxa"/>
+              <w:left w:w="120" w:type="dxa"/>
+              <w:bottom w:w="120" w:type="dxa"/>
+              <w:right w:w="120" w:type="dxa"/>
+            </w:tcMar>
+            <w:hideMark/>
+          </w:tcPr>
+          <w:p>
+            <w:pPr>
+              <w:rPr>
+                <w:sz w:val="24"/>
+                <w:szCs w:val="24"/>
+              </w:rPr>
+            </w:pPr>
+            <w:r>
+              <w:rPr>
+                <w:sz w:val="24"/>
+                <w:szCs w:val="24"/>
+              </w:rPr>
+              <w:t>Specifies a default column size</w:t>
+            </w:r>
+          </w:p>
+        </w:tc>
+      </w:tr>
+      <w:tr>
+        <w:trPr>
+          <w:trHeight w:val="470"/>
+        </w:trPr>
+        <w:tc>
+          <w:tcPr>
+            <w:tcW w:w="1972" w:type="dxa"/>
+            <w:shd w:val="clear" w:color="auto" w:fill="FFFFFF"/>
+            <w:tcMar>
+              <w:top w:w="120" w:type="dxa"/>
+              <w:left w:w="240" w:type="dxa"/>
+              <w:bottom w:w="120" w:type="dxa"/>
+              <w:right w:w="120" w:type="dxa"/>
+            </w:tcMar>
+            <w:hideMark/>
+          </w:tcPr>
+          <w:p>
+            <w:pPr>
+              <w:rPr>
+                <w:sz w:val="24"/>
+                <w:szCs w:val="24"/>
+              </w:rPr>
+            </w:pPr>
+            <w:hyperlink r:id="rId122" w:history="1">
+              <w:r>
+                <w:rPr>
+                  <w:rStyle w:val="Hyperlink"/>
+                  <w:sz w:val="24"/>
+                  <w:szCs w:val="24"/>
+                </w:rPr>
+                <w:t>grid-auto-flow</w:t>
+              </w:r>
+            </w:hyperlink>
+          </w:p>
+        </w:tc>
+        <w:tc>
+          <w:tcPr>
+            <w:tcW w:w="8803" w:type="dxa"/>
+            <w:shd w:val="clear" w:color="auto" w:fill="FFFFFF"/>
+            <w:tcMar>
+              <w:top w:w="120" w:type="dxa"/>
+              <w:left w:w="120" w:type="dxa"/>
+              <w:bottom w:w="120" w:type="dxa"/>
+              <w:right w:w="120" w:type="dxa"/>
+            </w:tcMar>
+            <w:hideMark/>
+          </w:tcPr>
+          <w:p>
+            <w:pPr>
+              <w:rPr>
+                <w:sz w:val="24"/>
+                <w:szCs w:val="24"/>
+              </w:rPr>
+            </w:pPr>
+            <w:r>
+              <w:rPr>
+                <w:sz w:val="24"/>
+                <w:szCs w:val="24"/>
+              </w:rPr>
+              <w:t>Specifies how auto-placed items are inserted in the grid</w:t>
+            </w:r>
+          </w:p>
+        </w:tc>
+      </w:tr>
+      <w:tr>
+        <w:trPr>
+          <w:trHeight w:val="485"/>
+        </w:trPr>
+        <w:tc>
+          <w:tcPr>
+            <w:tcW w:w="1972" w:type="dxa"/>
+            <w:shd w:val="clear" w:color="auto" w:fill="EBEDEE"/>
+            <w:tcMar>
+              <w:top w:w="120" w:type="dxa"/>
+              <w:left w:w="240" w:type="dxa"/>
+              <w:bottom w:w="120" w:type="dxa"/>
+              <w:right w:w="120" w:type="dxa"/>
+            </w:tcMar>
+            <w:hideMark/>
+          </w:tcPr>
+          <w:p>
+            <w:pPr>
+              <w:rPr>
+                <w:sz w:val="24"/>
+                <w:szCs w:val="24"/>
+              </w:rPr>
+            </w:pPr>
+            <w:hyperlink r:id="rId123" w:history="1">
+              <w:r>
+                <w:rPr>
+                  <w:rStyle w:val="Hyperlink"/>
+                  <w:sz w:val="24"/>
+                  <w:szCs w:val="24"/>
+                </w:rPr>
+                <w:t>grid-auto-rows</w:t>
+              </w:r>
+            </w:hyperlink>
+          </w:p>
+        </w:tc>
+        <w:tc>
+          <w:tcPr>
+            <w:tcW w:w="8803" w:type="dxa"/>
+            <w:shd w:val="clear" w:color="auto" w:fill="EBEDEE"/>
+            <w:tcMar>
+              <w:top w:w="120" w:type="dxa"/>
+              <w:left w:w="120" w:type="dxa"/>
+              <w:bottom w:w="120" w:type="dxa"/>
+              <w:right w:w="120" w:type="dxa"/>
+            </w:tcMar>
+            <w:hideMark/>
+          </w:tcPr>
+          <w:p>
+            <w:pPr>
+              <w:rPr>
+                <w:sz w:val="24"/>
+                <w:szCs w:val="24"/>
+              </w:rPr>
+            </w:pPr>
+            <w:r>
+              <w:rPr>
+                <w:sz w:val="24"/>
+                <w:szCs w:val="24"/>
+              </w:rPr>
+              <w:t>Specifies a default row size</w:t>
+            </w:r>
+          </w:p>
+        </w:tc>
+      </w:tr>
+      <w:tr>
+        <w:trPr>
+          <w:trHeight w:val="485"/>
+        </w:trPr>
+        <w:tc>
+          <w:tcPr>
+            <w:tcW w:w="1972" w:type="dxa"/>
+            <w:shd w:val="clear" w:color="auto" w:fill="FFFFFF"/>
+            <w:tcMar>
+              <w:top w:w="120" w:type="dxa"/>
+              <w:left w:w="240" w:type="dxa"/>
+              <w:bottom w:w="120" w:type="dxa"/>
+              <w:right w:w="120" w:type="dxa"/>
+            </w:tcMar>
+            <w:hideMark/>
+          </w:tcPr>
+          <w:p>
+            <w:pPr>
+              <w:rPr>
+                <w:sz w:val="24"/>
+                <w:szCs w:val="24"/>
+              </w:rPr>
+            </w:pPr>
+            <w:hyperlink r:id="rId124" w:history="1">
+              <w:r>
+                <w:rPr>
+                  <w:rStyle w:val="Hyperlink"/>
+                  <w:sz w:val="24"/>
+                  <w:szCs w:val="24"/>
+                </w:rPr>
+                <w:t>grid-column</w:t>
+              </w:r>
+            </w:hyperlink>
+          </w:p>
+        </w:tc>
+        <w:tc>
+          <w:tcPr>
+            <w:tcW w:w="8803" w:type="dxa"/>
+            <w:shd w:val="clear" w:color="auto" w:fill="FFFFFF"/>
+            <w:tcMar>
+              <w:top w:w="120" w:type="dxa"/>
+              <w:left w:w="120" w:type="dxa"/>
+              <w:bottom w:w="120" w:type="dxa"/>
+              <w:right w:w="120" w:type="dxa"/>
+            </w:tcMar>
+            <w:hideMark/>
+          </w:tcPr>
+          <w:p>
+            <w:pPr>
+              <w:rPr>
+                <w:sz w:val="24"/>
+                <w:szCs w:val="24"/>
+              </w:rPr>
+            </w:pPr>
+            <w:r>
+              <w:rPr>
+                <w:sz w:val="24"/>
+                <w:szCs w:val="24"/>
+              </w:rPr>
+              <w:t>A shorthand property for the </w:t>
+            </w:r>
+            <w:r>
+              <w:rPr>
+                <w:i/>
+                <w:iCs/>
+                <w:sz w:val="24"/>
+                <w:szCs w:val="24"/>
+              </w:rPr>
+              <w:t>grid-column-start</w:t>
+            </w:r>
+            <w:r>
+              <w:rPr>
+                <w:sz w:val="24"/>
+                <w:szCs w:val="24"/>
+              </w:rPr>
+              <w:t> and the </w:t>
+            </w:r>
+            <w:r>
+              <w:rPr>
+                <w:i/>
+                <w:iCs/>
+                <w:sz w:val="24"/>
+                <w:szCs w:val="24"/>
+              </w:rPr>
+              <w:t>grid-column-end</w:t>
+            </w:r>
+            <w:r>
+              <w:rPr>
+                <w:sz w:val="24"/>
+                <w:szCs w:val="24"/>
+              </w:rPr>
+              <w:t> properties</w:t>
+            </w:r>
+          </w:p>
+        </w:tc>
+      </w:tr>
+      <w:tr>
+        <w:trPr>
+          <w:trHeight w:val="485"/>
+        </w:trPr>
+        <w:tc>
+          <w:tcPr>
+            <w:tcW w:w="1972" w:type="dxa"/>
+            <w:shd w:val="clear" w:color="auto" w:fill="EBEDEE"/>
+            <w:tcMar>
+              <w:top w:w="120" w:type="dxa"/>
+              <w:left w:w="240" w:type="dxa"/>
+              <w:bottom w:w="120" w:type="dxa"/>
+              <w:right w:w="120" w:type="dxa"/>
+            </w:tcMar>
+            <w:hideMark/>
+          </w:tcPr>
+          <w:p>
+            <w:pPr>
+              <w:rPr>
+                <w:sz w:val="24"/>
+                <w:szCs w:val="24"/>
+              </w:rPr>
+            </w:pPr>
+            <w:hyperlink r:id="rId125" w:history="1">
+              <w:r>
+                <w:rPr>
+                  <w:rStyle w:val="Hyperlink"/>
+                  <w:sz w:val="24"/>
+                  <w:szCs w:val="24"/>
+                </w:rPr>
+                <w:t>grid-column-end</w:t>
+              </w:r>
+            </w:hyperlink>
+          </w:p>
+        </w:tc>
+        <w:tc>
+          <w:tcPr>
+            <w:tcW w:w="8803" w:type="dxa"/>
+            <w:shd w:val="clear" w:color="auto" w:fill="EBEDEE"/>
+            <w:tcMar>
+              <w:top w:w="120" w:type="dxa"/>
+              <w:left w:w="120" w:type="dxa"/>
+              <w:bottom w:w="120" w:type="dxa"/>
+              <w:right w:w="120" w:type="dxa"/>
+            </w:tcMar>
+            <w:hideMark/>
+          </w:tcPr>
+          <w:p>
+            <w:pPr>
+              <w:rPr>
+                <w:sz w:val="24"/>
+                <w:szCs w:val="24"/>
+              </w:rPr>
+            </w:pPr>
+            <w:r>
+              <w:rPr>
+                <w:sz w:val="24"/>
+                <w:szCs w:val="24"/>
+              </w:rPr>
+              <w:t>Specifies where to end the grid item</w:t>
+            </w:r>
+          </w:p>
+        </w:tc>
+      </w:tr>
+      <w:tr>
+        <w:trPr>
+          <w:trHeight w:val="470"/>
+        </w:trPr>
+        <w:tc>
+          <w:tcPr>
+            <w:tcW w:w="1972" w:type="dxa"/>
+            <w:shd w:val="clear" w:color="auto" w:fill="FFFFFF"/>
+            <w:tcMar>
+              <w:top w:w="120" w:type="dxa"/>
+              <w:left w:w="240" w:type="dxa"/>
+              <w:bottom w:w="120" w:type="dxa"/>
+              <w:right w:w="120" w:type="dxa"/>
+            </w:tcMar>
+            <w:hideMark/>
+          </w:tcPr>
+          <w:p>
+            <w:pPr>
+              <w:rPr>
+                <w:sz w:val="24"/>
+                <w:szCs w:val="24"/>
+              </w:rPr>
+            </w:pPr>
+            <w:hyperlink r:id="rId126" w:history="1">
+              <w:r>
+                <w:rPr>
+                  <w:rStyle w:val="Hyperlink"/>
+                  <w:sz w:val="24"/>
+                  <w:szCs w:val="24"/>
+                </w:rPr>
+                <w:t>grid-column-start</w:t>
+              </w:r>
+            </w:hyperlink>
+          </w:p>
+        </w:tc>
+        <w:tc>
+          <w:tcPr>
+            <w:tcW w:w="8803" w:type="dxa"/>
+            <w:shd w:val="clear" w:color="auto" w:fill="FFFFFF"/>
+            <w:tcMar>
+              <w:top w:w="120" w:type="dxa"/>
+              <w:left w:w="120" w:type="dxa"/>
+              <w:bottom w:w="120" w:type="dxa"/>
+              <w:right w:w="120" w:type="dxa"/>
+            </w:tcMar>
+            <w:hideMark/>
+          </w:tcPr>
+          <w:p>
+            <w:pPr>
+              <w:rPr>
+                <w:sz w:val="24"/>
+                <w:szCs w:val="24"/>
+              </w:rPr>
+            </w:pPr>
+            <w:r>
+              <w:rPr>
+                <w:sz w:val="24"/>
+                <w:szCs w:val="24"/>
+              </w:rPr>
+              <w:t>Specifies where to start the grid item</w:t>
+            </w:r>
+          </w:p>
+        </w:tc>
+      </w:tr>
+      <w:tr>
+        <w:trPr>
+          <w:trHeight w:val="485"/>
+        </w:trPr>
+        <w:tc>
+          <w:tcPr>
+            <w:tcW w:w="1972" w:type="dxa"/>
+            <w:shd w:val="clear" w:color="auto" w:fill="EBEDEE"/>
+            <w:tcMar>
+              <w:top w:w="120" w:type="dxa"/>
+              <w:left w:w="240" w:type="dxa"/>
+              <w:bottom w:w="120" w:type="dxa"/>
+              <w:right w:w="120" w:type="dxa"/>
+            </w:tcMar>
+            <w:hideMark/>
+          </w:tcPr>
+          <w:p>
+            <w:pPr>
+              <w:rPr>
+                <w:sz w:val="24"/>
+                <w:szCs w:val="24"/>
+              </w:rPr>
+            </w:pPr>
+            <w:hyperlink r:id="rId127" w:history="1">
+              <w:r>
+                <w:rPr>
+                  <w:rStyle w:val="Hyperlink"/>
+                  <w:sz w:val="24"/>
+                  <w:szCs w:val="24"/>
+                </w:rPr>
+                <w:t>grid-row</w:t>
+              </w:r>
+            </w:hyperlink>
+          </w:p>
+        </w:tc>
+        <w:tc>
+          <w:tcPr>
+            <w:tcW w:w="8803" w:type="dxa"/>
+            <w:shd w:val="clear" w:color="auto" w:fill="EBEDEE"/>
+            <w:tcMar>
+              <w:top w:w="120" w:type="dxa"/>
+              <w:left w:w="120" w:type="dxa"/>
+              <w:bottom w:w="120" w:type="dxa"/>
+              <w:right w:w="120" w:type="dxa"/>
+            </w:tcMar>
+            <w:hideMark/>
+          </w:tcPr>
+          <w:p>
+            <w:pPr>
+              <w:rPr>
+                <w:sz w:val="24"/>
+                <w:szCs w:val="24"/>
+              </w:rPr>
+            </w:pPr>
+            <w:r>
+              <w:rPr>
+                <w:sz w:val="24"/>
+                <w:szCs w:val="24"/>
+              </w:rPr>
+              <w:t>A shorthand property for the </w:t>
+            </w:r>
+            <w:r>
+              <w:rPr>
+                <w:i/>
+                <w:iCs/>
+                <w:sz w:val="24"/>
+                <w:szCs w:val="24"/>
+              </w:rPr>
+              <w:t>grid-row-start</w:t>
+            </w:r>
+            <w:r>
+              <w:rPr>
+                <w:sz w:val="24"/>
+                <w:szCs w:val="24"/>
+              </w:rPr>
+              <w:t> and the </w:t>
+            </w:r>
+            <w:r>
+              <w:rPr>
+                <w:i/>
+                <w:iCs/>
+                <w:sz w:val="24"/>
+                <w:szCs w:val="24"/>
+              </w:rPr>
+              <w:t>grid-row-end</w:t>
+            </w:r>
+            <w:r>
+              <w:rPr>
+                <w:sz w:val="24"/>
+                <w:szCs w:val="24"/>
+              </w:rPr>
+              <w:t> properties</w:t>
+            </w:r>
+          </w:p>
+        </w:tc>
+      </w:tr>
+      <w:tr>
+        <w:trPr>
+          <w:trHeight w:val="470"/>
+        </w:trPr>
+        <w:tc>
+          <w:tcPr>
+            <w:tcW w:w="1972" w:type="dxa"/>
+            <w:shd w:val="clear" w:color="auto" w:fill="FFFFFF"/>
+            <w:tcMar>
+              <w:top w:w="120" w:type="dxa"/>
+              <w:left w:w="240" w:type="dxa"/>
+              <w:bottom w:w="120" w:type="dxa"/>
+              <w:right w:w="120" w:type="dxa"/>
+            </w:tcMar>
+            <w:hideMark/>
+          </w:tcPr>
+          <w:p>
+            <w:pPr>
+              <w:rPr>
+                <w:sz w:val="24"/>
+                <w:szCs w:val="24"/>
+              </w:rPr>
+            </w:pPr>
+            <w:hyperlink r:id="rId128" w:history="1">
+              <w:r>
+                <w:rPr>
+                  <w:rStyle w:val="Hyperlink"/>
+                  <w:sz w:val="24"/>
+                  <w:szCs w:val="24"/>
+                </w:rPr>
+                <w:t>grid-row-end</w:t>
+              </w:r>
+            </w:hyperlink>
+          </w:p>
+        </w:tc>
+        <w:tc>
+          <w:tcPr>
+            <w:tcW w:w="8803" w:type="dxa"/>
+            <w:shd w:val="clear" w:color="auto" w:fill="FFFFFF"/>
+            <w:tcMar>
+              <w:top w:w="120" w:type="dxa"/>
+              <w:left w:w="120" w:type="dxa"/>
+              <w:bottom w:w="120" w:type="dxa"/>
+              <w:right w:w="120" w:type="dxa"/>
+            </w:tcMar>
+            <w:hideMark/>
+          </w:tcPr>
+          <w:p>
+            <w:pPr>
+              <w:rPr>
+                <w:sz w:val="24"/>
+                <w:szCs w:val="24"/>
+              </w:rPr>
+            </w:pPr>
+            <w:r>
+              <w:rPr>
+                <w:sz w:val="24"/>
+                <w:szCs w:val="24"/>
+              </w:rPr>
+              <w:t>Specifies where to end the grid item</w:t>
+            </w:r>
+          </w:p>
+        </w:tc>
+      </w:tr>
+      <w:tr>
+        <w:trPr>
+          <w:trHeight w:val="485"/>
+        </w:trPr>
+        <w:tc>
+          <w:tcPr>
+            <w:tcW w:w="1972" w:type="dxa"/>
+            <w:shd w:val="clear" w:color="auto" w:fill="EBEDEE"/>
+            <w:tcMar>
+              <w:top w:w="120" w:type="dxa"/>
+              <w:left w:w="240" w:type="dxa"/>
+              <w:bottom w:w="120" w:type="dxa"/>
+              <w:right w:w="120" w:type="dxa"/>
+            </w:tcMar>
+            <w:hideMark/>
+          </w:tcPr>
+          <w:p>
+            <w:pPr>
+              <w:rPr>
+                <w:sz w:val="24"/>
+                <w:szCs w:val="24"/>
+              </w:rPr>
+            </w:pPr>
+            <w:hyperlink r:id="rId129" w:history="1">
+              <w:r>
+                <w:rPr>
+                  <w:rStyle w:val="Hyperlink"/>
+                  <w:sz w:val="24"/>
+                  <w:szCs w:val="24"/>
+                </w:rPr>
+                <w:t>grid-row-start</w:t>
+              </w:r>
+            </w:hyperlink>
+          </w:p>
+        </w:tc>
+        <w:tc>
+          <w:tcPr>
+            <w:tcW w:w="8803" w:type="dxa"/>
+            <w:shd w:val="clear" w:color="auto" w:fill="EBEDEE"/>
+            <w:tcMar>
+              <w:top w:w="120" w:type="dxa"/>
+              <w:left w:w="120" w:type="dxa"/>
+              <w:bottom w:w="120" w:type="dxa"/>
+              <w:right w:w="120" w:type="dxa"/>
+            </w:tcMar>
+            <w:hideMark/>
+          </w:tcPr>
+          <w:p>
+            <w:pPr>
+              <w:rPr>
+                <w:sz w:val="24"/>
+                <w:szCs w:val="24"/>
+              </w:rPr>
+            </w:pPr>
+            <w:r>
+              <w:rPr>
+                <w:sz w:val="24"/>
+                <w:szCs w:val="24"/>
+              </w:rPr>
+              <w:t>Specifies where to start the grid item</w:t>
+            </w:r>
+          </w:p>
+        </w:tc>
+      </w:tr>
+      <w:tr>
+        <w:trPr>
+          <w:trHeight w:val="485"/>
+        </w:trPr>
+        <w:tc>
+          <w:tcPr>
+            <w:tcW w:w="1972" w:type="dxa"/>
+            <w:shd w:val="clear" w:color="auto" w:fill="FFFFFF"/>
+            <w:tcMar>
+              <w:top w:w="120" w:type="dxa"/>
+              <w:left w:w="240" w:type="dxa"/>
+              <w:bottom w:w="120" w:type="dxa"/>
+              <w:right w:w="120" w:type="dxa"/>
+            </w:tcMar>
+            <w:hideMark/>
+          </w:tcPr>
+          <w:p>
+            <w:pPr>
+              <w:rPr>
+                <w:sz w:val="24"/>
+                <w:szCs w:val="24"/>
+              </w:rPr>
+            </w:pPr>
+            <w:hyperlink r:id="rId130" w:history="1">
+              <w:r>
+                <w:rPr>
+                  <w:rStyle w:val="Hyperlink"/>
+                  <w:sz w:val="24"/>
+                  <w:szCs w:val="24"/>
+                </w:rPr>
+                <w:t>grid-template</w:t>
+              </w:r>
+            </w:hyperlink>
+          </w:p>
+        </w:tc>
+        <w:tc>
+          <w:tcPr>
+            <w:tcW w:w="8803" w:type="dxa"/>
+            <w:shd w:val="clear" w:color="auto" w:fill="FFFFFF"/>
+            <w:tcMar>
+              <w:top w:w="120" w:type="dxa"/>
+              <w:left w:w="120" w:type="dxa"/>
+              <w:bottom w:w="120" w:type="dxa"/>
+              <w:right w:w="120" w:type="dxa"/>
+            </w:tcMar>
+            <w:hideMark/>
+          </w:tcPr>
+          <w:p>
+            <w:pPr>
+              <w:rPr>
+                <w:sz w:val="24"/>
+                <w:szCs w:val="24"/>
+              </w:rPr>
+            </w:pPr>
+            <w:r>
+              <w:rPr>
+                <w:sz w:val="24"/>
+                <w:szCs w:val="24"/>
+              </w:rPr>
+              <w:t>A shorthand property for the </w:t>
+            </w:r>
+            <w:r>
+              <w:rPr>
+                <w:i/>
+                <w:iCs/>
+                <w:sz w:val="24"/>
+                <w:szCs w:val="24"/>
+              </w:rPr>
+              <w:t>grid-template-rows</w:t>
+            </w:r>
+            <w:r>
+              <w:rPr>
+                <w:sz w:val="24"/>
+                <w:szCs w:val="24"/>
+              </w:rPr>
+              <w:t>, </w:t>
+            </w:r>
+            <w:r>
+              <w:rPr>
+                <w:i/>
+                <w:iCs/>
+                <w:sz w:val="24"/>
+                <w:szCs w:val="24"/>
+              </w:rPr>
+              <w:t>grid-template-columns</w:t>
+            </w:r>
+            <w:r>
+              <w:rPr>
+                <w:sz w:val="24"/>
+                <w:szCs w:val="24"/>
+              </w:rPr>
+              <w:t> and </w:t>
+            </w:r>
+            <w:r>
+              <w:rPr>
+                <w:i/>
+                <w:iCs/>
+                <w:sz w:val="24"/>
+                <w:szCs w:val="24"/>
+              </w:rPr>
+              <w:t>grid-areas</w:t>
+            </w:r>
+            <w:r>
+              <w:rPr>
+                <w:sz w:val="24"/>
+                <w:szCs w:val="24"/>
+              </w:rPr>
+              <w:t> properties</w:t>
+            </w:r>
+          </w:p>
+        </w:tc>
+      </w:tr>
+      <w:tr>
+        <w:trPr>
+          <w:trHeight w:val="485"/>
+        </w:trPr>
+        <w:tc>
+          <w:tcPr>
+            <w:tcW w:w="1972" w:type="dxa"/>
+            <w:shd w:val="clear" w:color="auto" w:fill="EBEDEE"/>
+            <w:tcMar>
+              <w:top w:w="120" w:type="dxa"/>
+              <w:left w:w="240" w:type="dxa"/>
+              <w:bottom w:w="120" w:type="dxa"/>
+              <w:right w:w="120" w:type="dxa"/>
+            </w:tcMar>
+            <w:hideMark/>
+          </w:tcPr>
+          <w:p>
+            <w:pPr>
+              <w:rPr>
+                <w:sz w:val="24"/>
+                <w:szCs w:val="24"/>
+              </w:rPr>
+            </w:pPr>
+            <w:hyperlink r:id="rId131" w:history="1">
+              <w:r>
+                <w:rPr>
+                  <w:rStyle w:val="Hyperlink"/>
+                  <w:sz w:val="24"/>
+                  <w:szCs w:val="24"/>
+                </w:rPr>
+                <w:t>grid-template-areas</w:t>
+              </w:r>
+            </w:hyperlink>
+          </w:p>
+        </w:tc>
+        <w:tc>
+          <w:tcPr>
+            <w:tcW w:w="8803" w:type="dxa"/>
+            <w:shd w:val="clear" w:color="auto" w:fill="EBEDEE"/>
+            <w:tcMar>
+              <w:top w:w="120" w:type="dxa"/>
+              <w:left w:w="120" w:type="dxa"/>
+              <w:bottom w:w="120" w:type="dxa"/>
+              <w:right w:w="120" w:type="dxa"/>
+            </w:tcMar>
+            <w:hideMark/>
+          </w:tcPr>
+          <w:p>
+            <w:pPr>
+              <w:rPr>
+                <w:sz w:val="24"/>
+                <w:szCs w:val="24"/>
+              </w:rPr>
+            </w:pPr>
+            <w:r>
+              <w:rPr>
+                <w:sz w:val="24"/>
+                <w:szCs w:val="24"/>
+              </w:rPr>
+              <w:t>Specifies how to display columns and rows, using named grid items</w:t>
+            </w:r>
+          </w:p>
+        </w:tc>
+      </w:tr>
+      <w:tr>
+        <w:trPr>
+          <w:trHeight w:val="470"/>
+        </w:trPr>
+        <w:tc>
+          <w:tcPr>
+            <w:tcW w:w="1972" w:type="dxa"/>
+            <w:shd w:val="clear" w:color="auto" w:fill="FFFFFF"/>
+            <w:tcMar>
+              <w:top w:w="120" w:type="dxa"/>
+              <w:left w:w="240" w:type="dxa"/>
+              <w:bottom w:w="120" w:type="dxa"/>
+              <w:right w:w="120" w:type="dxa"/>
+            </w:tcMar>
+            <w:hideMark/>
+          </w:tcPr>
+          <w:p>
+            <w:pPr>
+              <w:rPr>
+                <w:sz w:val="24"/>
+                <w:szCs w:val="24"/>
+              </w:rPr>
+            </w:pPr>
+            <w:hyperlink r:id="rId132" w:history="1">
+              <w:r>
+                <w:rPr>
+                  <w:rStyle w:val="Hyperlink"/>
+                  <w:sz w:val="24"/>
+                  <w:szCs w:val="24"/>
+                </w:rPr>
+                <w:t>grid-template-columns</w:t>
+              </w:r>
+            </w:hyperlink>
+          </w:p>
+        </w:tc>
+        <w:tc>
+          <w:tcPr>
+            <w:tcW w:w="8803" w:type="dxa"/>
+            <w:shd w:val="clear" w:color="auto" w:fill="FFFFFF"/>
+            <w:tcMar>
+              <w:top w:w="120" w:type="dxa"/>
+              <w:left w:w="120" w:type="dxa"/>
+              <w:bottom w:w="120" w:type="dxa"/>
+              <w:right w:w="120" w:type="dxa"/>
+            </w:tcMar>
+            <w:hideMark/>
+          </w:tcPr>
+          <w:p>
+            <w:pPr>
+              <w:rPr>
+                <w:sz w:val="24"/>
+                <w:szCs w:val="24"/>
+              </w:rPr>
+            </w:pPr>
+            <w:r>
+              <w:rPr>
+                <w:sz w:val="24"/>
+                <w:szCs w:val="24"/>
+              </w:rPr>
+              <w:t>Specifies the size of the columns, and how many columns in a grid layout</w:t>
+            </w:r>
+          </w:p>
+        </w:tc>
+      </w:tr>
+      <w:tr>
+        <w:trPr>
+          <w:trHeight w:val="485"/>
+        </w:trPr>
+        <w:tc>
+          <w:tcPr>
+            <w:tcW w:w="1972" w:type="dxa"/>
+            <w:shd w:val="clear" w:color="auto" w:fill="EBEDEE"/>
+            <w:tcMar>
+              <w:top w:w="120" w:type="dxa"/>
+              <w:left w:w="240" w:type="dxa"/>
+              <w:bottom w:w="120" w:type="dxa"/>
+              <w:right w:w="120" w:type="dxa"/>
+            </w:tcMar>
+            <w:hideMark/>
+          </w:tcPr>
+          <w:p>
+            <w:pPr>
+              <w:rPr>
+                <w:sz w:val="24"/>
+                <w:szCs w:val="24"/>
+              </w:rPr>
+            </w:pPr>
+            <w:hyperlink r:id="rId133" w:history="1">
+              <w:r>
+                <w:rPr>
+                  <w:rStyle w:val="Hyperlink"/>
+                  <w:sz w:val="24"/>
+                  <w:szCs w:val="24"/>
+                </w:rPr>
+                <w:t>grid-template-rows</w:t>
+              </w:r>
+            </w:hyperlink>
+          </w:p>
+        </w:tc>
+        <w:tc>
+          <w:tcPr>
+            <w:tcW w:w="8803" w:type="dxa"/>
+            <w:shd w:val="clear" w:color="auto" w:fill="EBEDEE"/>
+            <w:tcMar>
+              <w:top w:w="120" w:type="dxa"/>
+              <w:left w:w="120" w:type="dxa"/>
+              <w:bottom w:w="120" w:type="dxa"/>
+              <w:right w:w="120" w:type="dxa"/>
+            </w:tcMar>
+            <w:hideMark/>
+          </w:tcPr>
+          <w:p>
+            <w:pPr>
+              <w:rPr>
+                <w:sz w:val="24"/>
+                <w:szCs w:val="24"/>
+              </w:rPr>
+            </w:pPr>
+            <w:r>
+              <w:rPr>
+                <w:sz w:val="24"/>
+                <w:szCs w:val="24"/>
+              </w:rPr>
+              <w:t>Specifies the size of the rows in a grid layout</w:t>
+            </w:r>
+          </w:p>
+        </w:tc>
+      </w:tr>
+      <w:tr>
+        <w:trPr>
+          <w:trHeight w:val="485"/>
+        </w:trPr>
+        <w:tc>
+          <w:tcPr>
+            <w:tcW w:w="1972" w:type="dxa"/>
+            <w:shd w:val="clear" w:color="auto" w:fill="FFFFFF"/>
+            <w:tcMar>
+              <w:top w:w="120" w:type="dxa"/>
+              <w:left w:w="240" w:type="dxa"/>
+              <w:bottom w:w="120" w:type="dxa"/>
+              <w:right w:w="120" w:type="dxa"/>
+            </w:tcMar>
+            <w:hideMark/>
+          </w:tcPr>
+          <w:p>
+            <w:pPr>
+              <w:rPr>
+                <w:sz w:val="24"/>
+                <w:szCs w:val="24"/>
+              </w:rPr>
+            </w:pPr>
+            <w:hyperlink r:id="rId134" w:history="1">
+              <w:r>
+                <w:rPr>
+                  <w:rStyle w:val="Hyperlink"/>
+                  <w:sz w:val="24"/>
+                  <w:szCs w:val="24"/>
+                </w:rPr>
+                <w:t>justify-content</w:t>
+              </w:r>
+            </w:hyperlink>
+          </w:p>
+        </w:tc>
+        <w:tc>
+          <w:tcPr>
+            <w:tcW w:w="8803" w:type="dxa"/>
+            <w:shd w:val="clear" w:color="auto" w:fill="FFFFFF"/>
+            <w:tcMar>
+              <w:top w:w="120" w:type="dxa"/>
+              <w:left w:w="120" w:type="dxa"/>
+              <w:bottom w:w="120" w:type="dxa"/>
+              <w:right w:w="120" w:type="dxa"/>
+            </w:tcMar>
+            <w:hideMark/>
+          </w:tcPr>
+          <w:p>
+            <w:pPr>
+              <w:rPr>
+                <w:sz w:val="24"/>
+                <w:szCs w:val="24"/>
+              </w:rPr>
+            </w:pPr>
+            <w:r>
+              <w:rPr>
+                <w:sz w:val="24"/>
+                <w:szCs w:val="24"/>
+              </w:rPr>
+              <w:t>Horizontally aligns the whole grid inside the container (when total grid size is smaller than container)</w:t>
+            </w:r>
+          </w:p>
+        </w:tc>
+      </w:tr>
+      <w:tr>
+        <w:trPr>
+          <w:trHeight w:val="485"/>
+        </w:trPr>
+        <w:tc>
+          <w:tcPr>
+            <w:tcW w:w="1972" w:type="dxa"/>
+            <w:shd w:val="clear" w:color="auto" w:fill="EBEDEE"/>
+            <w:tcMar>
+              <w:top w:w="120" w:type="dxa"/>
+              <w:left w:w="240" w:type="dxa"/>
+              <w:bottom w:w="120" w:type="dxa"/>
+              <w:right w:w="120" w:type="dxa"/>
+            </w:tcMar>
+            <w:hideMark/>
+          </w:tcPr>
+          <w:p>
+            <w:pPr>
+              <w:rPr>
+                <w:sz w:val="24"/>
+                <w:szCs w:val="24"/>
+              </w:rPr>
+            </w:pPr>
+            <w:hyperlink r:id="rId135" w:history="1">
+              <w:r>
+                <w:rPr>
+                  <w:rStyle w:val="Hyperlink"/>
+                  <w:sz w:val="24"/>
+                  <w:szCs w:val="24"/>
+                </w:rPr>
+                <w:t>justify-self</w:t>
+              </w:r>
+            </w:hyperlink>
+          </w:p>
+        </w:tc>
+        <w:tc>
+          <w:tcPr>
+            <w:tcW w:w="8803" w:type="dxa"/>
+            <w:shd w:val="clear" w:color="auto" w:fill="EBEDEE"/>
+            <w:tcMar>
+              <w:top w:w="120" w:type="dxa"/>
+              <w:left w:w="120" w:type="dxa"/>
+              <w:bottom w:w="120" w:type="dxa"/>
+              <w:right w:w="120" w:type="dxa"/>
+            </w:tcMar>
+            <w:hideMark/>
+          </w:tcPr>
+          <w:p>
+            <w:pPr>
+              <w:rPr>
+                <w:sz w:val="24"/>
+                <w:szCs w:val="24"/>
+              </w:rPr>
+            </w:pPr>
+            <w:r>
+              <w:rPr>
+                <w:sz w:val="24"/>
+                <w:szCs w:val="24"/>
+              </w:rPr>
+              <w:t>Aligns the content for a specific grid item along the row axis</w:t>
+            </w:r>
+          </w:p>
+        </w:tc>
+      </w:tr>
+      <w:tr>
+        <w:trPr>
+          <w:trHeight w:val="470"/>
+        </w:trPr>
+        <w:tc>
+          <w:tcPr>
+            <w:tcW w:w="1972" w:type="dxa"/>
+            <w:shd w:val="clear" w:color="auto" w:fill="FFFFFF"/>
+            <w:tcMar>
+              <w:top w:w="120" w:type="dxa"/>
+              <w:left w:w="240" w:type="dxa"/>
+              <w:bottom w:w="120" w:type="dxa"/>
+              <w:right w:w="120" w:type="dxa"/>
+            </w:tcMar>
+            <w:hideMark/>
+          </w:tcPr>
+          <w:p>
+            <w:pPr>
+              <w:rPr>
+                <w:sz w:val="24"/>
+                <w:szCs w:val="24"/>
+              </w:rPr>
+            </w:pPr>
+            <w:hyperlink r:id="rId136" w:history="1">
+              <w:r>
+                <w:rPr>
+                  <w:rStyle w:val="Hyperlink"/>
+                  <w:sz w:val="24"/>
+                  <w:szCs w:val="24"/>
+                </w:rPr>
+                <w:t>place-self</w:t>
+              </w:r>
+            </w:hyperlink>
+          </w:p>
+        </w:tc>
+        <w:tc>
+          <w:tcPr>
+            <w:tcW w:w="8803" w:type="dxa"/>
+            <w:shd w:val="clear" w:color="auto" w:fill="FFFFFF"/>
+            <w:tcMar>
+              <w:top w:w="120" w:type="dxa"/>
+              <w:left w:w="120" w:type="dxa"/>
+              <w:bottom w:w="120" w:type="dxa"/>
+              <w:right w:w="120" w:type="dxa"/>
+            </w:tcMar>
+            <w:hideMark/>
+          </w:tcPr>
+          <w:p>
+            <w:pPr>
+              <w:rPr>
+                <w:sz w:val="24"/>
+                <w:szCs w:val="24"/>
+              </w:rPr>
+            </w:pPr>
+            <w:r>
+              <w:rPr>
+                <w:sz w:val="24"/>
+                <w:szCs w:val="24"/>
+              </w:rPr>
+              <w:t>A shorthand property for the </w:t>
+            </w:r>
+            <w:r>
+              <w:rPr>
+                <w:i/>
+                <w:iCs/>
+                <w:sz w:val="24"/>
+                <w:szCs w:val="24"/>
+              </w:rPr>
+              <w:t>align-self</w:t>
+            </w:r>
+            <w:r>
+              <w:rPr>
+                <w:sz w:val="24"/>
+                <w:szCs w:val="24"/>
+              </w:rPr>
+              <w:t> and the </w:t>
+            </w:r>
+            <w:r>
+              <w:rPr>
+                <w:i/>
+                <w:iCs/>
+                <w:sz w:val="24"/>
+                <w:szCs w:val="24"/>
+              </w:rPr>
+              <w:t>justify-self</w:t>
+            </w:r>
+            <w:r>
+              <w:rPr>
+                <w:sz w:val="24"/>
+                <w:szCs w:val="24"/>
+              </w:rPr>
+              <w:t> properties</w:t>
+            </w:r>
+          </w:p>
+        </w:tc>
+      </w:tr>
+      <w:tr>
+        <w:trPr>
+          <w:trHeight w:val="485"/>
+        </w:trPr>
+        <w:tc>
+          <w:tcPr>
+            <w:tcW w:w="1972" w:type="dxa"/>
+            <w:shd w:val="clear" w:color="auto" w:fill="EBEDEE"/>
+            <w:tcMar>
+              <w:top w:w="120" w:type="dxa"/>
+              <w:left w:w="240" w:type="dxa"/>
+              <w:bottom w:w="120" w:type="dxa"/>
+              <w:right w:w="120" w:type="dxa"/>
+            </w:tcMar>
+            <w:hideMark/>
+          </w:tcPr>
+          <w:p>
+            <w:pPr>
+              <w:rPr>
+                <w:sz w:val="24"/>
+                <w:szCs w:val="24"/>
+              </w:rPr>
+            </w:pPr>
+            <w:hyperlink r:id="rId137" w:history="1">
+              <w:r>
+                <w:rPr>
+                  <w:rStyle w:val="Hyperlink"/>
+                  <w:sz w:val="24"/>
+                  <w:szCs w:val="24"/>
+                </w:rPr>
+                <w:t>place-content</w:t>
+              </w:r>
+            </w:hyperlink>
+          </w:p>
+        </w:tc>
+        <w:tc>
+          <w:tcPr>
+            <w:tcW w:w="8803" w:type="dxa"/>
+            <w:shd w:val="clear" w:color="auto" w:fill="EBEDEE"/>
+            <w:tcMar>
+              <w:top w:w="120" w:type="dxa"/>
+              <w:left w:w="120" w:type="dxa"/>
+              <w:bottom w:w="120" w:type="dxa"/>
+              <w:right w:w="120" w:type="dxa"/>
+            </w:tcMar>
+            <w:hideMark/>
+          </w:tcPr>
+          <w:p>
+            <w:pPr>
+              <w:rPr>
+                <w:sz w:val="24"/>
+                <w:szCs w:val="24"/>
+              </w:rPr>
+            </w:pPr>
+            <w:r>
+              <w:rPr>
+                <w:sz w:val="24"/>
+                <w:szCs w:val="24"/>
+              </w:rPr>
+              <w:t>A shorthand property for the </w:t>
+            </w:r>
+            <w:r>
+              <w:rPr>
+                <w:i/>
+                <w:iCs/>
+                <w:sz w:val="24"/>
+                <w:szCs w:val="24"/>
+              </w:rPr>
+              <w:t>align-content</w:t>
+            </w:r>
+            <w:r>
+              <w:rPr>
+                <w:sz w:val="24"/>
+                <w:szCs w:val="24"/>
+              </w:rPr>
+              <w:t> and the </w:t>
+            </w:r>
+            <w:r>
+              <w:rPr>
+                <w:i/>
+                <w:iCs/>
+                <w:sz w:val="24"/>
+                <w:szCs w:val="24"/>
+              </w:rPr>
+              <w:t>justify-content</w:t>
+            </w:r>
+            <w:r>
+              <w:rPr>
+                <w:sz w:val="24"/>
+                <w:szCs w:val="24"/>
+              </w:rPr>
+              <w:t> properties</w:t>
+            </w:r>
+          </w:p>
+        </w:tc>
+      </w:tr>
+      <w:tr>
+        <w:trPr>
+          <w:trHeight w:val="485"/>
+        </w:trPr>
+        <w:tc>
+          <w:tcPr>
+            <w:tcW w:w="1972" w:type="dxa"/>
+            <w:shd w:val="clear" w:color="auto" w:fill="FFFFFF"/>
+            <w:tcMar>
+              <w:top w:w="120" w:type="dxa"/>
+              <w:left w:w="240" w:type="dxa"/>
+              <w:bottom w:w="120" w:type="dxa"/>
+              <w:right w:w="120" w:type="dxa"/>
+            </w:tcMar>
+            <w:hideMark/>
+          </w:tcPr>
+          <w:p>
+            <w:pPr>
+              <w:rPr>
+                <w:sz w:val="24"/>
+                <w:szCs w:val="24"/>
+              </w:rPr>
+            </w:pPr>
+            <w:hyperlink r:id="rId138" w:history="1">
+              <w:r>
+                <w:rPr>
+                  <w:rStyle w:val="Hyperlink"/>
+                  <w:sz w:val="24"/>
+                  <w:szCs w:val="24"/>
+                </w:rPr>
+                <w:t>row-gap</w:t>
+              </w:r>
+            </w:hyperlink>
+          </w:p>
+        </w:tc>
+        <w:tc>
+          <w:tcPr>
+            <w:tcW w:w="8803" w:type="dxa"/>
+            <w:shd w:val="clear" w:color="auto" w:fill="FFFFFF"/>
+            <w:tcMar>
+              <w:top w:w="120" w:type="dxa"/>
+              <w:left w:w="120" w:type="dxa"/>
+              <w:bottom w:w="120" w:type="dxa"/>
+              <w:right w:w="120" w:type="dxa"/>
+            </w:tcMar>
+            <w:hideMark/>
+          </w:tcPr>
+          <w:p>
+            <w:pPr>
+              <w:rPr>
+                <w:sz w:val="24"/>
+                <w:szCs w:val="24"/>
+              </w:rPr>
+            </w:pPr>
+            <w:r>
+              <w:rPr>
+                <w:sz w:val="24"/>
+                <w:szCs w:val="24"/>
+              </w:rPr>
+              <w:t>Specifies the gap between the grid rows</w:t>
+            </w:r>
+          </w:p>
+        </w:tc>
+      </w:tr>
+    </w:tbl>
+    <w:p>
+      <w:pPr>
+        <w:rPr>
+          <w:sz w:val="24"/>
+          <w:szCs w:val="24"/>
+        </w:rPr>
+      </w:pPr>
+    </w:p>
+    <w:p>
+      <w:pPr>
+        <w:rPr>
+          <w:sz w:val="24"/>
+          <w:szCs w:val="24"/>
+        </w:rPr>
+      </w:pPr>
+      <w:r>
+        <w:rPr>
+          <w:sz w:val="24"/>
+          <w:szCs w:val="24"/>
+        </w:rPr>
+        <w:t>Grid also has a grid container with display grid or inline-grid and one or more grid items.</w:t>
+      </w:r>
+      <w:r>
+        <w:rPr>
+          <w:sz w:val="24"/>
+          <w:szCs w:val="24"/>
+        </w:rPr>
+        <w:t xml:space="preserve"> </w:t>
+      </w:r>
+    </w:p>
+    <w:p>
+      <w:pPr>
+        <w:rPr>
+          <w:sz w:val="24"/>
+          <w:szCs w:val="24"/>
+        </w:rPr>
+      </w:pPr>
+    </w:p>
+    <w:p>
+      <w:pPr>
+        <w:rPr>
+          <w:sz w:val="24"/>
+          <w:szCs w:val="24"/>
+        </w:rPr>
+      </w:pPr>
+      <w:r>
+        <w:rPr>
+          <w:sz w:val="24"/>
+          <w:szCs w:val="24"/>
+        </w:rPr>
+        <w:t xml:space="preserve">A grid container contains more </w:t>
+      </w:r>
+      <w:r>
+        <w:rPr>
+          <w:sz w:val="24"/>
+          <w:szCs w:val="24"/>
+        </w:rPr>
+        <w:t>than</w:t>
+      </w:r>
+      <w:r>
+        <w:rPr>
+          <w:sz w:val="24"/>
+          <w:szCs w:val="24"/>
+        </w:rPr>
+        <w:t xml:space="preserve"> one grid items, arranged in a grid.</w:t>
+      </w:r>
+    </w:p>
+    <w:p>
+      <w:pPr>
+        <w:rPr>
+          <w:sz w:val="24"/>
+          <w:szCs w:val="24"/>
+        </w:rPr>
+      </w:pPr>
+      <w:r>
+        <w:rPr>
+          <w:sz w:val="24"/>
+          <w:szCs w:val="24"/>
+        </w:rPr>
+        <w:lastRenderedPageBreak/>
+        <w:t>A div becomes a grid container when its display is set to grid or inline-grid.</w:t>
+      </w:r>
+    </w:p>
+    <w:tbl>
+      <w:tblPr>
+        <w:tblW w:w="10774" w:type="dxa"/>
+        <w:tblBorders>
+          <w:top w:val="single" w:sz="6" w:space="0" w:color="CCCCCC"/>
+          <w:left w:val="single" w:sz="6" w:space="0" w:color="CCCCCC"/>
+          <w:bottom w:val="single" w:sz="6" w:space="0" w:color="CCCCCC"/>
+          <w:right w:val="single" w:sz="6" w:space="0" w:color="CCCCCC"/>
+        </w:tblBorders>
+        <w:tblCellMar>
+          <w:top w:w="15" w:type="dxa"/>
+          <w:left w:w="15" w:type="dxa"/>
+          <w:bottom w:w="15" w:type="dxa"/>
+          <w:right w:w="15" w:type="dxa"/>
+        </w:tblCellMar>
+        <w:tblLook w:val="04A0" w:firstRow="1" w:lastRow="0" w:firstColumn="1" w:lastColumn="0" w:noHBand="0" w:noVBand="1"/>
+      </w:tblPr>
+      <w:tblGrid>
+        <w:gridCol w:w="3230"/>
+        <w:gridCol w:w="7544"/>
+      </w:tblGrid>
+      <w:tr>
+        <w:trPr>
+          <w:trHeight w:val="477"/>
+        </w:trPr>
+        <w:tc>
+          <w:tcPr>
+            <w:tcW w:w="3230" w:type="dxa"/>
+            <w:shd w:val="clear" w:color="auto" w:fill="FFFFFF"/>
+            <w:tcMar>
+              <w:top w:w="120" w:type="dxa"/>
+              <w:left w:w="240" w:type="dxa"/>
+              <w:bottom w:w="120" w:type="dxa"/>
+              <w:right w:w="120" w:type="dxa"/>
+            </w:tcMar>
+            <w:hideMark/>
+          </w:tcPr>
+          <w:p>
+            <w:pPr>
+              <w:rPr>
+                <w:b/>
+                <w:bCs/>
+                <w:sz w:val="24"/>
+                <w:szCs w:val="24"/>
+              </w:rPr>
+            </w:pPr>
+            <w:r>
+              <w:rPr>
+                <w:b/>
+                <w:bCs/>
+                <w:sz w:val="24"/>
+                <w:szCs w:val="24"/>
+              </w:rPr>
+              <w:t>Property</w:t>
+            </w:r>
+          </w:p>
+        </w:tc>
+        <w:tc>
+          <w:tcPr>
+            <w:tcW w:w="0" w:type="auto"/>
+            <w:shd w:val="clear" w:color="auto" w:fill="FFFFFF"/>
+            <w:tcMar>
+              <w:top w:w="120" w:type="dxa"/>
+              <w:left w:w="120" w:type="dxa"/>
+              <w:bottom w:w="120" w:type="dxa"/>
+              <w:right w:w="120" w:type="dxa"/>
+            </w:tcMar>
+            <w:hideMark/>
+          </w:tcPr>
+          <w:p>
+            <w:pPr>
+              <w:rPr>
+                <w:b/>
+                <w:bCs/>
+                <w:sz w:val="24"/>
+                <w:szCs w:val="24"/>
+              </w:rPr>
+            </w:pPr>
+            <w:r>
+              <w:rPr>
+                <w:b/>
+                <w:bCs/>
+                <w:sz w:val="24"/>
+                <w:szCs w:val="24"/>
+              </w:rPr>
+              <w:t>Description</w:t>
+            </w:r>
+          </w:p>
+        </w:tc>
+      </w:tr>
+      <w:tr>
+        <w:trPr>
+          <w:trHeight w:val="461"/>
+        </w:trPr>
+        <w:tc>
+          <w:tcPr>
+            <w:tcW w:w="0" w:type="auto"/>
+            <w:shd w:val="clear" w:color="auto" w:fill="EBEDEE"/>
+            <w:tcMar>
+              <w:top w:w="120" w:type="dxa"/>
+              <w:left w:w="240" w:type="dxa"/>
+              <w:bottom w:w="120" w:type="dxa"/>
+              <w:right w:w="120" w:type="dxa"/>
+            </w:tcMar>
+            <w:hideMark/>
+          </w:tcPr>
+          <w:p>
+            <w:pPr>
+              <w:rPr>
+                <w:sz w:val="24"/>
+                <w:szCs w:val="24"/>
+              </w:rPr>
+            </w:pPr>
+            <w:hyperlink r:id="rId139" w:history="1">
+              <w:r>
+                <w:rPr>
+                  <w:rStyle w:val="Hyperlink"/>
+                  <w:sz w:val="24"/>
+                  <w:szCs w:val="24"/>
+                </w:rPr>
+                <w:t>align-content</w:t>
+              </w:r>
+            </w:hyperlink>
+          </w:p>
+        </w:tc>
+        <w:tc>
+          <w:tcPr>
+            <w:tcW w:w="0" w:type="auto"/>
+            <w:shd w:val="clear" w:color="auto" w:fill="EBEDEE"/>
+            <w:tcMar>
+              <w:top w:w="120" w:type="dxa"/>
+              <w:left w:w="120" w:type="dxa"/>
+              <w:bottom w:w="120" w:type="dxa"/>
+              <w:right w:w="120" w:type="dxa"/>
+            </w:tcMar>
+            <w:hideMark/>
+          </w:tcPr>
+          <w:p>
+            <w:pPr>
+              <w:rPr>
+                <w:sz w:val="24"/>
+                <w:szCs w:val="24"/>
+              </w:rPr>
+            </w:pPr>
+            <w:r>
+              <w:rPr>
+                <w:sz w:val="24"/>
+                <w:szCs w:val="24"/>
+              </w:rPr>
+              <w:t>Vertically aligns the grid items inside the container</w:t>
+            </w:r>
+          </w:p>
+        </w:tc>
+      </w:tr>
+      <w:tr>
+        <w:trPr>
+          <w:trHeight w:val="477"/>
+        </w:trPr>
+        <w:tc>
+          <w:tcPr>
+            <w:tcW w:w="0" w:type="auto"/>
+            <w:shd w:val="clear" w:color="auto" w:fill="FFFFFF"/>
+            <w:tcMar>
+              <w:top w:w="120" w:type="dxa"/>
+              <w:left w:w="240" w:type="dxa"/>
+              <w:bottom w:w="120" w:type="dxa"/>
+              <w:right w:w="120" w:type="dxa"/>
+            </w:tcMar>
+            <w:hideMark/>
+          </w:tcPr>
+          <w:p>
+            <w:pPr>
+              <w:rPr>
+                <w:sz w:val="24"/>
+                <w:szCs w:val="24"/>
+              </w:rPr>
+            </w:pPr>
+            <w:hyperlink r:id="rId140" w:history="1">
+              <w:r>
+                <w:rPr>
+                  <w:rStyle w:val="Hyperlink"/>
+                  <w:sz w:val="24"/>
+                  <w:szCs w:val="24"/>
+                </w:rPr>
+                <w:t>align-items</w:t>
+              </w:r>
+            </w:hyperlink>
+          </w:p>
+        </w:tc>
+        <w:tc>
+          <w:tcPr>
+            <w:tcW w:w="0" w:type="auto"/>
+            <w:shd w:val="clear" w:color="auto" w:fill="FFFFFF"/>
+            <w:tcMar>
+              <w:top w:w="120" w:type="dxa"/>
+              <w:left w:w="120" w:type="dxa"/>
+              <w:bottom w:w="120" w:type="dxa"/>
+              <w:right w:w="120" w:type="dxa"/>
+            </w:tcMar>
+            <w:hideMark/>
+          </w:tcPr>
+          <w:p>
+            <w:pPr>
+              <w:rPr>
+                <w:sz w:val="24"/>
+                <w:szCs w:val="24"/>
+              </w:rPr>
+            </w:pPr>
+            <w:r>
+              <w:rPr>
+                <w:sz w:val="24"/>
+                <w:szCs w:val="24"/>
+              </w:rPr>
+              <w:t>Specifies the default alignment for items inside a flexbox or grid container</w:t>
+            </w:r>
+          </w:p>
+        </w:tc>
+      </w:tr>
+      <w:tr>
+        <w:trPr>
+          <w:trHeight w:val="477"/>
+        </w:trPr>
+        <w:tc>
+          <w:tcPr>
+            <w:tcW w:w="0" w:type="auto"/>
+            <w:shd w:val="clear" w:color="auto" w:fill="EBEDEE"/>
+            <w:tcMar>
+              <w:top w:w="120" w:type="dxa"/>
+              <w:left w:w="240" w:type="dxa"/>
+              <w:bottom w:w="120" w:type="dxa"/>
+              <w:right w:w="120" w:type="dxa"/>
+            </w:tcMar>
+            <w:hideMark/>
+          </w:tcPr>
+          <w:p>
+            <w:pPr>
+              <w:rPr>
+                <w:sz w:val="24"/>
+                <w:szCs w:val="24"/>
+              </w:rPr>
+            </w:pPr>
+            <w:hyperlink r:id="rId141" w:history="1">
+              <w:r>
+                <w:rPr>
+                  <w:rStyle w:val="Hyperlink"/>
+                  <w:sz w:val="24"/>
+                  <w:szCs w:val="24"/>
+                </w:rPr>
+                <w:t>display</w:t>
+              </w:r>
+            </w:hyperlink>
+          </w:p>
+        </w:tc>
+        <w:tc>
+          <w:tcPr>
+            <w:tcW w:w="0" w:type="auto"/>
+            <w:shd w:val="clear" w:color="auto" w:fill="EBEDEE"/>
+            <w:tcMar>
+              <w:top w:w="120" w:type="dxa"/>
+              <w:left w:w="120" w:type="dxa"/>
+              <w:bottom w:w="120" w:type="dxa"/>
+              <w:right w:w="120" w:type="dxa"/>
+            </w:tcMar>
+            <w:hideMark/>
+          </w:tcPr>
+          <w:p>
+            <w:pPr>
+              <w:rPr>
+                <w:sz w:val="24"/>
+                <w:szCs w:val="24"/>
+              </w:rPr>
+            </w:pPr>
+            <w:r>
+              <w:rPr>
+                <w:sz w:val="24"/>
+                <w:szCs w:val="24"/>
+              </w:rPr>
+              <w:t>Specifies the display behavior (the type of rendering box) of an element</w:t>
+            </w:r>
+          </w:p>
+        </w:tc>
+      </w:tr>
+      <w:tr>
+        <w:trPr>
+          <w:trHeight w:val="477"/>
+        </w:trPr>
+        <w:tc>
+          <w:tcPr>
+            <w:tcW w:w="0" w:type="auto"/>
+            <w:shd w:val="clear" w:color="auto" w:fill="FFFFFF"/>
+            <w:tcMar>
+              <w:top w:w="120" w:type="dxa"/>
+              <w:left w:w="240" w:type="dxa"/>
+              <w:bottom w:w="120" w:type="dxa"/>
+              <w:right w:w="120" w:type="dxa"/>
+            </w:tcMar>
+            <w:hideMark/>
+          </w:tcPr>
+          <w:p>
+            <w:pPr>
+              <w:rPr>
+                <w:sz w:val="24"/>
+                <w:szCs w:val="24"/>
+              </w:rPr>
+            </w:pPr>
+            <w:hyperlink r:id="rId142" w:history="1">
+              <w:r>
+                <w:rPr>
+                  <w:rStyle w:val="Hyperlink"/>
+                  <w:sz w:val="24"/>
+                  <w:szCs w:val="24"/>
+                </w:rPr>
+                <w:t>column-gap</w:t>
+              </w:r>
+            </w:hyperlink>
+          </w:p>
+        </w:tc>
+        <w:tc>
+          <w:tcPr>
+            <w:tcW w:w="0" w:type="auto"/>
+            <w:shd w:val="clear" w:color="auto" w:fill="FFFFFF"/>
+            <w:tcMar>
+              <w:top w:w="120" w:type="dxa"/>
+              <w:left w:w="120" w:type="dxa"/>
+              <w:bottom w:w="120" w:type="dxa"/>
+              <w:right w:w="120" w:type="dxa"/>
+            </w:tcMar>
+            <w:hideMark/>
+          </w:tcPr>
+          <w:p>
+            <w:pPr>
+              <w:rPr>
+                <w:sz w:val="24"/>
+                <w:szCs w:val="24"/>
+              </w:rPr>
+            </w:pPr>
+            <w:r>
+              <w:rPr>
+                <w:sz w:val="24"/>
+                <w:szCs w:val="24"/>
+              </w:rPr>
+              <w:t>Specifies the gap between the columns</w:t>
+            </w:r>
+          </w:p>
+        </w:tc>
+      </w:tr>
+      <w:tr>
+        <w:trPr>
+          <w:trHeight w:val="461"/>
+        </w:trPr>
+        <w:tc>
+          <w:tcPr>
+            <w:tcW w:w="0" w:type="auto"/>
+            <w:shd w:val="clear" w:color="auto" w:fill="EBEDEE"/>
+            <w:tcMar>
+              <w:top w:w="120" w:type="dxa"/>
+              <w:left w:w="240" w:type="dxa"/>
+              <w:bottom w:w="120" w:type="dxa"/>
+              <w:right w:w="120" w:type="dxa"/>
+            </w:tcMar>
+            <w:hideMark/>
+          </w:tcPr>
+          <w:p>
+            <w:pPr>
+              <w:rPr>
+                <w:sz w:val="24"/>
+                <w:szCs w:val="24"/>
+              </w:rPr>
+            </w:pPr>
+            <w:hyperlink r:id="rId143" w:history="1">
+              <w:r>
+                <w:rPr>
+                  <w:rStyle w:val="Hyperlink"/>
+                  <w:sz w:val="24"/>
+                  <w:szCs w:val="24"/>
+                </w:rPr>
+                <w:t>gap</w:t>
+              </w:r>
+            </w:hyperlink>
+          </w:p>
+        </w:tc>
+        <w:tc>
+          <w:tcPr>
+            <w:tcW w:w="0" w:type="auto"/>
+            <w:shd w:val="clear" w:color="auto" w:fill="EBEDEE"/>
+            <w:tcMar>
+              <w:top w:w="120" w:type="dxa"/>
+              <w:left w:w="120" w:type="dxa"/>
+              <w:bottom w:w="120" w:type="dxa"/>
+              <w:right w:w="120" w:type="dxa"/>
+            </w:tcMar>
+            <w:hideMark/>
+          </w:tcPr>
+          <w:p>
+            <w:pPr>
+              <w:rPr>
+                <w:sz w:val="24"/>
+                <w:szCs w:val="24"/>
+              </w:rPr>
+            </w:pPr>
+            <w:r>
+              <w:rPr>
+                <w:sz w:val="24"/>
+                <w:szCs w:val="24"/>
+              </w:rPr>
+              <w:t>A shorthand property for the </w:t>
+            </w:r>
+            <w:r>
+              <w:rPr>
+                <w:i/>
+                <w:iCs/>
+                <w:sz w:val="24"/>
+                <w:szCs w:val="24"/>
+              </w:rPr>
+              <w:t>row-gap</w:t>
+            </w:r>
+            <w:r>
+              <w:rPr>
+                <w:sz w:val="24"/>
+                <w:szCs w:val="24"/>
+              </w:rPr>
+              <w:t> and the </w:t>
+            </w:r>
+            <w:r>
+              <w:rPr>
+                <w:i/>
+                <w:iCs/>
+                <w:sz w:val="24"/>
+                <w:szCs w:val="24"/>
+              </w:rPr>
+              <w:t>column-gap</w:t>
+            </w:r>
+            <w:r>
+              <w:rPr>
+                <w:sz w:val="24"/>
+                <w:szCs w:val="24"/>
+              </w:rPr>
+              <w:t> properties</w:t>
+            </w:r>
+          </w:p>
+        </w:tc>
+      </w:tr>
+      <w:tr>
+        <w:trPr>
+          <w:trHeight w:val="789"/>
+        </w:trPr>
+        <w:tc>
+          <w:tcPr>
+            <w:tcW w:w="0" w:type="auto"/>
+            <w:shd w:val="clear" w:color="auto" w:fill="FFFFFF"/>
+            <w:tcMar>
+              <w:top w:w="120" w:type="dxa"/>
+              <w:left w:w="240" w:type="dxa"/>
+              <w:bottom w:w="120" w:type="dxa"/>
+              <w:right w:w="120" w:type="dxa"/>
+            </w:tcMar>
+            <w:hideMark/>
+          </w:tcPr>
+          <w:p>
+            <w:pPr>
+              <w:rPr>
+                <w:sz w:val="24"/>
+                <w:szCs w:val="24"/>
+              </w:rPr>
+            </w:pPr>
+            <w:hyperlink r:id="rId144" w:history="1">
+              <w:r>
+                <w:rPr>
+                  <w:rStyle w:val="Hyperlink"/>
+                  <w:sz w:val="24"/>
+                  <w:szCs w:val="24"/>
+                </w:rPr>
+                <w:t>grid</w:t>
+              </w:r>
+            </w:hyperlink>
+          </w:p>
+        </w:tc>
+        <w:tc>
+          <w:tcPr>
+            <w:tcW w:w="0" w:type="auto"/>
+            <w:shd w:val="clear" w:color="auto" w:fill="FFFFFF"/>
+            <w:tcMar>
+              <w:top w:w="120" w:type="dxa"/>
+              <w:left w:w="120" w:type="dxa"/>
+              <w:bottom w:w="120" w:type="dxa"/>
+              <w:right w:w="120" w:type="dxa"/>
+            </w:tcMar>
+            <w:hideMark/>
+          </w:tcPr>
+          <w:p>
+            <w:pPr>
+              <w:rPr>
+                <w:sz w:val="24"/>
+                <w:szCs w:val="24"/>
+              </w:rPr>
+            </w:pPr>
+            <w:r>
+              <w:rPr>
+                <w:sz w:val="24"/>
+                <w:szCs w:val="24"/>
+              </w:rPr>
+              <w:t>A shorthand property for the </w:t>
+            </w:r>
+            <w:r>
+              <w:rPr>
+                <w:i/>
+                <w:iCs/>
+                <w:sz w:val="24"/>
+                <w:szCs w:val="24"/>
+              </w:rPr>
+              <w:t>grid-template-rows, grid-template-columns, grid-template-areas, grid-auto-rows, grid-auto-columns</w:t>
+            </w:r>
+            <w:r>
+              <w:rPr>
+                <w:sz w:val="24"/>
+                <w:szCs w:val="24"/>
+              </w:rPr>
+              <w:t>, and the </w:t>
+            </w:r>
+            <w:r>
+              <w:rPr>
+                <w:i/>
+                <w:iCs/>
+                <w:sz w:val="24"/>
+                <w:szCs w:val="24"/>
+              </w:rPr>
+              <w:t>grid-auto-flow</w:t>
+            </w:r>
+            <w:r>
+              <w:rPr>
+                <w:sz w:val="24"/>
+                <w:szCs w:val="24"/>
+              </w:rPr>
+              <w:t> properties</w:t>
+            </w:r>
+          </w:p>
+        </w:tc>
+      </w:tr>
+      <w:tr>
+        <w:trPr>
+          <w:trHeight w:val="477"/>
+        </w:trPr>
+        <w:tc>
+          <w:tcPr>
+            <w:tcW w:w="0" w:type="auto"/>
+            <w:shd w:val="clear" w:color="auto" w:fill="EBEDEE"/>
+            <w:tcMar>
+              <w:top w:w="120" w:type="dxa"/>
+              <w:left w:w="240" w:type="dxa"/>
+              <w:bottom w:w="120" w:type="dxa"/>
+              <w:right w:w="120" w:type="dxa"/>
+            </w:tcMar>
+            <w:hideMark/>
+          </w:tcPr>
+          <w:p>
+            <w:pPr>
+              <w:rPr>
+                <w:sz w:val="24"/>
+                <w:szCs w:val="24"/>
+              </w:rPr>
+            </w:pPr>
+            <w:hyperlink r:id="rId145" w:history="1">
+              <w:r>
+                <w:rPr>
+                  <w:rStyle w:val="Hyperlink"/>
+                  <w:sz w:val="24"/>
+                  <w:szCs w:val="24"/>
+                </w:rPr>
+                <w:t>grid-auto-columns</w:t>
+              </w:r>
+            </w:hyperlink>
+          </w:p>
+        </w:tc>
+        <w:tc>
+          <w:tcPr>
+            <w:tcW w:w="0" w:type="auto"/>
+            <w:shd w:val="clear" w:color="auto" w:fill="EBEDEE"/>
+            <w:tcMar>
+              <w:top w:w="120" w:type="dxa"/>
+              <w:left w:w="120" w:type="dxa"/>
+              <w:bottom w:w="120" w:type="dxa"/>
+              <w:right w:w="120" w:type="dxa"/>
+            </w:tcMar>
+            <w:hideMark/>
+          </w:tcPr>
+          <w:p>
+            <w:pPr>
+              <w:rPr>
+                <w:sz w:val="24"/>
+                <w:szCs w:val="24"/>
+              </w:rPr>
+            </w:pPr>
+            <w:r>
+              <w:rPr>
+                <w:sz w:val="24"/>
+                <w:szCs w:val="24"/>
+              </w:rPr>
+              <w:t>Specifies a default column size</w:t>
+            </w:r>
+          </w:p>
+        </w:tc>
+      </w:tr>
+      <w:tr>
+        <w:trPr>
+          <w:trHeight w:val="477"/>
+        </w:trPr>
+        <w:tc>
+          <w:tcPr>
+            <w:tcW w:w="0" w:type="auto"/>
+            <w:shd w:val="clear" w:color="auto" w:fill="FFFFFF"/>
+            <w:tcMar>
+              <w:top w:w="120" w:type="dxa"/>
+              <w:left w:w="240" w:type="dxa"/>
+              <w:bottom w:w="120" w:type="dxa"/>
+              <w:right w:w="120" w:type="dxa"/>
+            </w:tcMar>
+            <w:hideMark/>
+          </w:tcPr>
+          <w:p>
+            <w:pPr>
+              <w:rPr>
+                <w:sz w:val="24"/>
+                <w:szCs w:val="24"/>
+              </w:rPr>
+            </w:pPr>
+            <w:hyperlink r:id="rId146" w:history="1">
+              <w:r>
+                <w:rPr>
+                  <w:rStyle w:val="Hyperlink"/>
+                  <w:sz w:val="24"/>
+                  <w:szCs w:val="24"/>
+                </w:rPr>
+                <w:t>grid-auto-flow</w:t>
+              </w:r>
+            </w:hyperlink>
+          </w:p>
+        </w:tc>
+        <w:tc>
+          <w:tcPr>
+            <w:tcW w:w="0" w:type="auto"/>
+            <w:shd w:val="clear" w:color="auto" w:fill="FFFFFF"/>
+            <w:tcMar>
+              <w:top w:w="120" w:type="dxa"/>
+              <w:left w:w="120" w:type="dxa"/>
+              <w:bottom w:w="120" w:type="dxa"/>
+              <w:right w:w="120" w:type="dxa"/>
+            </w:tcMar>
+            <w:hideMark/>
+          </w:tcPr>
+          <w:p>
+            <w:pPr>
+              <w:rPr>
+                <w:sz w:val="24"/>
+                <w:szCs w:val="24"/>
+              </w:rPr>
+            </w:pPr>
+            <w:r>
+              <w:rPr>
+                <w:sz w:val="24"/>
+                <w:szCs w:val="24"/>
+              </w:rPr>
+              <w:t>Specifies how auto-placed items are inserted in the grid</w:t>
+            </w:r>
+          </w:p>
+        </w:tc>
+      </w:tr>
+      <w:tr>
+        <w:trPr>
+          <w:trHeight w:val="477"/>
+        </w:trPr>
+        <w:tc>
+          <w:tcPr>
+            <w:tcW w:w="0" w:type="auto"/>
+            <w:shd w:val="clear" w:color="auto" w:fill="EBEDEE"/>
+            <w:tcMar>
+              <w:top w:w="120" w:type="dxa"/>
+              <w:left w:w="240" w:type="dxa"/>
+              <w:bottom w:w="120" w:type="dxa"/>
+              <w:right w:w="120" w:type="dxa"/>
+            </w:tcMar>
+            <w:hideMark/>
+          </w:tcPr>
+          <w:p>
+            <w:pPr>
+              <w:rPr>
+                <w:sz w:val="24"/>
+                <w:szCs w:val="24"/>
+              </w:rPr>
+            </w:pPr>
+            <w:hyperlink r:id="rId147" w:history="1">
+              <w:r>
+                <w:rPr>
+                  <w:rStyle w:val="Hyperlink"/>
+                  <w:sz w:val="24"/>
+                  <w:szCs w:val="24"/>
+                </w:rPr>
+                <w:t>grid-auto-rows</w:t>
+              </w:r>
+            </w:hyperlink>
+          </w:p>
+        </w:tc>
+        <w:tc>
+          <w:tcPr>
+            <w:tcW w:w="0" w:type="auto"/>
+            <w:shd w:val="clear" w:color="auto" w:fill="EBEDEE"/>
+            <w:tcMar>
+              <w:top w:w="120" w:type="dxa"/>
+              <w:left w:w="120" w:type="dxa"/>
+              <w:bottom w:w="120" w:type="dxa"/>
+              <w:right w:w="120" w:type="dxa"/>
+            </w:tcMar>
+            <w:hideMark/>
+          </w:tcPr>
+          <w:p>
+            <w:pPr>
+              <w:rPr>
+                <w:sz w:val="24"/>
+                <w:szCs w:val="24"/>
+              </w:rPr>
+            </w:pPr>
+            <w:r>
+              <w:rPr>
+                <w:sz w:val="24"/>
+                <w:szCs w:val="24"/>
+              </w:rPr>
+              <w:t>Specifies a default row size</w:t>
+            </w:r>
+          </w:p>
+        </w:tc>
+      </w:tr>
+      <w:tr>
+        <w:trPr>
+          <w:trHeight w:val="461"/>
+        </w:trPr>
+        <w:tc>
+          <w:tcPr>
+            <w:tcW w:w="0" w:type="auto"/>
+            <w:shd w:val="clear" w:color="auto" w:fill="FFFFFF"/>
+            <w:tcMar>
+              <w:top w:w="120" w:type="dxa"/>
+              <w:left w:w="240" w:type="dxa"/>
+              <w:bottom w:w="120" w:type="dxa"/>
+              <w:right w:w="120" w:type="dxa"/>
+            </w:tcMar>
+            <w:hideMark/>
+          </w:tcPr>
+          <w:p>
+            <w:pPr>
+              <w:rPr>
+                <w:sz w:val="24"/>
+                <w:szCs w:val="24"/>
+              </w:rPr>
+            </w:pPr>
+            <w:hyperlink r:id="rId148" w:history="1">
+              <w:r>
+                <w:rPr>
+                  <w:rStyle w:val="Hyperlink"/>
+                  <w:sz w:val="24"/>
+                  <w:szCs w:val="24"/>
+                </w:rPr>
+                <w:t>grid-template</w:t>
+              </w:r>
+            </w:hyperlink>
+          </w:p>
+        </w:tc>
+        <w:tc>
+          <w:tcPr>
+            <w:tcW w:w="0" w:type="auto"/>
+            <w:shd w:val="clear" w:color="auto" w:fill="FFFFFF"/>
+            <w:tcMar>
+              <w:top w:w="120" w:type="dxa"/>
+              <w:left w:w="120" w:type="dxa"/>
+              <w:bottom w:w="120" w:type="dxa"/>
+              <w:right w:w="120" w:type="dxa"/>
+            </w:tcMar>
+            <w:hideMark/>
+          </w:tcPr>
+          <w:p>
+            <w:pPr>
+              <w:rPr>
+                <w:sz w:val="24"/>
+                <w:szCs w:val="24"/>
+              </w:rPr>
+            </w:pPr>
+            <w:r>
+              <w:rPr>
+                <w:sz w:val="24"/>
+                <w:szCs w:val="24"/>
+              </w:rPr>
+              <w:t>A shorthand property for the </w:t>
+            </w:r>
+            <w:r>
+              <w:rPr>
+                <w:i/>
+                <w:iCs/>
+                <w:sz w:val="24"/>
+                <w:szCs w:val="24"/>
+              </w:rPr>
+              <w:t>grid-template-rows</w:t>
+            </w:r>
+            <w:r>
+              <w:rPr>
+                <w:sz w:val="24"/>
+                <w:szCs w:val="24"/>
+              </w:rPr>
+              <w:t>, </w:t>
+            </w:r>
+            <w:r>
+              <w:rPr>
+                <w:i/>
+                <w:iCs/>
+                <w:sz w:val="24"/>
+                <w:szCs w:val="24"/>
+              </w:rPr>
+              <w:t>grid-template-columns</w:t>
+            </w:r>
+            <w:r>
+              <w:rPr>
+                <w:sz w:val="24"/>
+                <w:szCs w:val="24"/>
+              </w:rPr>
+              <w:t> and </w:t>
+            </w:r>
+            <w:r>
+              <w:rPr>
+                <w:i/>
+                <w:iCs/>
+                <w:sz w:val="24"/>
+                <w:szCs w:val="24"/>
+              </w:rPr>
+              <w:t>grid-areas</w:t>
+            </w:r>
+            <w:r>
+              <w:rPr>
+                <w:sz w:val="24"/>
+                <w:szCs w:val="24"/>
+              </w:rPr>
+              <w:t> properties</w:t>
+            </w:r>
+          </w:p>
+        </w:tc>
+      </w:tr>
+      <w:tr>
+        <w:trPr>
+          <w:trHeight w:val="477"/>
+        </w:trPr>
+        <w:tc>
+          <w:tcPr>
+            <w:tcW w:w="0" w:type="auto"/>
+            <w:shd w:val="clear" w:color="auto" w:fill="EBEDEE"/>
+            <w:tcMar>
+              <w:top w:w="120" w:type="dxa"/>
+              <w:left w:w="240" w:type="dxa"/>
+              <w:bottom w:w="120" w:type="dxa"/>
+              <w:right w:w="120" w:type="dxa"/>
+            </w:tcMar>
+            <w:hideMark/>
+          </w:tcPr>
+          <w:p>
+            <w:pPr>
+              <w:rPr>
+                <w:sz w:val="24"/>
+                <w:szCs w:val="24"/>
+              </w:rPr>
+            </w:pPr>
+            <w:hyperlink r:id="rId149" w:history="1">
+              <w:r>
+                <w:rPr>
+                  <w:rStyle w:val="Hyperlink"/>
+                  <w:sz w:val="24"/>
+                  <w:szCs w:val="24"/>
+                </w:rPr>
+                <w:t>grid-template-areas</w:t>
+              </w:r>
+            </w:hyperlink>
+          </w:p>
+        </w:tc>
+        <w:tc>
+          <w:tcPr>
+            <w:tcW w:w="0" w:type="auto"/>
+            <w:shd w:val="clear" w:color="auto" w:fill="EBEDEE"/>
+            <w:tcMar>
+              <w:top w:w="120" w:type="dxa"/>
+              <w:left w:w="120" w:type="dxa"/>
+              <w:bottom w:w="120" w:type="dxa"/>
+              <w:right w:w="120" w:type="dxa"/>
+            </w:tcMar>
+            <w:hideMark/>
+          </w:tcPr>
+          <w:p>
+            <w:pPr>
+              <w:rPr>
+                <w:sz w:val="24"/>
+                <w:szCs w:val="24"/>
+              </w:rPr>
+            </w:pPr>
+            <w:r>
+              <w:rPr>
+                <w:sz w:val="24"/>
+                <w:szCs w:val="24"/>
+              </w:rPr>
+              <w:t>Specifies how to display columns and rows, using named grid items</w:t>
+            </w:r>
+          </w:p>
+        </w:tc>
+      </w:tr>
+      <w:tr>
+        <w:trPr>
+          <w:trHeight w:val="477"/>
+        </w:trPr>
+        <w:tc>
+          <w:tcPr>
+            <w:tcW w:w="0" w:type="auto"/>
+            <w:shd w:val="clear" w:color="auto" w:fill="FFFFFF"/>
+            <w:tcMar>
+              <w:top w:w="120" w:type="dxa"/>
+              <w:left w:w="240" w:type="dxa"/>
+              <w:bottom w:w="120" w:type="dxa"/>
+              <w:right w:w="120" w:type="dxa"/>
+            </w:tcMar>
+            <w:hideMark/>
+          </w:tcPr>
+          <w:p>
+            <w:pPr>
+              <w:rPr>
+                <w:sz w:val="24"/>
+                <w:szCs w:val="24"/>
+              </w:rPr>
+            </w:pPr>
+            <w:hyperlink r:id="rId150" w:history="1">
+              <w:r>
+                <w:rPr>
+                  <w:rStyle w:val="Hyperlink"/>
+                  <w:sz w:val="24"/>
+                  <w:szCs w:val="24"/>
+                </w:rPr>
+                <w:t>grid-template-columns</w:t>
+              </w:r>
+            </w:hyperlink>
+          </w:p>
+        </w:tc>
+        <w:tc>
+          <w:tcPr>
+            <w:tcW w:w="0" w:type="auto"/>
+            <w:shd w:val="clear" w:color="auto" w:fill="FFFFFF"/>
+            <w:tcMar>
+              <w:top w:w="120" w:type="dxa"/>
+              <w:left w:w="120" w:type="dxa"/>
+              <w:bottom w:w="120" w:type="dxa"/>
+              <w:right w:w="120" w:type="dxa"/>
+            </w:tcMar>
+            <w:hideMark/>
+          </w:tcPr>
+          <w:p>
+            <w:pPr>
+              <w:rPr>
+                <w:sz w:val="24"/>
+                <w:szCs w:val="24"/>
+              </w:rPr>
+            </w:pPr>
+            <w:r>
+              <w:rPr>
+                <w:sz w:val="24"/>
+                <w:szCs w:val="24"/>
+              </w:rPr>
+              <w:t>Specifies the size of the columns, and how many columns in a grid layout</w:t>
+            </w:r>
+          </w:p>
+        </w:tc>
+      </w:tr>
+      <w:tr>
+        <w:trPr>
+          <w:trHeight w:val="461"/>
+        </w:trPr>
+        <w:tc>
+          <w:tcPr>
+            <w:tcW w:w="0" w:type="auto"/>
+            <w:shd w:val="clear" w:color="auto" w:fill="EBEDEE"/>
+            <w:tcMar>
+              <w:top w:w="120" w:type="dxa"/>
+              <w:left w:w="240" w:type="dxa"/>
+              <w:bottom w:w="120" w:type="dxa"/>
+              <w:right w:w="120" w:type="dxa"/>
+            </w:tcMar>
+            <w:hideMark/>
+          </w:tcPr>
+          <w:p>
+            <w:pPr>
+              <w:rPr>
+                <w:sz w:val="24"/>
+                <w:szCs w:val="24"/>
+              </w:rPr>
+            </w:pPr>
+            <w:hyperlink r:id="rId151" w:history="1">
+              <w:r>
+                <w:rPr>
+                  <w:rStyle w:val="Hyperlink"/>
+                  <w:sz w:val="24"/>
+                  <w:szCs w:val="24"/>
+                </w:rPr>
+                <w:t>grid-template-rows</w:t>
+              </w:r>
+            </w:hyperlink>
+          </w:p>
+        </w:tc>
+        <w:tc>
+          <w:tcPr>
+            <w:tcW w:w="0" w:type="auto"/>
+            <w:shd w:val="clear" w:color="auto" w:fill="EBEDEE"/>
+            <w:tcMar>
+              <w:top w:w="120" w:type="dxa"/>
+              <w:left w:w="120" w:type="dxa"/>
+              <w:bottom w:w="120" w:type="dxa"/>
+              <w:right w:w="120" w:type="dxa"/>
+            </w:tcMar>
+            <w:hideMark/>
+          </w:tcPr>
+          <w:p>
+            <w:pPr>
+              <w:rPr>
+                <w:sz w:val="24"/>
+                <w:szCs w:val="24"/>
+              </w:rPr>
+            </w:pPr>
+            <w:r>
+              <w:rPr>
+                <w:sz w:val="24"/>
+                <w:szCs w:val="24"/>
+              </w:rPr>
+              <w:t>Specifies the size of the rows in a grid layout</w:t>
+            </w:r>
+          </w:p>
+        </w:tc>
+      </w:tr>
+      <w:tr>
+        <w:trPr>
+          <w:trHeight w:val="477"/>
+        </w:trPr>
+        <w:tc>
+          <w:tcPr>
+            <w:tcW w:w="0" w:type="auto"/>
+            <w:shd w:val="clear" w:color="auto" w:fill="FFFFFF"/>
+            <w:tcMar>
+              <w:top w:w="120" w:type="dxa"/>
+              <w:left w:w="240" w:type="dxa"/>
+              <w:bottom w:w="120" w:type="dxa"/>
+              <w:right w:w="120" w:type="dxa"/>
+            </w:tcMar>
+            <w:hideMark/>
+          </w:tcPr>
+          <w:p>
+            <w:pPr>
+              <w:rPr>
+                <w:sz w:val="24"/>
+                <w:szCs w:val="24"/>
+              </w:rPr>
+            </w:pPr>
+            <w:hyperlink r:id="rId152" w:history="1">
+              <w:r>
+                <w:rPr>
+                  <w:rStyle w:val="Hyperlink"/>
+                  <w:sz w:val="24"/>
+                  <w:szCs w:val="24"/>
+                </w:rPr>
+                <w:t>justify-content</w:t>
+              </w:r>
+            </w:hyperlink>
+          </w:p>
+        </w:tc>
+        <w:tc>
+          <w:tcPr>
+            <w:tcW w:w="0" w:type="auto"/>
+            <w:shd w:val="clear" w:color="auto" w:fill="FFFFFF"/>
+            <w:tcMar>
+              <w:top w:w="120" w:type="dxa"/>
+              <w:left w:w="120" w:type="dxa"/>
+              <w:bottom w:w="120" w:type="dxa"/>
+              <w:right w:w="120" w:type="dxa"/>
+            </w:tcMar>
+            <w:hideMark/>
+          </w:tcPr>
+          <w:p>
+            <w:pPr>
+              <w:rPr>
+                <w:sz w:val="24"/>
+                <w:szCs w:val="24"/>
+              </w:rPr>
+            </w:pPr>
+            <w:r>
+              <w:rPr>
+                <w:sz w:val="24"/>
+                <w:szCs w:val="24"/>
+              </w:rPr>
+              <w:t>Horizontally aligns the grid items inside the container</w:t>
+            </w:r>
+          </w:p>
+        </w:tc>
+      </w:tr>
+      <w:tr>
+        <w:trPr>
+          <w:trHeight w:val="461"/>
+        </w:trPr>
+        <w:tc>
+          <w:tcPr>
+            <w:tcW w:w="0" w:type="auto"/>
+            <w:shd w:val="clear" w:color="auto" w:fill="EBEDEE"/>
+            <w:tcMar>
+              <w:top w:w="120" w:type="dxa"/>
+              <w:left w:w="240" w:type="dxa"/>
+              <w:bottom w:w="120" w:type="dxa"/>
+              <w:right w:w="120" w:type="dxa"/>
+            </w:tcMar>
+            <w:hideMark/>
+          </w:tcPr>
+          <w:p>
+            <w:pPr>
+              <w:rPr>
+                <w:sz w:val="24"/>
+                <w:szCs w:val="24"/>
+              </w:rPr>
+            </w:pPr>
+            <w:hyperlink r:id="rId153" w:history="1">
+              <w:r>
+                <w:rPr>
+                  <w:rStyle w:val="Hyperlink"/>
+                  <w:sz w:val="24"/>
+                  <w:szCs w:val="24"/>
+                </w:rPr>
+                <w:t>place-content</w:t>
+              </w:r>
+            </w:hyperlink>
+          </w:p>
+        </w:tc>
+        <w:tc>
+          <w:tcPr>
+            <w:tcW w:w="0" w:type="auto"/>
+            <w:shd w:val="clear" w:color="auto" w:fill="EBEDEE"/>
+            <w:tcMar>
+              <w:top w:w="120" w:type="dxa"/>
+              <w:left w:w="120" w:type="dxa"/>
+              <w:bottom w:w="120" w:type="dxa"/>
+              <w:right w:w="120" w:type="dxa"/>
+            </w:tcMar>
+            <w:hideMark/>
+          </w:tcPr>
+          <w:p>
+            <w:pPr>
+              <w:rPr>
+                <w:sz w:val="24"/>
+                <w:szCs w:val="24"/>
+              </w:rPr>
+            </w:pPr>
+            <w:r>
+              <w:rPr>
+                <w:sz w:val="24"/>
+                <w:szCs w:val="24"/>
+              </w:rPr>
+              <w:t>A shorthand property for the </w:t>
+            </w:r>
+            <w:r>
+              <w:rPr>
+                <w:i/>
+                <w:iCs/>
+                <w:sz w:val="24"/>
+                <w:szCs w:val="24"/>
+              </w:rPr>
+              <w:t>align-content</w:t>
+            </w:r>
+            <w:r>
+              <w:rPr>
+                <w:sz w:val="24"/>
+                <w:szCs w:val="24"/>
+              </w:rPr>
+              <w:t> and the </w:t>
+            </w:r>
+            <w:r>
+              <w:rPr>
+                <w:i/>
+                <w:iCs/>
+                <w:sz w:val="24"/>
+                <w:szCs w:val="24"/>
+              </w:rPr>
+              <w:t>justify-content</w:t>
+            </w:r>
+            <w:r>
+              <w:rPr>
+                <w:sz w:val="24"/>
+                <w:szCs w:val="24"/>
+              </w:rPr>
+              <w:t> properties</w:t>
+            </w:r>
+          </w:p>
+        </w:tc>
+      </w:tr>
+      <w:tr>
+        <w:trPr>
+          <w:trHeight w:val="477"/>
+        </w:trPr>
+        <w:tc>
+          <w:tcPr>
+            <w:tcW w:w="0" w:type="auto"/>
+            <w:shd w:val="clear" w:color="auto" w:fill="FFFFFF"/>
+            <w:tcMar>
+              <w:top w:w="120" w:type="dxa"/>
+              <w:left w:w="240" w:type="dxa"/>
+              <w:bottom w:w="120" w:type="dxa"/>
+              <w:right w:w="120" w:type="dxa"/>
+            </w:tcMar>
+            <w:hideMark/>
+          </w:tcPr>
+          <w:p>
+            <w:pPr>
+              <w:rPr>
+                <w:sz w:val="24"/>
+                <w:szCs w:val="24"/>
+              </w:rPr>
+            </w:pPr>
+            <w:hyperlink r:id="rId154" w:history="1">
+              <w:r>
+                <w:rPr>
+                  <w:rStyle w:val="Hyperlink"/>
+                  <w:sz w:val="24"/>
+                  <w:szCs w:val="24"/>
+                </w:rPr>
+                <w:t>row-gap</w:t>
+              </w:r>
+            </w:hyperlink>
+          </w:p>
+        </w:tc>
+        <w:tc>
+          <w:tcPr>
+            <w:tcW w:w="0" w:type="auto"/>
+            <w:shd w:val="clear" w:color="auto" w:fill="FFFFFF"/>
+            <w:tcMar>
+              <w:top w:w="120" w:type="dxa"/>
+              <w:left w:w="120" w:type="dxa"/>
+              <w:bottom w:w="120" w:type="dxa"/>
+              <w:right w:w="120" w:type="dxa"/>
+            </w:tcMar>
+            <w:hideMark/>
+          </w:tcPr>
+          <w:p>
+            <w:pPr>
+              <w:rPr>
+                <w:sz w:val="24"/>
+                <w:szCs w:val="24"/>
+              </w:rPr>
+            </w:pPr>
+            <w:r>
+              <w:rPr>
+                <w:sz w:val="24"/>
+                <w:szCs w:val="24"/>
+              </w:rPr>
+              <w:t>Specifies the gap between the grid rows</w:t>
+            </w:r>
+          </w:p>
+        </w:tc>
+      </w:tr>
+    </w:tbl>
+    <w:p>
+      <w:pPr>
+        <w:rPr>
+          <w:sz w:val="24"/>
+          <w:szCs w:val="24"/>
+        </w:rPr>
+      </w:pPr>
+      <w:r>
+        <w:rPr>
+          <w:sz w:val="24"/>
+          <w:szCs w:val="24"/>
+        </w:rPr>
+        <w:t>Basically,</w:t>
+      </w:r>
+      <w:r>
+        <w:rPr>
+          <w:sz w:val="24"/>
+          <w:szCs w:val="24"/>
+        </w:rPr>
+        <w:t xml:space="preserve"> we can use grid template rows/columns to make grids with this many </w:t>
+      </w:r>
+      <w:r>
+        <w:rPr>
+          <w:sz w:val="24"/>
+          <w:szCs w:val="24"/>
+        </w:rPr>
+        <w:t>numbers</w:t>
+      </w:r>
+      <w:r>
+        <w:rPr>
+          <w:sz w:val="24"/>
+          <w:szCs w:val="24"/>
+        </w:rPr>
+        <w:t xml:space="preserve"> of rows and columns.</w:t>
+      </w:r>
+    </w:p>
+    <w:p>
+      <w:pPr>
+        <w:spacing w:before="100" w:beforeAutospacing="1" w:after="100" w:afterAutospacing="1" w:line="240" w:lineRule="auto"/>
+        <w:rPr>
+          <w:rFonts w:eastAsia="Times New Roman" w:cstheme="minorHAnsi"/>
+          <w:color w:val="000000"/>
+          <w:sz w:val="24"/>
+          <w:szCs w:val="24"/>
+        </w:rPr>
+      </w:pPr>
+      <w:r>
+        <w:rPr>
+          <w:rFonts w:cstheme="minorHAnsi"/>
+          <w:sz w:val="24"/>
+          <w:szCs w:val="24"/>
+        </w:rPr>
+        <w:lastRenderedPageBreak/>
+        <w:t>Space between rows and columns in a grid container is called gap.</w:t>
+      </w:r>
+      <w:r>
+        <w:rPr>
+          <w:rFonts w:cstheme="minorHAnsi"/>
+          <w:sz w:val="24"/>
+          <w:szCs w:val="24"/>
+        </w:rPr>
+        <w:t xml:space="preserve"> By default it is 0.</w:t>
+      </w:r>
+    </w:p>
+    <w:p>
+      <w:pPr>
+        <w:numPr>
+          <w:ilvl w:val="0"/>
+          <w:numId w:val="26"/>
+        </w:numPr>
+        <w:spacing w:before="100" w:beforeAutospacing="1" w:after="100" w:afterAutospacing="1" w:line="240" w:lineRule="auto"/>
+        <w:rPr>
+          <w:rFonts w:eastAsia="Times New Roman" w:cstheme="minorHAnsi"/>
+          <w:color w:val="000000"/>
+          <w:sz w:val="24"/>
+          <w:szCs w:val="24"/>
+        </w:rPr>
+      </w:pPr>
+      <w:r>
+        <w:rPr>
+          <w:rFonts w:cstheme="minorHAnsi"/>
+          <w:sz w:val="24"/>
+          <w:szCs w:val="24"/>
+        </w:rPr>
+        <w:t xml:space="preserve"> </w:t>
+      </w:r>
+      <w:r>
+        <w:rPr>
+          <w:rFonts w:eastAsia="Times New Roman" w:cstheme="minorHAnsi"/>
+          <w:color w:val="DC143C"/>
+          <w:sz w:val="24"/>
+          <w:szCs w:val="24"/>
+        </w:rPr>
+        <w:t>column-gap</w:t>
+      </w:r>
+      <w:r>
+        <w:rPr>
+          <w:rFonts w:eastAsia="Times New Roman" w:cstheme="minorHAnsi"/>
+          <w:color w:val="000000"/>
+          <w:sz w:val="24"/>
+          <w:szCs w:val="24"/>
+        </w:rPr>
+        <w:t> - Specifies the gap between grid columns</w:t>
+      </w:r>
+    </w:p>
+    <w:p>
+      <w:pPr>
+        <w:numPr>
+          <w:ilvl w:val="0"/>
+          <w:numId w:val="26"/>
+        </w:numPr>
+        <w:spacing w:before="100" w:beforeAutospacing="1" w:after="100" w:afterAutospacing="1" w:line="240" w:lineRule="auto"/>
+        <w:rPr>
+          <w:rFonts w:eastAsia="Times New Roman" w:cstheme="minorHAnsi"/>
+          <w:color w:val="000000"/>
+          <w:sz w:val="24"/>
+          <w:szCs w:val="24"/>
+        </w:rPr>
+      </w:pPr>
+      <w:r>
+        <w:rPr>
+          <w:rFonts w:eastAsia="Times New Roman" w:cstheme="minorHAnsi"/>
+          <w:color w:val="DC143C"/>
+          <w:sz w:val="24"/>
+          <w:szCs w:val="24"/>
+        </w:rPr>
+        <w:t>row-gap</w:t>
+      </w:r>
+      <w:r>
+        <w:rPr>
+          <w:rFonts w:eastAsia="Times New Roman" w:cstheme="minorHAnsi"/>
+          <w:color w:val="000000"/>
+          <w:sz w:val="24"/>
+          <w:szCs w:val="24"/>
+        </w:rPr>
+        <w:t> - Specifies the gap between grid rows</w:t>
+      </w:r>
+    </w:p>
+    <w:p>
+      <w:pPr>
+        <w:numPr>
+          <w:ilvl w:val="0"/>
+          <w:numId w:val="26"/>
+        </w:numPr>
+        <w:spacing w:before="100" w:beforeAutospacing="1" w:after="100" w:afterAutospacing="1" w:line="240" w:lineRule="auto"/>
+        <w:rPr>
+          <w:rFonts w:eastAsia="Times New Roman" w:cstheme="minorHAnsi"/>
+          <w:color w:val="000000"/>
+          <w:sz w:val="24"/>
+          <w:szCs w:val="24"/>
+        </w:rPr>
+      </w:pPr>
+      <w:r>
+        <w:rPr>
+          <w:rFonts w:eastAsia="Times New Roman" w:cstheme="minorHAnsi"/>
+          <w:color w:val="DC143C"/>
+          <w:sz w:val="24"/>
+          <w:szCs w:val="24"/>
+        </w:rPr>
+        <w:t>gap</w:t>
+      </w:r>
+      <w:r>
+        <w:rPr>
+          <w:rFonts w:eastAsia="Times New Roman" w:cstheme="minorHAnsi"/>
+          <w:color w:val="000000"/>
+          <w:sz w:val="24"/>
+          <w:szCs w:val="24"/>
+        </w:rPr>
+        <w:t> - Shorthand property for </w:t>
+      </w:r>
+      <w:r>
+        <w:rPr>
+          <w:rFonts w:eastAsia="Times New Roman" w:cstheme="minorHAnsi"/>
+          <w:color w:val="DC143C"/>
+          <w:sz w:val="24"/>
+          <w:szCs w:val="24"/>
+        </w:rPr>
+        <w:t>row-gap</w:t>
+      </w:r>
+      <w:r>
+        <w:rPr>
+          <w:rFonts w:eastAsia="Times New Roman" w:cstheme="minorHAnsi"/>
+          <w:color w:val="000000"/>
+          <w:sz w:val="24"/>
+          <w:szCs w:val="24"/>
+        </w:rPr>
+        <w:t> and </w:t>
+      </w:r>
+      <w:r>
+        <w:rPr>
+          <w:rFonts w:eastAsia="Times New Roman" w:cstheme="minorHAnsi"/>
+          <w:color w:val="DC143C"/>
+          <w:sz w:val="24"/>
+          <w:szCs w:val="24"/>
+        </w:rPr>
+        <w:t>column-gap</w:t>
+      </w:r>
+      <w:r>
+        <w:rPr>
+          <w:rFonts w:eastAsia="Times New Roman" w:cstheme="minorHAnsi"/>
+          <w:color w:val="DC143C"/>
+          <w:sz w:val="24"/>
+          <w:szCs w:val="24"/>
+        </w:rPr>
+        <w:t>, if a single value is given, then it is applied to both.</w:t>
+      </w:r>
+    </w:p>
+    <w:p>
+      <w:pPr>
+        <w:spacing w:before="288" w:after="288" w:line="240" w:lineRule="auto"/>
+        <w:rPr>
+          <w:rFonts w:eastAsia="Times New Roman" w:cstheme="minorHAnsi"/>
+          <w:color w:val="000000"/>
+          <w:sz w:val="24"/>
+          <w:szCs w:val="24"/>
+        </w:rPr>
+      </w:pPr>
+      <w:r>
+        <w:rPr>
+          <w:rFonts w:eastAsia="Times New Roman" w:cstheme="minorHAnsi"/>
+          <w:color w:val="000000"/>
+          <w:sz w:val="24"/>
+          <w:szCs w:val="24"/>
+        </w:rPr>
+        <w:t>Inside the grid container you can define the alignment of the grid content with the following properties:</w:t>
+      </w:r>
+    </w:p>
+    <w:p>
+      <w:pPr>
+        <w:numPr>
+          <w:ilvl w:val="0"/>
+          <w:numId w:val="27"/>
+        </w:numPr>
+        <w:spacing w:before="100" w:beforeAutospacing="1" w:after="100" w:afterAutospacing="1" w:line="240" w:lineRule="auto"/>
+        <w:rPr>
+          <w:rFonts w:eastAsia="Times New Roman" w:cstheme="minorHAnsi"/>
+          <w:color w:val="000000"/>
+          <w:sz w:val="24"/>
+          <w:szCs w:val="24"/>
+        </w:rPr>
+      </w:pPr>
+      <w:r>
+        <w:rPr>
+          <w:rFonts w:eastAsia="Times New Roman" w:cstheme="minorHAnsi"/>
+          <w:color w:val="DC143C"/>
+          <w:sz w:val="24"/>
+          <w:szCs w:val="24"/>
+        </w:rPr>
+        <w:t>justify-content</w:t>
+      </w:r>
+      <w:r>
+        <w:rPr>
+          <w:rFonts w:eastAsia="Times New Roman" w:cstheme="minorHAnsi"/>
+          <w:color w:val="000000"/>
+          <w:sz w:val="24"/>
+          <w:szCs w:val="24"/>
+        </w:rPr>
+        <w:t> - Aligns the grid content when it does not use all available space on the main-axis (horizontally)</w:t>
+      </w:r>
+    </w:p>
+    <w:p>
+      <w:pPr>
+        <w:numPr>
+          <w:ilvl w:val="0"/>
+          <w:numId w:val="27"/>
+        </w:numPr>
+        <w:spacing w:before="100" w:beforeAutospacing="1" w:after="100" w:afterAutospacing="1" w:line="240" w:lineRule="auto"/>
+        <w:rPr>
+          <w:rFonts w:eastAsia="Times New Roman" w:cstheme="minorHAnsi"/>
+          <w:color w:val="000000"/>
+          <w:sz w:val="24"/>
+          <w:szCs w:val="24"/>
+        </w:rPr>
+      </w:pPr>
+      <w:r>
+        <w:rPr>
+          <w:rFonts w:eastAsia="Times New Roman" w:cstheme="minorHAnsi"/>
+          <w:color w:val="DC143C"/>
+          <w:sz w:val="24"/>
+          <w:szCs w:val="24"/>
+        </w:rPr>
+        <w:t>align-content</w:t>
+      </w:r>
+      <w:r>
+        <w:rPr>
+          <w:rFonts w:eastAsia="Times New Roman" w:cstheme="minorHAnsi"/>
+          <w:color w:val="000000"/>
+          <w:sz w:val="24"/>
+          <w:szCs w:val="24"/>
+        </w:rPr>
+        <w:t> - Aligns the grid content when it does not use all available space on the cross-axis (vertically)</w:t>
+      </w:r>
+    </w:p>
+    <w:p>
+      <w:pPr>
+        <w:numPr>
+          <w:ilvl w:val="0"/>
+          <w:numId w:val="27"/>
+        </w:numPr>
+        <w:spacing w:before="100" w:beforeAutospacing="1" w:after="100" w:afterAutospacing="1" w:line="240" w:lineRule="auto"/>
+        <w:rPr>
+          <w:rFonts w:eastAsia="Times New Roman" w:cstheme="minorHAnsi"/>
+          <w:color w:val="000000"/>
+          <w:sz w:val="24"/>
+          <w:szCs w:val="24"/>
+        </w:rPr>
+      </w:pPr>
+      <w:r>
+        <w:rPr>
+          <w:rFonts w:eastAsia="Times New Roman" w:cstheme="minorHAnsi"/>
+          <w:color w:val="DC143C"/>
+          <w:sz w:val="24"/>
+          <w:szCs w:val="24"/>
+        </w:rPr>
+        <w:t>place-content</w:t>
+      </w:r>
+      <w:r>
+        <w:rPr>
+          <w:rFonts w:eastAsia="Times New Roman" w:cstheme="minorHAnsi"/>
+          <w:color w:val="000000"/>
+          <w:sz w:val="24"/>
+          <w:szCs w:val="24"/>
+        </w:rPr>
+        <w:t> - Shorthand property for </w:t>
+      </w:r>
+      <w:r>
+        <w:rPr>
+          <w:rFonts w:eastAsia="Times New Roman" w:cstheme="minorHAnsi"/>
+          <w:color w:val="DC143C"/>
+          <w:sz w:val="24"/>
+          <w:szCs w:val="24"/>
+        </w:rPr>
+        <w:t>align-content</w:t>
+      </w:r>
+      <w:r>
+        <w:rPr>
+          <w:rFonts w:eastAsia="Times New Roman" w:cstheme="minorHAnsi"/>
+          <w:color w:val="000000"/>
+          <w:sz w:val="24"/>
+          <w:szCs w:val="24"/>
+        </w:rPr>
+        <w:t> and </w:t>
+      </w:r>
+      <w:r>
+        <w:rPr>
+          <w:rFonts w:eastAsia="Times New Roman" w:cstheme="minorHAnsi"/>
+          <w:color w:val="DC143C"/>
+          <w:sz w:val="24"/>
+          <w:szCs w:val="24"/>
+        </w:rPr>
+        <w:t>justify-content</w:t>
+      </w:r>
+    </w:p>
+    <w:p>
+      <w:pPr>
+        <w:spacing w:before="288" w:after="288" w:line="240" w:lineRule="auto"/>
+        <w:rPr>
+          <w:rFonts w:eastAsia="Times New Roman" w:cstheme="minorHAnsi"/>
+          <w:color w:val="000000"/>
+          <w:sz w:val="24"/>
+          <w:szCs w:val="24"/>
+        </w:rPr>
+      </w:pPr>
+      <w:r>
+        <w:rPr>
+          <w:rFonts w:eastAsia="Times New Roman" w:cstheme="minorHAnsi"/>
+          <w:color w:val="000000"/>
+          <w:sz w:val="24"/>
+          <w:szCs w:val="24"/>
+        </w:rPr>
+        <w:t>This property</w:t>
+      </w:r>
+      <w:r>
+        <w:rPr>
+          <w:rFonts w:eastAsia="Times New Roman" w:cstheme="minorHAnsi"/>
+          <w:color w:val="000000"/>
+          <w:sz w:val="24"/>
+          <w:szCs w:val="24"/>
+        </w:rPr>
+        <w:t xml:space="preserve"> can have one of the following values:</w:t>
+      </w:r>
+    </w:p>
+    <w:p>
+      <w:pPr>
+        <w:numPr>
+          <w:ilvl w:val="0"/>
+          <w:numId w:val="28"/>
+        </w:numPr>
+        <w:spacing w:before="100" w:beforeAutospacing="1" w:after="100" w:afterAutospacing="1" w:line="240" w:lineRule="auto"/>
+        <w:rPr>
+          <w:rFonts w:eastAsia="Times New Roman" w:cstheme="minorHAnsi"/>
+          <w:color w:val="000000"/>
+          <w:sz w:val="24"/>
+          <w:szCs w:val="24"/>
+        </w:rPr>
+      </w:pPr>
+      <w:r>
+        <w:rPr>
+          <w:rFonts w:eastAsia="Times New Roman" w:cstheme="minorHAnsi"/>
+          <w:color w:val="DC143C"/>
+          <w:sz w:val="24"/>
+          <w:szCs w:val="24"/>
+        </w:rPr>
+        <w:t>space-evenly</w:t>
+      </w:r>
+      <w:r>
+        <w:rPr>
+          <w:rFonts w:eastAsia="Times New Roman" w:cstheme="minorHAnsi"/>
+          <w:color w:val="DC143C"/>
+          <w:sz w:val="24"/>
+          <w:szCs w:val="24"/>
+        </w:rPr>
+        <w:t xml:space="preserve"> (all spaces equal)</w:t>
+      </w:r>
+    </w:p>
+    <w:p>
+      <w:pPr>
+        <w:numPr>
+          <w:ilvl w:val="0"/>
+          <w:numId w:val="28"/>
+        </w:numPr>
+        <w:spacing w:before="100" w:beforeAutospacing="1" w:after="100" w:afterAutospacing="1" w:line="240" w:lineRule="auto"/>
+        <w:rPr>
+          <w:rFonts w:eastAsia="Times New Roman" w:cstheme="minorHAnsi"/>
+          <w:color w:val="000000"/>
+          <w:sz w:val="24"/>
+          <w:szCs w:val="24"/>
+        </w:rPr>
+      </w:pPr>
+      <w:r>
+        <w:rPr>
+          <w:rFonts w:eastAsia="Times New Roman" w:cstheme="minorHAnsi"/>
+          <w:color w:val="DC143C"/>
+          <w:sz w:val="24"/>
+          <w:szCs w:val="24"/>
+        </w:rPr>
+        <w:t>space-</w:t>
+      </w:r>
+      <w:r>
+        <w:rPr>
+          <w:rFonts w:eastAsia="Times New Roman" w:cstheme="minorHAnsi"/>
+          <w:color w:val="DC143C"/>
+          <w:sz w:val="24"/>
+          <w:szCs w:val="24"/>
+        </w:rPr>
+        <w:t>around</w:t>
+      </w:r>
+      <w:r>
+        <w:rPr>
+          <w:rFonts w:eastAsia="Times New Roman" w:cstheme="minorHAnsi"/>
+          <w:color w:val="DC143C"/>
+          <w:sz w:val="24"/>
+          <w:szCs w:val="24"/>
+        </w:rPr>
+        <w:t xml:space="preserve"> (space before, between and after the element)</w:t>
+      </w:r>
+    </w:p>
+    <w:p>
+      <w:pPr>
+        <w:numPr>
+          <w:ilvl w:val="0"/>
+          <w:numId w:val="28"/>
+        </w:numPr>
+        <w:spacing w:before="100" w:beforeAutospacing="1" w:after="100" w:afterAutospacing="1" w:line="240" w:lineRule="auto"/>
+        <w:rPr>
+          <w:rFonts w:eastAsia="Times New Roman" w:cstheme="minorHAnsi"/>
+          <w:color w:val="000000"/>
+          <w:sz w:val="24"/>
+          <w:szCs w:val="24"/>
+        </w:rPr>
+      </w:pPr>
+      <w:r>
+        <w:rPr>
+          <w:rFonts w:eastAsia="Times New Roman" w:cstheme="minorHAnsi"/>
+          <w:color w:val="DC143C"/>
+          <w:sz w:val="24"/>
+          <w:szCs w:val="24"/>
+        </w:rPr>
+        <w:t>space-between</w:t>
+      </w:r>
+    </w:p>
+    <w:p>
+      <w:pPr>
+        <w:numPr>
+          <w:ilvl w:val="0"/>
+          <w:numId w:val="28"/>
+        </w:numPr>
+        <w:spacing w:before="100" w:beforeAutospacing="1" w:after="100" w:afterAutospacing="1" w:line="240" w:lineRule="auto"/>
+        <w:rPr>
+          <w:rFonts w:eastAsia="Times New Roman" w:cstheme="minorHAnsi"/>
+          <w:color w:val="000000"/>
+          <w:sz w:val="24"/>
+          <w:szCs w:val="24"/>
+        </w:rPr>
+      </w:pPr>
+      <w:r>
+        <w:rPr>
+          <w:rFonts w:eastAsia="Times New Roman" w:cstheme="minorHAnsi"/>
+          <w:color w:val="DC143C"/>
+          <w:sz w:val="24"/>
+          <w:szCs w:val="24"/>
+        </w:rPr>
+        <w:t>center</w:t>
+      </w:r>
+    </w:p>
+    <w:p>
+      <w:pPr>
+        <w:numPr>
+          <w:ilvl w:val="0"/>
+          <w:numId w:val="28"/>
+        </w:numPr>
+        <w:spacing w:before="100" w:beforeAutospacing="1" w:after="100" w:afterAutospacing="1" w:line="240" w:lineRule="auto"/>
+        <w:rPr>
+          <w:rFonts w:eastAsia="Times New Roman" w:cstheme="minorHAnsi"/>
+          <w:color w:val="000000"/>
+          <w:sz w:val="24"/>
+          <w:szCs w:val="24"/>
+        </w:rPr>
+      </w:pPr>
+      <w:r>
+        <w:rPr>
+          <w:rFonts w:eastAsia="Times New Roman" w:cstheme="minorHAnsi"/>
+          <w:color w:val="DC143C"/>
+          <w:sz w:val="24"/>
+          <w:szCs w:val="24"/>
+        </w:rPr>
+        <w:t>start</w:t>
+      </w:r>
+    </w:p>
+    <w:p>
+      <w:pPr>
+        <w:numPr>
+          <w:ilvl w:val="0"/>
+          <w:numId w:val="28"/>
+        </w:numPr>
+        <w:spacing w:before="100" w:beforeAutospacing="1" w:after="100" w:afterAutospacing="1" w:line="240" w:lineRule="auto"/>
+        <w:rPr>
+          <w:rFonts w:eastAsia="Times New Roman" w:cstheme="minorHAnsi"/>
+          <w:color w:val="000000"/>
+          <w:sz w:val="24"/>
+          <w:szCs w:val="24"/>
+        </w:rPr>
+      </w:pPr>
+      <w:r>
+        <w:rPr>
+          <w:rFonts w:eastAsia="Times New Roman" w:cstheme="minorHAnsi"/>
+          <w:color w:val="DC143C"/>
+          <w:sz w:val="24"/>
+          <w:szCs w:val="24"/>
+        </w:rPr>
+        <w:t>end</w:t>
+      </w:r>
+    </w:p>
+    <w:p>
+      <w:pPr>
+        <w:rPr>
+          <w:b/>
+          <w:bCs/>
+          <w:sz w:val="24"/>
+          <w:szCs w:val="24"/>
+        </w:rPr>
+      </w:pPr>
+    </w:p>
+    <w:p>
+      <w:pPr>
+        <w:rPr>
+          <w:b/>
+          <w:bCs/>
+          <w:sz w:val="24"/>
+          <w:szCs w:val="24"/>
+        </w:rPr>
+      </w:pPr>
+      <w:r>
+        <w:rPr>
+          <w:b/>
+          <w:bCs/>
+          <w:sz w:val="24"/>
+          <w:szCs w:val="24"/>
+        </w:rPr>
+        <w:t>-GRID ITEMS:</w:t>
+      </w:r>
+    </w:p>
+    <w:p>
+      <w:pPr>
+        <w:spacing w:before="288" w:after="288" w:line="240" w:lineRule="auto"/>
+        <w:rPr>
+          <w:rFonts w:eastAsia="Times New Roman" w:cstheme="minorHAnsi"/>
+          <w:color w:val="000000"/>
+          <w:sz w:val="24"/>
+          <w:szCs w:val="24"/>
+        </w:rPr>
+      </w:pPr>
+      <w:r>
+        <w:rPr>
+          <w:rFonts w:eastAsia="Times New Roman" w:cstheme="minorHAnsi"/>
+          <w:color w:val="000000"/>
+          <w:sz w:val="24"/>
+          <w:szCs w:val="24"/>
+        </w:rPr>
+        <w:t>We can specify where to start and end a grid item by using the following properties:</w:t>
+      </w:r>
+    </w:p>
+    <w:p>
+      <w:pPr>
+        <w:numPr>
+          <w:ilvl w:val="0"/>
+          <w:numId w:val="29"/>
+        </w:numPr>
+        <w:spacing w:before="100" w:beforeAutospacing="1" w:after="100" w:afterAutospacing="1" w:line="240" w:lineRule="auto"/>
+        <w:rPr>
+          <w:rFonts w:eastAsia="Times New Roman" w:cstheme="minorHAnsi"/>
+          <w:color w:val="000000"/>
+          <w:sz w:val="24"/>
+          <w:szCs w:val="24"/>
+        </w:rPr>
+      </w:pPr>
+      <w:r>
+        <w:rPr>
+          <w:rFonts w:eastAsia="Times New Roman" w:cstheme="minorHAnsi"/>
+          <w:color w:val="DC143C"/>
+          <w:sz w:val="24"/>
+          <w:szCs w:val="24"/>
+        </w:rPr>
+        <w:t>grid-column-start</w:t>
+      </w:r>
+      <w:r>
+        <w:rPr>
+          <w:rFonts w:eastAsia="Times New Roman" w:cstheme="minorHAnsi"/>
+          <w:color w:val="000000"/>
+          <w:sz w:val="24"/>
+          <w:szCs w:val="24"/>
+        </w:rPr>
+        <w:t> - Specifies on which column-line the grid item will start</w:t>
+      </w:r>
+    </w:p>
+    <w:p>
+      <w:pPr>
+        <w:numPr>
+          <w:ilvl w:val="0"/>
+          <w:numId w:val="29"/>
+        </w:numPr>
+        <w:spacing w:before="100" w:beforeAutospacing="1" w:after="100" w:afterAutospacing="1" w:line="240" w:lineRule="auto"/>
+        <w:rPr>
+          <w:rFonts w:eastAsia="Times New Roman" w:cstheme="minorHAnsi"/>
+          <w:color w:val="000000"/>
+          <w:sz w:val="24"/>
+          <w:szCs w:val="24"/>
+        </w:rPr>
+      </w:pPr>
+      <w:r>
+        <w:rPr>
+          <w:rFonts w:eastAsia="Times New Roman" w:cstheme="minorHAnsi"/>
+          <w:color w:val="DC143C"/>
+          <w:sz w:val="24"/>
+          <w:szCs w:val="24"/>
+        </w:rPr>
+        <w:t>grid-column-end</w:t>
+      </w:r>
+      <w:r>
+        <w:rPr>
+          <w:rFonts w:eastAsia="Times New Roman" w:cstheme="minorHAnsi"/>
+          <w:color w:val="000000"/>
+          <w:sz w:val="24"/>
+          <w:szCs w:val="24"/>
+        </w:rPr>
+        <w:t> - Specifies on which column-line the grid item will end</w:t>
+      </w:r>
+    </w:p>
+    <w:p>
+      <w:pPr>
+        <w:numPr>
+          <w:ilvl w:val="0"/>
+          <w:numId w:val="29"/>
+        </w:numPr>
+        <w:spacing w:before="100" w:beforeAutospacing="1" w:after="100" w:afterAutospacing="1" w:line="240" w:lineRule="auto"/>
+        <w:rPr>
+          <w:rFonts w:eastAsia="Times New Roman" w:cstheme="minorHAnsi"/>
+          <w:color w:val="000000"/>
+          <w:sz w:val="24"/>
+          <w:szCs w:val="24"/>
+        </w:rPr>
+      </w:pPr>
+      <w:r>
+        <w:rPr>
+          <w:rFonts w:eastAsia="Times New Roman" w:cstheme="minorHAnsi"/>
+          <w:color w:val="DC143C"/>
+          <w:sz w:val="24"/>
+          <w:szCs w:val="24"/>
+        </w:rPr>
+        <w:t>grid-column</w:t>
+      </w:r>
+      <w:r>
+        <w:rPr>
+          <w:rFonts w:eastAsia="Times New Roman" w:cstheme="minorHAnsi"/>
+          <w:color w:val="000000"/>
+          <w:sz w:val="24"/>
+          <w:szCs w:val="24"/>
+        </w:rPr>
+        <w:t> - Shorthand property for </w:t>
+      </w:r>
+      <w:r>
+        <w:rPr>
+          <w:rFonts w:eastAsia="Times New Roman" w:cstheme="minorHAnsi"/>
+          <w:color w:val="DC143C"/>
+          <w:sz w:val="24"/>
+          <w:szCs w:val="24"/>
+        </w:rPr>
+        <w:t>grid-column-start</w:t>
+      </w:r>
+      <w:r>
+        <w:rPr>
+          <w:rFonts w:eastAsia="Times New Roman" w:cstheme="minorHAnsi"/>
+          <w:color w:val="000000"/>
+          <w:sz w:val="24"/>
+          <w:szCs w:val="24"/>
+        </w:rPr>
+        <w:t> and </w:t>
+      </w:r>
+      <w:r>
+        <w:rPr>
+          <w:rFonts w:eastAsia="Times New Roman" w:cstheme="minorHAnsi"/>
+          <w:color w:val="DC143C"/>
+          <w:sz w:val="24"/>
+          <w:szCs w:val="24"/>
+        </w:rPr>
+        <w:t>grid-column-end</w:t>
+      </w:r>
+    </w:p>
+    <w:p>
+      <w:pPr>
+        <w:numPr>
+          <w:ilvl w:val="0"/>
+          <w:numId w:val="29"/>
+        </w:numPr>
+        <w:spacing w:before="100" w:beforeAutospacing="1" w:after="100" w:afterAutospacing="1" w:line="240" w:lineRule="auto"/>
+        <w:rPr>
+          <w:rFonts w:eastAsia="Times New Roman" w:cstheme="minorHAnsi"/>
+          <w:color w:val="000000"/>
+          <w:sz w:val="24"/>
+          <w:szCs w:val="24"/>
+        </w:rPr>
+      </w:pPr>
+      <w:r>
+        <w:rPr>
+          <w:rFonts w:eastAsia="Times New Roman" w:cstheme="minorHAnsi"/>
+          <w:color w:val="DC143C"/>
+          <w:sz w:val="24"/>
+          <w:szCs w:val="24"/>
+        </w:rPr>
+        <w:t>grid-row-start</w:t>
+      </w:r>
+      <w:r>
+        <w:rPr>
+          <w:rFonts w:eastAsia="Times New Roman" w:cstheme="minorHAnsi"/>
+          <w:color w:val="000000"/>
+          <w:sz w:val="24"/>
+          <w:szCs w:val="24"/>
+        </w:rPr>
+        <w:t> - Specifies on which row-line the grid item will start</w:t>
+      </w:r>
+    </w:p>
+    <w:p>
+      <w:pPr>
+        <w:numPr>
+          <w:ilvl w:val="0"/>
+          <w:numId w:val="29"/>
+        </w:numPr>
+        <w:spacing w:before="100" w:beforeAutospacing="1" w:after="100" w:afterAutospacing="1" w:line="240" w:lineRule="auto"/>
+        <w:rPr>
+          <w:rFonts w:eastAsia="Times New Roman" w:cstheme="minorHAnsi"/>
+          <w:color w:val="000000"/>
+          <w:sz w:val="24"/>
+          <w:szCs w:val="24"/>
+        </w:rPr>
+      </w:pPr>
+      <w:r>
+        <w:rPr>
+          <w:rFonts w:eastAsia="Times New Roman" w:cstheme="minorHAnsi"/>
+          <w:color w:val="DC143C"/>
+          <w:sz w:val="24"/>
+          <w:szCs w:val="24"/>
+        </w:rPr>
+        <w:t>grid-row-end</w:t>
+      </w:r>
+      <w:r>
+        <w:rPr>
+          <w:rFonts w:eastAsia="Times New Roman" w:cstheme="minorHAnsi"/>
+          <w:color w:val="000000"/>
+          <w:sz w:val="24"/>
+          <w:szCs w:val="24"/>
+        </w:rPr>
+        <w:t> - Specifies on which row-line the grid item will end</w:t>
+      </w:r>
+    </w:p>
+    <w:p>
+      <w:pPr>
+        <w:numPr>
+          <w:ilvl w:val="0"/>
+          <w:numId w:val="29"/>
+        </w:numPr>
+        <w:spacing w:before="100" w:beforeAutospacing="1" w:after="100" w:afterAutospacing="1" w:line="240" w:lineRule="auto"/>
+        <w:rPr>
+          <w:rFonts w:eastAsia="Times New Roman" w:cstheme="minorHAnsi"/>
+          <w:color w:val="000000"/>
+          <w:sz w:val="24"/>
+          <w:szCs w:val="24"/>
+        </w:rPr>
+      </w:pPr>
+      <w:r>
+        <w:rPr>
+          <w:rFonts w:eastAsia="Times New Roman" w:cstheme="minorHAnsi"/>
+          <w:color w:val="DC143C"/>
+          <w:sz w:val="24"/>
+          <w:szCs w:val="24"/>
+        </w:rPr>
+        <w:t>grid-row</w:t>
+      </w:r>
+      <w:r>
+        <w:rPr>
+          <w:rFonts w:eastAsia="Times New Roman" w:cstheme="minorHAnsi"/>
+          <w:color w:val="000000"/>
+          <w:sz w:val="24"/>
+          <w:szCs w:val="24"/>
+        </w:rPr>
+        <w:t> - Shorthand property for </w:t>
+      </w:r>
+      <w:r>
+        <w:rPr>
+          <w:rFonts w:eastAsia="Times New Roman" w:cstheme="minorHAnsi"/>
+          <w:color w:val="DC143C"/>
+          <w:sz w:val="24"/>
+          <w:szCs w:val="24"/>
+        </w:rPr>
+        <w:t>grid-row-start</w:t>
+      </w:r>
+      <w:r>
+        <w:rPr>
+          <w:rFonts w:eastAsia="Times New Roman" w:cstheme="minorHAnsi"/>
+          <w:color w:val="000000"/>
+          <w:sz w:val="24"/>
+          <w:szCs w:val="24"/>
+        </w:rPr>
+        <w:t> and </w:t>
+      </w:r>
+      <w:r>
+        <w:rPr>
+          <w:rFonts w:eastAsia="Times New Roman" w:cstheme="minorHAnsi"/>
+          <w:color w:val="DC143C"/>
+          <w:sz w:val="24"/>
+          <w:szCs w:val="24"/>
+        </w:rPr>
+        <w:t>grid-row-end</w:t>
+      </w:r>
+    </w:p>
+    <w:p>
+      <w:pPr>
+        <w:rPr>
+          <w:sz w:val="24"/>
+          <w:szCs w:val="24"/>
+        </w:rPr>
+      </w:pPr>
+      <w:r>
+        <w:rPr>
+          <w:sz w:val="24"/>
+          <w:szCs w:val="24"/>
+        </w:rPr>
+        <w:t>column lines are those lines that are between items.</w:t>
+      </w:r>
+    </w:p>
+    <w:p>
+      <w:pPr>
+        <w:rPr>
+          <w:sz w:val="24"/>
+          <w:szCs w:val="24"/>
+        </w:rPr>
+      </w:pPr>
+      <w:r>
+        <w:rPr>
+          <w:noProof/>
+        </w:rPr>
+        <w:drawing>
+          <wp:inline distT="0" distB="0" distL="0" distR="0" wp14:anchorId="2F83DEDD" wp14:editId="43B6D8AD">
+            <wp:extent cx="6858000" cy="2026920"/>
+            <wp:effectExtent l="0" t="0" r="0" b="0"/>
+            <wp:docPr id="32" name="Picture 32"/>
+            <wp:cNvGraphicFramePr>
+              <a:graphicFrameLocks xmlns:a="http://schemas.openxmlformats.org/drawingml/2006/main" noChangeAspect="1"/>
+            </wp:cNvGraphicFramePr>
+            <a:graphic xmlns:a="http://schemas.openxmlformats.org/drawingml/2006/main">
+              <a:graphicData uri="http://schemas.openxmlformats.org/drawingml/2006/picture">
+                <pic:pic xmlns:pic="http://schemas.openxmlformats.org/drawingml/2006/picture">
+                  <pic:nvPicPr>
+                    <pic:cNvPr id="1" name=""/>
+                    <pic:cNvPicPr/>
+                  </pic:nvPicPr>
+                  <pic:blipFill>
+                    <a:blip r:embed="rId155"/>
+                    <a:stretch>
+                      <a:fillRect/>
+                    </a:stretch>
+                  </pic:blipFill>
+                  <pic:spPr>
+                    <a:xfrm>
+                      <a:off x="0" y="0"/>
+                      <a:ext cx="6858000" cy="2026920"/>
+                    </a:xfrm>
+                    <a:prstGeom prst="rect">
+                      <a:avLst/>
+                    </a:prstGeom>
+                  </pic:spPr>
+                </pic:pic>
+              </a:graphicData>
+            </a:graphic>
+          </wp:inline>
+        </w:drawing>
+      </w:r>
+    </w:p>
+    <w:p>
+      <w:pPr>
+        <w:rPr>
+          <w:sz w:val="24"/>
+          <w:szCs w:val="24"/>
+        </w:rPr>
+      </w:pPr>
+      <w:r>
+        <w:rPr>
+          <w:sz w:val="24"/>
+          <w:szCs w:val="24"/>
+        </w:rPr>
+        <w:lastRenderedPageBreak/>
+        <w:t>Same is the situation with grid row start and end.</w:t>
+      </w:r>
+    </w:p>
+    <w:p>
+      <w:pPr>
+        <w:rPr>
+          <w:color w:val="000000" w:themeColor="text1"/>
+          <w:sz w:val="24"/>
+          <w:szCs w:val="24"/>
+        </w:rPr>
+      </w:pPr>
+      <w:r>
+        <w:rPr>
+          <w:sz w:val="24"/>
+          <w:szCs w:val="24"/>
+        </w:rPr>
+        <w:t xml:space="preserve">The shorthand property takes values such as: </w:t>
+      </w:r>
+      <w:r>
+        <w:rPr>
+          <w:rFonts w:ascii="Consolas" w:hAnsi="Consolas"/>
+          <w:color w:val="D73A49"/>
+          <w:sz w:val="23"/>
+          <w:szCs w:val="23"/>
+          <w:shd w:val="clear" w:color="auto" w:fill="FFFFFF"/>
+        </w:rPr>
+        <w:t>grid-row</w:t>
+      </w:r>
+      <w:r>
+        <w:rPr>
+          <w:rStyle w:val="cssdelimitercolor"/>
+          <w:rFonts w:ascii="Consolas" w:hAnsi="Consolas"/>
+          <w:color w:val="999999"/>
+          <w:sz w:val="23"/>
+          <w:szCs w:val="23"/>
+          <w:shd w:val="clear" w:color="auto" w:fill="FFFFFF"/>
+        </w:rPr>
+        <w:t>:</w:t>
+      </w:r>
+      <w:r>
+        <w:rPr>
+          <w:rStyle w:val="csspropertyvaluecolor"/>
+          <w:rFonts w:ascii="Consolas" w:hAnsi="Consolas"/>
+          <w:color w:val="005CC5"/>
+          <w:sz w:val="23"/>
+          <w:szCs w:val="23"/>
+          <w:shd w:val="clear" w:color="auto" w:fill="FFFFFF"/>
+        </w:rPr>
+        <w:t xml:space="preserve"> 1 / span </w:t>
+      </w:r>
+      <w:r>
+        <w:rPr>
+          <w:rStyle w:val="csspropertyvaluecolor"/>
+          <w:rFonts w:ascii="Consolas" w:hAnsi="Consolas"/>
+          <w:color w:val="005CC5"/>
+          <w:sz w:val="23"/>
+          <w:szCs w:val="23"/>
+          <w:shd w:val="clear" w:color="auto" w:fill="FFFFFF"/>
+        </w:rPr>
+        <w:t>2</w:t>
+      </w:r>
+      <w:r>
+        <w:rPr>
+          <w:rStyle w:val="cssdelimitercolor"/>
+          <w:rFonts w:ascii="Consolas" w:hAnsi="Consolas"/>
+          <w:color w:val="999999"/>
+          <w:sz w:val="23"/>
+          <w:szCs w:val="23"/>
+          <w:shd w:val="clear" w:color="auto" w:fill="FFFFFF"/>
+        </w:rPr>
+        <w:t>:</w:t>
+      </w:r>
+      <w:r>
+        <w:rPr>
+          <w:rStyle w:val="cssdelimitercolor"/>
+          <w:rFonts w:cstheme="minorHAnsi"/>
+          <w:color w:val="000000" w:themeColor="text1"/>
+          <w:sz w:val="24"/>
+          <w:szCs w:val="24"/>
+          <w:shd w:val="clear" w:color="auto" w:fill="FFFFFF"/>
+        </w:rPr>
+        <w:t xml:space="preserve"> will</w:t>
+      </w:r>
+      <w:r>
+        <w:rPr>
+          <w:rStyle w:val="cssdelimitercolor"/>
+          <w:rFonts w:cstheme="minorHAnsi"/>
+          <w:color w:val="000000" w:themeColor="text1"/>
+          <w:sz w:val="24"/>
+          <w:szCs w:val="24"/>
+          <w:shd w:val="clear" w:color="auto" w:fill="FFFFFF"/>
+        </w:rPr>
+        <w:t xml:space="preserve"> do same as above will.</w:t>
+      </w:r>
+    </w:p>
+    <w:p>
+      <w:pPr>
+        <w:rPr>
+          <w:sz w:val="24"/>
+          <w:szCs w:val="24"/>
+        </w:rPr>
+      </w:pPr>
+      <w:r>
+        <w:rPr>
+          <w:sz w:val="24"/>
+          <w:szCs w:val="24"/>
+        </w:rPr>
+        <w:t>The CSS </w:t>
+      </w:r>
+      <w:hyperlink r:id="rId156" w:history="1">
+        <w:r>
+          <w:rPr>
+            <w:rStyle w:val="Hyperlink"/>
+            <w:sz w:val="24"/>
+            <w:szCs w:val="24"/>
+          </w:rPr>
+          <w:t>grid-template-areas</w:t>
+        </w:r>
+      </w:hyperlink>
+      <w:r>
+        <w:rPr>
+          <w:sz w:val="24"/>
+          <w:szCs w:val="24"/>
+        </w:rPr>
+        <w:t> is a grid container property, and it specifies areas within the grid layout.</w:t>
+      </w:r>
+    </w:p>
+    <w:p>
+      <w:pPr>
+        <w:rPr>
+          <w:sz w:val="24"/>
+          <w:szCs w:val="24"/>
+        </w:rPr>
+      </w:pPr>
+      <w:r>
+        <w:rPr>
+          <w:sz w:val="24"/>
+          <w:szCs w:val="24"/>
+        </w:rPr>
+        <w:t>You can name grid items by using the CSS </w:t>
+      </w:r>
+      <w:hyperlink r:id="rId157" w:history="1">
+        <w:r>
+          <w:rPr>
+            <w:rStyle w:val="Hyperlink"/>
+            <w:sz w:val="24"/>
+            <w:szCs w:val="24"/>
+          </w:rPr>
+          <w:t>grid-area</w:t>
+        </w:r>
+      </w:hyperlink>
+      <w:r>
+        <w:rPr>
+          <w:sz w:val="24"/>
+          <w:szCs w:val="24"/>
+        </w:rPr>
+        <w:t> property, and then reference to the name in the grid-template-areas property.</w:t>
+      </w:r>
+    </w:p>
+    <w:p>
+      <w:pPr>
+        <w:rPr>
+          <w:sz w:val="24"/>
+          <w:szCs w:val="24"/>
+        </w:rPr>
+      </w:pPr>
+      <w:r>
+        <w:rPr>
+          <w:noProof/>
+        </w:rPr>
+        <w:drawing>
+          <wp:inline distT="0" distB="0" distL="0" distR="0" wp14:anchorId="6AF35366" wp14:editId="1D9D0543">
+            <wp:extent cx="6858000" cy="2501265"/>
+            <wp:effectExtent l="0" t="0" r="0" b="0"/>
+            <wp:docPr id="33" name="Picture 33"/>
+            <wp:cNvGraphicFramePr>
+              <a:graphicFrameLocks xmlns:a="http://schemas.openxmlformats.org/drawingml/2006/main" noChangeAspect="1"/>
+            </wp:cNvGraphicFramePr>
+            <a:graphic xmlns:a="http://schemas.openxmlformats.org/drawingml/2006/main">
+              <a:graphicData uri="http://schemas.openxmlformats.org/drawingml/2006/picture">
+                <pic:pic xmlns:pic="http://schemas.openxmlformats.org/drawingml/2006/picture">
+                  <pic:nvPicPr>
+                    <pic:cNvPr id="1" name=""/>
+                    <pic:cNvPicPr/>
+                  </pic:nvPicPr>
+                  <pic:blipFill>
+                    <a:blip r:embed="rId158"/>
+                    <a:stretch>
+                      <a:fillRect/>
+                    </a:stretch>
+                  </pic:blipFill>
+                  <pic:spPr>
+                    <a:xfrm>
+                      <a:off x="0" y="0"/>
+                      <a:ext cx="6858000" cy="2501265"/>
+                    </a:xfrm>
+                    <a:prstGeom prst="rect">
+                      <a:avLst/>
+                    </a:prstGeom>
+                  </pic:spPr>
+                </pic:pic>
+              </a:graphicData>
+            </a:graphic>
+          </wp:inline>
+        </w:drawing>
+      </w:r>
+    </w:p>
+    <w:p>
+      <w:pPr>
+        <w:rPr>
+          <w:sz w:val="24"/>
+          <w:szCs w:val="24"/>
+        </w:rPr>
+      </w:pPr>
+      <w:r>
+        <w:rPr>
+          <w:noProof/>
+        </w:rPr>
+        <w:drawing>
+          <wp:inline distT="0" distB="0" distL="0" distR="0" wp14:anchorId="511AEEA8" wp14:editId="7DA9AB4A">
+            <wp:extent cx="6858000" cy="2846705"/>
+            <wp:effectExtent l="0" t="0" r="0" b="0"/>
+            <wp:docPr id="34" name="Picture 34"/>
+            <wp:cNvGraphicFramePr>
+              <a:graphicFrameLocks xmlns:a="http://schemas.openxmlformats.org/drawingml/2006/main" noChangeAspect="1"/>
+            </wp:cNvGraphicFramePr>
+            <a:graphic xmlns:a="http://schemas.openxmlformats.org/drawingml/2006/main">
+              <a:graphicData uri="http://schemas.openxmlformats.org/drawingml/2006/picture">
+                <pic:pic xmlns:pic="http://schemas.openxmlformats.org/drawingml/2006/picture">
+                  <pic:nvPicPr>
+                    <pic:cNvPr id="1" name=""/>
+                    <pic:cNvPicPr/>
+                  </pic:nvPicPr>
+                  <pic:blipFill>
+                    <a:blip r:embed="rId159"/>
+                    <a:stretch>
+                      <a:fillRect/>
+                    </a:stretch>
+                  </pic:blipFill>
+                  <pic:spPr>
+                    <a:xfrm>
+                      <a:off x="0" y="0"/>
+                      <a:ext cx="6858000" cy="2846705"/>
+                    </a:xfrm>
+                    <a:prstGeom prst="rect">
+                      <a:avLst/>
+                    </a:prstGeom>
+                  </pic:spPr>
+                </pic:pic>
+              </a:graphicData>
+            </a:graphic>
+          </wp:inline>
+        </w:drawing>
+      </w:r>
+    </w:p>
+    <w:p>
+      <w:pPr>
+        <w:rPr>
+          <w:sz w:val="24"/>
+          <w:szCs w:val="24"/>
+        </w:rPr>
+      </w:pPr>
+      <w:r>
+        <w:rPr>
+          <w:sz w:val="24"/>
+          <w:szCs w:val="24"/>
+        </w:rPr>
+        <w:t>NOTE: I MADE MY CONCEPT AS: THE GRID HAS A ITEM X, AND WE ARE NAMING AREAS AS X TO ENSURES THAT THOSE AREAS CONTAIN X.</w:t>
+      </w:r>
+    </w:p>
+    <w:p>
+      <w:pPr>
+        <w:rPr>
+          <w:sz w:val="24"/>
+          <w:szCs w:val="24"/>
+        </w:rPr>
+      </w:pPr>
+    </w:p>
+    <w:p>
+      <w:pPr>
+        <w:rPr>
+          <w:sz w:val="24"/>
+          <w:szCs w:val="24"/>
+        </w:rPr>
+      </w:pPr>
+    </w:p>
+    <w:p>
+      <w:pPr>
+        <w:rPr>
+          <w:sz w:val="24"/>
+          <w:szCs w:val="24"/>
+        </w:rPr>
+      </w:pPr>
+    </w:p>
+    <w:p>
+      <w:pPr>
+        <w:rPr>
+          <w:sz w:val="24"/>
+          <w:szCs w:val="24"/>
+        </w:rPr>
+      </w:pPr>
+    </w:p>
+    <w:p>
+      <w:pPr>
+        <w:rPr>
+          <w:sz w:val="24"/>
+          <w:szCs w:val="24"/>
+        </w:rPr>
+      </w:pPr>
+    </w:p>
+    <w:p>
+      <w:pPr>
+        <w:rPr>
+          <w:sz w:val="24"/>
+          <w:szCs w:val="24"/>
+        </w:rPr>
+      </w:pPr>
+      <w:r>
+        <w:rPr>
+          <w:noProof/>
+        </w:rPr>
+        <w:lastRenderedPageBreak/>
+        <w:drawing>
+          <wp:inline distT="0" distB="0" distL="0" distR="0" wp14:anchorId="131FCF6C" wp14:editId="007BE6B9">
+            <wp:extent cx="6858000" cy="3943350"/>
+            <wp:effectExtent l="0" t="0" r="0" b="0"/>
+            <wp:docPr id="35" name="Picture 35"/>
+            <wp:cNvGraphicFramePr>
+              <a:graphicFrameLocks xmlns:a="http://schemas.openxmlformats.org/drawingml/2006/main" noChangeAspect="1"/>
+            </wp:cNvGraphicFramePr>
+            <a:graphic xmlns:a="http://schemas.openxmlformats.org/drawingml/2006/main">
+              <a:graphicData uri="http://schemas.openxmlformats.org/drawingml/2006/picture">
+                <pic:pic xmlns:pic="http://schemas.openxmlformats.org/drawingml/2006/picture">
+                  <pic:nvPicPr>
+                    <pic:cNvPr id="1" name=""/>
+                    <pic:cNvPicPr/>
+                  </pic:nvPicPr>
+                  <pic:blipFill>
+                    <a:blip r:embed="rId160"/>
+                    <a:stretch>
+                      <a:fillRect/>
+                    </a:stretch>
+                  </pic:blipFill>
+                  <pic:spPr>
+                    <a:xfrm>
+                      <a:off x="0" y="0"/>
+                      <a:ext cx="6858000" cy="3943350"/>
+                    </a:xfrm>
+                    <a:prstGeom prst="rect">
+                      <a:avLst/>
+                    </a:prstGeom>
+                  </pic:spPr>
+                </pic:pic>
+              </a:graphicData>
+            </a:graphic>
+          </wp:inline>
+        </w:drawing>
+      </w:r>
+    </w:p>
+    <w:p>
+      <w:pPr>
+        <w:rPr>
+          <w:rFonts w:cstheme="minorHAnsi"/>
+          <w:sz w:val="24"/>
+          <w:szCs w:val="24"/>
+        </w:rPr>
+      </w:pPr>
+      <w:r>
+        <w:rPr>
+          <w:rFonts w:cstheme="minorHAnsi"/>
+          <w:sz w:val="24"/>
+          <w:szCs w:val="24"/>
+        </w:rPr>
+        <w:t>Grid items can be aligned within their respective grid cells using properties like:</w:t>
+      </w:r>
+    </w:p>
+    <w:p>
+      <w:pPr>
+        <w:numPr>
+          <w:ilvl w:val="0"/>
+          <w:numId w:val="30"/>
+        </w:numPr>
+        <w:rPr>
+          <w:rFonts w:cstheme="minorHAnsi"/>
+          <w:sz w:val="24"/>
+          <w:szCs w:val="24"/>
+        </w:rPr>
+      </w:pPr>
+      <w:r>
+        <w:rPr>
+          <w:rFonts w:cstheme="minorHAnsi"/>
+          <w:sz w:val="24"/>
+          <w:szCs w:val="24"/>
+        </w:rPr>
+        <w:t>justify-self - Specifies the horizontal alignment within a cell</w:t>
+      </w:r>
+    </w:p>
+    <w:p>
+      <w:pPr>
+        <w:numPr>
+          <w:ilvl w:val="0"/>
+          <w:numId w:val="30"/>
+        </w:numPr>
+        <w:rPr>
+          <w:rFonts w:cstheme="minorHAnsi"/>
+          <w:sz w:val="24"/>
+          <w:szCs w:val="24"/>
+        </w:rPr>
+      </w:pPr>
+      <w:r>
+        <w:rPr>
+          <w:rFonts w:cstheme="minorHAnsi"/>
+          <w:sz w:val="24"/>
+          <w:szCs w:val="24"/>
+        </w:rPr>
+        <w:t>align-self - Specifies the vertical alignment within a cell</w:t>
+      </w:r>
+    </w:p>
+    <w:p>
+      <w:pPr>
+        <w:numPr>
+          <w:ilvl w:val="0"/>
+          <w:numId w:val="30"/>
+        </w:numPr>
+        <w:rPr>
+          <w:rFonts w:cstheme="minorHAnsi"/>
+          <w:sz w:val="24"/>
+          <w:szCs w:val="24"/>
+        </w:rPr>
+      </w:pPr>
+      <w:r>
+        <w:rPr>
+          <w:rFonts w:cstheme="minorHAnsi"/>
+          <w:sz w:val="24"/>
+          <w:szCs w:val="24"/>
+        </w:rPr>
+        <w:t>place-self - Shorthand property for align-self and justify-self</w:t>
+      </w:r>
+    </w:p>
+    <w:p>
+      <w:pPr>
+        <w:spacing w:before="288" w:after="288" w:line="240" w:lineRule="auto"/>
+        <w:rPr>
+          <w:rFonts w:eastAsia="Times New Roman" w:cstheme="minorHAnsi"/>
+          <w:color w:val="000000"/>
+          <w:sz w:val="24"/>
+          <w:szCs w:val="24"/>
+        </w:rPr>
+      </w:pPr>
+      <w:r>
+        <w:rPr>
+          <w:rFonts w:eastAsia="Times New Roman" w:cstheme="minorHAnsi"/>
+          <w:color w:val="000000"/>
+          <w:sz w:val="24"/>
+          <w:szCs w:val="24"/>
+        </w:rPr>
+        <w:t>This property can have one of the following values:</w:t>
+      </w:r>
+    </w:p>
+    <w:p>
+      <w:pPr>
+        <w:numPr>
+          <w:ilvl w:val="0"/>
+          <w:numId w:val="31"/>
+        </w:numPr>
+        <w:spacing w:before="100" w:beforeAutospacing="1" w:after="100" w:afterAutospacing="1" w:line="240" w:lineRule="auto"/>
+        <w:rPr>
+          <w:rFonts w:eastAsia="Times New Roman" w:cstheme="minorHAnsi"/>
+          <w:color w:val="000000"/>
+          <w:sz w:val="24"/>
+          <w:szCs w:val="24"/>
+        </w:rPr>
+      </w:pPr>
+      <w:r>
+        <w:rPr>
+          <w:rFonts w:eastAsia="Times New Roman" w:cstheme="minorHAnsi"/>
+          <w:color w:val="DC143C"/>
+          <w:sz w:val="24"/>
+          <w:szCs w:val="24"/>
+        </w:rPr>
+        <w:t>auto</w:t>
+      </w:r>
+      <w:r>
+        <w:rPr>
+          <w:rFonts w:eastAsia="Times New Roman" w:cstheme="minorHAnsi"/>
+          <w:color w:val="000000"/>
+          <w:sz w:val="24"/>
+          <w:szCs w:val="24"/>
+        </w:rPr>
+        <w:t> (default)</w:t>
+      </w:r>
+    </w:p>
+    <w:p>
+      <w:pPr>
+        <w:numPr>
+          <w:ilvl w:val="0"/>
+          <w:numId w:val="31"/>
+        </w:numPr>
+        <w:spacing w:before="100" w:beforeAutospacing="1" w:after="100" w:afterAutospacing="1" w:line="240" w:lineRule="auto"/>
+        <w:rPr>
+          <w:rFonts w:eastAsia="Times New Roman" w:cstheme="minorHAnsi"/>
+          <w:color w:val="000000"/>
+          <w:sz w:val="24"/>
+          <w:szCs w:val="24"/>
+        </w:rPr>
+      </w:pPr>
+      <w:r>
+        <w:rPr>
+          <w:rFonts w:eastAsia="Times New Roman" w:cstheme="minorHAnsi"/>
+          <w:color w:val="DC143C"/>
+          <w:sz w:val="24"/>
+          <w:szCs w:val="24"/>
+        </w:rPr>
+        <w:t>normal</w:t>
+      </w:r>
+    </w:p>
+    <w:p>
+      <w:pPr>
+        <w:numPr>
+          <w:ilvl w:val="0"/>
+          <w:numId w:val="31"/>
+        </w:numPr>
+        <w:spacing w:before="100" w:beforeAutospacing="1" w:after="100" w:afterAutospacing="1" w:line="240" w:lineRule="auto"/>
+        <w:rPr>
+          <w:rFonts w:eastAsia="Times New Roman" w:cstheme="minorHAnsi"/>
+          <w:color w:val="000000"/>
+          <w:sz w:val="24"/>
+          <w:szCs w:val="24"/>
+        </w:rPr>
+      </w:pPr>
+      <w:r>
+        <w:rPr>
+          <w:rFonts w:eastAsia="Times New Roman" w:cstheme="minorHAnsi"/>
+          <w:color w:val="DC143C"/>
+          <w:sz w:val="24"/>
+          <w:szCs w:val="24"/>
+        </w:rPr>
+        <w:t>stretch</w:t>
+      </w:r>
+    </w:p>
+    <w:p>
+      <w:pPr>
+        <w:numPr>
+          <w:ilvl w:val="0"/>
+          <w:numId w:val="31"/>
+        </w:numPr>
+        <w:spacing w:before="100" w:beforeAutospacing="1" w:after="100" w:afterAutospacing="1" w:line="240" w:lineRule="auto"/>
+        <w:rPr>
+          <w:rFonts w:eastAsia="Times New Roman" w:cstheme="minorHAnsi"/>
+          <w:color w:val="000000"/>
+          <w:sz w:val="24"/>
+          <w:szCs w:val="24"/>
+        </w:rPr>
+      </w:pPr>
+      <w:r>
+        <w:rPr>
+          <w:rFonts w:eastAsia="Times New Roman" w:cstheme="minorHAnsi"/>
+          <w:color w:val="DC143C"/>
+          <w:sz w:val="24"/>
+          <w:szCs w:val="24"/>
+        </w:rPr>
+        <w:t>start</w:t>
+      </w:r>
+    </w:p>
+    <w:p>
+      <w:pPr>
+        <w:numPr>
+          <w:ilvl w:val="0"/>
+          <w:numId w:val="31"/>
+        </w:numPr>
+        <w:spacing w:before="100" w:beforeAutospacing="1" w:after="100" w:afterAutospacing="1" w:line="240" w:lineRule="auto"/>
+        <w:rPr>
+          <w:rFonts w:eastAsia="Times New Roman" w:cstheme="minorHAnsi"/>
+          <w:color w:val="000000"/>
+          <w:sz w:val="24"/>
+          <w:szCs w:val="24"/>
+        </w:rPr>
+      </w:pPr>
+      <w:r>
+        <w:rPr>
+          <w:rFonts w:eastAsia="Times New Roman" w:cstheme="minorHAnsi"/>
+          <w:color w:val="DC143C"/>
+          <w:sz w:val="24"/>
+          <w:szCs w:val="24"/>
+        </w:rPr>
+        <w:t>left</w:t>
+      </w:r>
+    </w:p>
+    <w:p>
+      <w:pPr>
+        <w:numPr>
+          <w:ilvl w:val="0"/>
+          <w:numId w:val="31"/>
+        </w:numPr>
+        <w:spacing w:before="100" w:beforeAutospacing="1" w:after="100" w:afterAutospacing="1" w:line="240" w:lineRule="auto"/>
+        <w:rPr>
+          <w:rFonts w:eastAsia="Times New Roman" w:cstheme="minorHAnsi"/>
+          <w:color w:val="000000"/>
+          <w:sz w:val="24"/>
+          <w:szCs w:val="24"/>
+        </w:rPr>
+      </w:pPr>
+      <w:r>
+        <w:rPr>
+          <w:rFonts w:eastAsia="Times New Roman" w:cstheme="minorHAnsi"/>
+          <w:color w:val="DC143C"/>
+          <w:sz w:val="24"/>
+          <w:szCs w:val="24"/>
+        </w:rPr>
+        <w:t>center</w:t>
+      </w:r>
+    </w:p>
+    <w:p>
+      <w:pPr>
+        <w:numPr>
+          <w:ilvl w:val="0"/>
+          <w:numId w:val="31"/>
+        </w:numPr>
+        <w:spacing w:before="100" w:beforeAutospacing="1" w:after="100" w:afterAutospacing="1" w:line="240" w:lineRule="auto"/>
+        <w:rPr>
+          <w:rFonts w:eastAsia="Times New Roman" w:cstheme="minorHAnsi"/>
+          <w:color w:val="000000"/>
+          <w:sz w:val="24"/>
+          <w:szCs w:val="24"/>
+        </w:rPr>
+      </w:pPr>
+      <w:r>
+        <w:rPr>
+          <w:rFonts w:eastAsia="Times New Roman" w:cstheme="minorHAnsi"/>
+          <w:color w:val="DC143C"/>
+          <w:sz w:val="24"/>
+          <w:szCs w:val="24"/>
+        </w:rPr>
+        <w:t>end</w:t>
+      </w:r>
+    </w:p>
+    <w:p>
+      <w:pPr>
+        <w:numPr>
+          <w:ilvl w:val="0"/>
+          <w:numId w:val="31"/>
+        </w:numPr>
+        <w:spacing w:before="100" w:beforeAutospacing="1" w:after="100" w:afterAutospacing="1" w:line="240" w:lineRule="auto"/>
+        <w:rPr>
+          <w:rFonts w:eastAsia="Times New Roman" w:cstheme="minorHAnsi"/>
+          <w:color w:val="000000"/>
+          <w:sz w:val="24"/>
+          <w:szCs w:val="24"/>
+        </w:rPr>
+      </w:pPr>
+      <w:r>
+        <w:rPr>
+          <w:rFonts w:eastAsia="Times New Roman" w:cstheme="minorHAnsi"/>
+          <w:color w:val="DC143C"/>
+          <w:sz w:val="24"/>
+          <w:szCs w:val="24"/>
+        </w:rPr>
+        <w:t>right</w:t>
+      </w:r>
+    </w:p>
+    <w:p>
+      <w:pPr>
+        <w:rPr>
+          <w:sz w:val="24"/>
+          <w:szCs w:val="24"/>
+        </w:rPr>
+      </w:pPr>
+      <w:r>
+        <w:rPr>
+          <w:sz w:val="24"/>
+          <w:szCs w:val="24"/>
+        </w:rPr>
+        <w:t>order is used to change visual ordering of the items.</w:t>
+      </w:r>
+    </w:p>
+    <w:p>
+      <w:pPr>
+        <w:rPr>
+          <w:sz w:val="24"/>
+          <w:szCs w:val="24"/>
+        </w:rPr>
+      </w:pPr>
+    </w:p>
+    <w:p>
+      <w:pPr>
+        <w:rPr>
+          <w:sz w:val="24"/>
+          <w:szCs w:val="24"/>
+        </w:rPr>
+      </w:pPr>
+    </w:p>
+    <w:p>
+      <w:pPr>
+        <w:rPr>
+          <w:sz w:val="24"/>
+          <w:szCs w:val="24"/>
+        </w:rPr>
+      </w:pPr>
+    </w:p>
+    <w:p>
+      <w:pPr>
+        <w:rPr>
+          <w:sz w:val="24"/>
+          <w:szCs w:val="24"/>
+        </w:rPr>
+      </w:pPr>
+    </w:p>
+    <w:p>
+      <w:pPr>
+        <w:rPr>
+          <w:sz w:val="24"/>
+          <w:szCs w:val="24"/>
+        </w:rPr>
+      </w:pPr>
+    </w:p>
+    <w:p>
+      <w:pPr>
+        <w:rPr>
+          <w:sz w:val="24"/>
+          <w:szCs w:val="24"/>
+        </w:rPr>
+      </w:pPr>
+      <w:r>
+        <w:rPr>
+          <w:sz w:val="24"/>
+          <w:szCs w:val="24"/>
+        </w:rPr>
+        <w:lastRenderedPageBreak/>
+        <w:t>NOTE: I MADE MY CONCEPT AS FOLLOWS</w:t>
+      </w:r>
+    </w:p>
+    <w:p>
+      <w:pPr>
+        <w:rPr>
+          <w:sz w:val="24"/>
+          <w:szCs w:val="24"/>
+        </w:rPr>
+      </w:pPr>
+      <w:r>
+        <w:rPr>
+          <w:noProof/>
+        </w:rPr>
+        <w:drawing>
+          <wp:inline distT="0" distB="0" distL="0" distR="0" wp14:anchorId="502004E9" wp14:editId="46A9B60F">
+            <wp:extent cx="6858000" cy="3743960"/>
+            <wp:effectExtent l="0" t="0" r="0" b="8890"/>
+            <wp:docPr id="36" name="Picture 36"/>
+            <wp:cNvGraphicFramePr>
+              <a:graphicFrameLocks xmlns:a="http://schemas.openxmlformats.org/drawingml/2006/main" noChangeAspect="1"/>
+            </wp:cNvGraphicFramePr>
+            <a:graphic xmlns:a="http://schemas.openxmlformats.org/drawingml/2006/main">
+              <a:graphicData uri="http://schemas.openxmlformats.org/drawingml/2006/picture">
+                <pic:pic xmlns:pic="http://schemas.openxmlformats.org/drawingml/2006/picture">
+                  <pic:nvPicPr>
+                    <pic:cNvPr id="1" name=""/>
+                    <pic:cNvPicPr/>
+                  </pic:nvPicPr>
+                  <pic:blipFill>
+                    <a:blip r:embed="rId161"/>
+                    <a:stretch>
+                      <a:fillRect/>
+                    </a:stretch>
+                  </pic:blipFill>
+                  <pic:spPr>
+                    <a:xfrm>
+                      <a:off x="0" y="0"/>
+                      <a:ext cx="6858000" cy="3743960"/>
+                    </a:xfrm>
+                    <a:prstGeom prst="rect">
+                      <a:avLst/>
+                    </a:prstGeom>
+                  </pic:spPr>
+                </pic:pic>
+              </a:graphicData>
+            </a:graphic>
+          </wp:inline>
+        </w:drawing>
+      </w:r>
+    </w:p>
+    <w:p>
+      <w:pPr>
+        <w:rPr>
+          <w:rFonts w:cstheme="minorHAnsi"/>
+          <w:sz w:val="24"/>
+          <w:szCs w:val="24"/>
+        </w:rPr>
+      </w:pPr>
+      <w:r>
+        <w:rPr>
+          <w:rFonts w:cstheme="minorHAnsi"/>
+          <w:sz w:val="24"/>
+          <w:szCs w:val="24"/>
+        </w:rPr>
+        <w:t>Header’s grid-column takes ¼ as to say, from 1</w:t>
+      </w:r>
+      <w:r>
+        <w:rPr>
+          <w:rFonts w:cstheme="minorHAnsi"/>
+          <w:sz w:val="24"/>
+          <w:szCs w:val="24"/>
+          <w:vertAlign w:val="superscript"/>
+        </w:rPr>
+        <w:t>st</w:t>
+      </w:r>
+      <w:r>
+        <w:rPr>
+          <w:rFonts w:cstheme="minorHAnsi"/>
+          <w:sz w:val="24"/>
+          <w:szCs w:val="24"/>
+        </w:rPr>
+        <w:t xml:space="preserve"> grid line to the 4</w:t>
+      </w:r>
+      <w:r>
+        <w:rPr>
+          <w:rFonts w:cstheme="minorHAnsi"/>
+          <w:sz w:val="24"/>
+          <w:szCs w:val="24"/>
+          <w:vertAlign w:val="superscript"/>
+        </w:rPr>
+        <w:t>th</w:t>
+      </w:r>
+      <w:r>
+        <w:rPr>
+          <w:rFonts w:cstheme="minorHAnsi"/>
+          <w:sz w:val="24"/>
+          <w:szCs w:val="24"/>
+        </w:rPr>
+        <w:t xml:space="preserve"> directly, no line in between. Same can be said for sidebar’s grid-row, go from 2</w:t>
+      </w:r>
+      <w:r>
+        <w:rPr>
+          <w:rFonts w:cstheme="minorHAnsi"/>
+          <w:sz w:val="24"/>
+          <w:szCs w:val="24"/>
+          <w:vertAlign w:val="superscript"/>
+        </w:rPr>
+        <w:t>nd</w:t>
+      </w:r>
+      <w:r>
+        <w:rPr>
+          <w:rFonts w:cstheme="minorHAnsi"/>
+          <w:sz w:val="24"/>
+          <w:szCs w:val="24"/>
+        </w:rPr>
+        <w:t xml:space="preserve"> grid line to the 4</w:t>
+      </w:r>
+      <w:r>
+        <w:rPr>
+          <w:rFonts w:cstheme="minorHAnsi"/>
+          <w:sz w:val="24"/>
+          <w:szCs w:val="24"/>
+          <w:vertAlign w:val="superscript"/>
+        </w:rPr>
+        <w:t>th</w:t>
+      </w:r>
+      <w:r>
+        <w:rPr>
+          <w:rFonts w:cstheme="minorHAnsi"/>
+          <w:sz w:val="24"/>
+          <w:szCs w:val="24"/>
+        </w:rPr>
         <w:t>.</w:t>
       </w:r>
     </w:p>
     <w:p>
       <w:pPr>
         <w:rPr>
+          <w:rFonts w:cstheme="minorHAnsi"/>
+          <w:sz w:val="24"/>
+          <w:szCs w:val="24"/>
+        </w:rPr>
+      </w:pPr>
+      <w:r>
+        <w:rPr>
+          <w:rStyle w:val="HTMLCode"/>
+          <w:rFonts w:asciiTheme="minorHAnsi" w:eastAsiaTheme="minorHAnsi" w:hAnsiTheme="minorHAnsi" w:cstheme="minorHAnsi"/>
+          <w:b/>
+          <w:bCs/>
+          <w:sz w:val="24"/>
+          <w:szCs w:val="24"/>
+        </w:rPr>
+        <w:t>&gt;</w:t>
+      </w:r>
+      <w:r>
+        <w:rPr>
+          <w:rFonts w:cstheme="minorHAnsi"/>
+          <w:sz w:val="24"/>
+          <w:szCs w:val="24"/>
+        </w:rPr>
+        <w:t xml:space="preserve">: The child combinator. It ensures </w:t>
+      </w:r>
+      <w:r>
+        <w:rPr>
+          <w:rStyle w:val="Emphasis"/>
+          <w:rFonts w:cstheme="minorHAnsi"/>
+          <w:sz w:val="24"/>
+          <w:szCs w:val="24"/>
+        </w:rPr>
+        <w:t>only</w:t>
+      </w:r>
+      <w:r>
+        <w:rPr>
+          <w:rFonts w:cstheme="minorHAnsi"/>
+          <w:sz w:val="24"/>
+          <w:szCs w:val="24"/>
+        </w:rPr>
+        <w:t xml:space="preserve"> immediate children are targeted, ignoring deeply nested descendants.</w:t>
+      </w:r>
+    </w:p>
+    <w:p>
+      <w:pPr>
+        <w:rPr>
           <w:sz w:val="24"/>
           <w:szCs w:val="24"/>
         </w:rPr>
@@ -16375,6 +21615,244 @@
         </w:rPr>
         <w:t>.</w:t>
       </w:r>
+    </w:p>
+    <w:p>
+      <w:pPr>
+        <w:rPr>
+          <w:sz w:val="24"/>
+          <w:szCs w:val="24"/>
+        </w:rPr>
+      </w:pPr>
+      <w:r>
+        <w:rPr>
+          <w:sz w:val="24"/>
+          <w:szCs w:val="24"/>
+        </w:rPr>
+        <w:t>.</w:t>
+      </w:r>
+    </w:p>
+    <w:p>
+      <w:pPr>
+        <w:rPr>
+          <w:sz w:val="24"/>
+          <w:szCs w:val="24"/>
+        </w:rPr>
+      </w:pPr>
+    </w:p>
+    <w:p>
+      <w:pPr>
+        <w:rPr>
+          <w:sz w:val="24"/>
+          <w:szCs w:val="24"/>
+        </w:rPr>
+      </w:pPr>
+    </w:p>
+    <w:p>
+      <w:pPr>
+        <w:rPr>
+          <w:sz w:val="24"/>
+          <w:szCs w:val="24"/>
+        </w:rPr>
+      </w:pPr>
+    </w:p>
+    <w:p>
+      <w:pPr>
+        <w:rPr>
+          <w:sz w:val="24"/>
+          <w:szCs w:val="24"/>
+        </w:rPr>
+      </w:pPr>
+    </w:p>
+    <w:p>
+      <w:pPr>
+        <w:rPr>
+          <w:sz w:val="24"/>
+          <w:szCs w:val="24"/>
+        </w:rPr>
+      </w:pPr>
+    </w:p>
+    <w:p>
+      <w:pPr>
+        <w:rPr>
+          <w:sz w:val="24"/>
+          <w:szCs w:val="24"/>
+        </w:rPr>
+      </w:pPr>
+    </w:p>
+    <w:p>
+      <w:pPr>
+        <w:rPr>
+          <w:sz w:val="24"/>
+          <w:szCs w:val="24"/>
+        </w:rPr>
+      </w:pPr>
+    </w:p>
+    <w:p>
+      <w:pPr>
+        <w:rPr>
+          <w:sz w:val="24"/>
+          <w:szCs w:val="24"/>
+        </w:rPr>
+      </w:pPr>
+    </w:p>
+    <w:p>
+      <w:pPr>
+        <w:rPr>
+          <w:sz w:val="24"/>
+          <w:szCs w:val="24"/>
+        </w:rPr>
+      </w:pPr>
+    </w:p>
+    <w:p>
+      <w:pPr>
+        <w:rPr>
+          <w:sz w:val="24"/>
+          <w:szCs w:val="24"/>
+        </w:rPr>
+      </w:pPr>
+    </w:p>
+    <w:p>
+      <w:pPr>
+        <w:rPr>
+          <w:sz w:val="24"/>
+          <w:szCs w:val="24"/>
+        </w:rPr>
+      </w:pPr>
+    </w:p>
+    <w:p>
+      <w:pPr>
+        <w:rPr>
+          <w:sz w:val="24"/>
+          <w:szCs w:val="24"/>
+        </w:rPr>
+      </w:pPr>
+    </w:p>
+    <w:p>
+      <w:pPr>
+        <w:rPr>
+          <w:b/>
+          <w:bCs/>
+          <w:sz w:val="24"/>
+          <w:szCs w:val="24"/>
+        </w:rPr>
+      </w:pPr>
+      <w:r>
+        <w:rPr>
+          <w:b/>
+          <w:bCs/>
+          <w:sz w:val="24"/>
+          <w:szCs w:val="24"/>
+        </w:rPr>
+        <w:lastRenderedPageBreak/>
+        <w:t>PRACTICAL:</w:t>
+      </w:r>
+    </w:p>
+    <w:p>
+      <w:pPr>
+        <w:rPr>
+          <w:sz w:val="24"/>
+          <w:szCs w:val="24"/>
+        </w:rPr>
+      </w:pPr>
+      <w:r>
+        <w:rPr>
+          <w:sz w:val="24"/>
+          <w:szCs w:val="24"/>
+        </w:rPr>
+        <w:t>-We can view in browser by right clicking and using “show in browser”</w:t>
+      </w:r>
+    </w:p>
+    <w:p>
+      <w:pPr>
+        <w:rPr>
+          <w:sz w:val="24"/>
+          <w:szCs w:val="24"/>
+        </w:rPr>
+      </w:pPr>
+      <w:r>
+        <w:rPr>
+          <w:sz w:val="24"/>
+          <w:szCs w:val="24"/>
+        </w:rPr>
+        <w:t>-For now, use tables to adjust layout and stuff, on a page. Make the table without borders. Don’t have to use grid or flex just yet. Stuff can be made using table. Then we can give it div to make different colors. Can use nested tables one between another to be useful.</w:t>
+      </w:r>
+    </w:p>
+    <w:p>
+      <w:pPr>
+        <w:rPr>
+          <w:sz w:val="24"/>
+          <w:szCs w:val="24"/>
+        </w:rPr>
+      </w:pPr>
+      <w:r>
+        <w:rPr>
+          <w:sz w:val="24"/>
+          <w:szCs w:val="24"/>
+        </w:rPr>
+        <w:t>-REMEMBER, WE CAN’T USE DIV INSIDE A TABLE, AND TR CAN’T BE USED BY TABLE, SO IT ALL BECOMES LOST ESSENTIALLY. ALSO WE CAN USE MORE THEN ONE TABLES SUCH AS FOOTER CAN BE IN A SEPARATE TABLE AND ITS STUFF WONT AFFECT THE OVERALL TABLE THEN.</w:t>
+      </w:r>
+    </w:p>
+    <w:p>
+      <w:pPr>
+        <w:rPr>
+          <w:sz w:val="24"/>
+          <w:szCs w:val="24"/>
+        </w:rPr>
+      </w:pPr>
+      <w:r>
+        <w:rPr>
+          <w:sz w:val="24"/>
+          <w:szCs w:val="24"/>
+        </w:rPr>
+        <w:t>Can make tables inside elements of a table. Use that to your advantage.</w:t>
+      </w:r>
+    </w:p>
+    <w:p>
+      <w:pPr>
+        <w:rPr>
+          <w:sz w:val="24"/>
+          <w:szCs w:val="24"/>
+        </w:rPr>
+      </w:pPr>
+      <w:r>
+        <w:rPr>
+          <w:sz w:val="24"/>
+          <w:szCs w:val="24"/>
+        </w:rPr>
+        <w:t>Just give a button margin of 1px and give it border-radius.</w:t>
+      </w:r>
+    </w:p>
+    <w:p>
+      <w:pPr>
+        <w:rPr>
+          <w:sz w:val="24"/>
+          <w:szCs w:val="24"/>
+        </w:rPr>
+      </w:pPr>
+    </w:p>
+    <w:p>
+      <w:pPr>
+        <w:rPr>
+          <w:sz w:val="24"/>
+          <w:szCs w:val="24"/>
+        </w:rPr>
+      </w:pPr>
+    </w:p>
+    <w:p>
+      <w:pPr>
+        <w:rPr>
+          <w:sz w:val="24"/>
+          <w:szCs w:val="24"/>
+        </w:rPr>
+      </w:pPr>
+    </w:p>
+    <w:p>
+      <w:pPr>
+        <w:rPr>
+          <w:sz w:val="24"/>
+          <w:szCs w:val="24"/>
+        </w:rPr>
+      </w:pPr>
     </w:p>
     <w:sectPr>
       <w:pgSz w:w="12240" w:h="15840"/>
@@ -16544,6 +22022,155 @@
     </w:lvl>
   </w:abstractNum>
   <w:abstractNum w:abstractNumId="1" w15:restartNumberingAfterBreak="0">
+    <w:nsid w:val="05EB4B7F"/>
+    <w:multiLevelType w:val="multilevel"/>
+    <w:tmpl w:val="16A04D0A"/>
+    <w:lvl w:ilvl="0">
+      <w:start w:val="1"/>
+      <w:numFmt w:val="bullet"/>
+      <w:lvlText w:val=""/>
+      <w:lvlJc w:val="left"/>
+      <w:pPr>
+        <w:tabs>
+          <w:tab w:val="num" w:pos="720"/>
+        </w:tabs>
+        <w:ind w:left="720" w:hanging="360"/>
+      </w:pPr>
+      <w:rPr>
+        <w:rFonts w:ascii="Symbol" w:hAnsi="Symbol" w:hint="default"/>
+        <w:sz w:val="20"/>
+      </w:rPr>
+    </w:lvl>
+    <w:lvl w:ilvl="1" w:tentative="1">
+      <w:start w:val="1"/>
+      <w:numFmt w:val="bullet"/>
+      <w:lvlText w:val="o"/>
+      <w:lvlJc w:val="left"/>
+      <w:pPr>
+        <w:tabs>
+          <w:tab w:val="num" w:pos="1440"/>
+        </w:tabs>
+        <w:ind w:left="1440" w:hanging="360"/>
+      </w:pPr>
+      <w:rPr>
+        <w:rFonts w:ascii="Courier New" w:hAnsi="Courier New" w:hint="default"/>
+        <w:sz w:val="20"/>
+      </w:rPr>
+    </w:lvl>
+    <w:lvl w:ilvl="2" w:tentative="1">
+      <w:start w:val="1"/>
+      <w:numFmt w:val="bullet"/>
+      <w:lvlText w:val=""/>
+      <w:lvlJc w:val="left"/>
+      <w:pPr>
+        <w:tabs>
+          <w:tab w:val="num" w:pos="2160"/>
+        </w:tabs>
+        <w:ind w:left="2160" w:hanging="360"/>
+      </w:pPr>
+      <w:rPr>
+        <w:rFonts w:ascii="Wingdings" w:hAnsi="Wingdings" w:hint="default"/>
+        <w:sz w:val="20"/>
+      </w:rPr>
+    </w:lvl>
+    <w:lvl w:ilvl="3" w:tentative="1">
+      <w:start w:val="1"/>
+      <w:numFmt w:val="bullet"/>
+      <w:lvlText w:val=""/>
+      <w:lvlJc w:val="left"/>
+      <w:pPr>
+        <w:tabs>
+          <w:tab w:val="num" w:pos="2880"/>
+        </w:tabs>
+        <w:ind w:left="2880" w:hanging="360"/>
+      </w:pPr>
+      <w:rPr>
+        <w:rFonts w:ascii="Wingdings" w:hAnsi="Wingdings" w:hint="default"/>
+        <w:sz w:val="20"/>
+      </w:rPr>
+    </w:lvl>
+    <w:lvl w:ilvl="4" w:tentative="1">
+      <w:start w:val="1"/>
+      <w:numFmt w:val="bullet"/>
+      <w:lvlText w:val=""/>
+      <w:lvlJc w:val="left"/>
+      <w:pPr>
+        <w:tabs>
+          <w:tab w:val="num" w:pos="3600"/>
+        </w:tabs>
+        <w:ind w:left="3600" w:hanging="360"/>
+      </w:pPr>
+      <w:rPr>
+        <w:rFonts w:ascii="Wingdings" w:hAnsi="Wingdings" w:hint="default"/>
+        <w:sz w:val="20"/>
+      </w:rPr>
+    </w:lvl>
+    <w:lvl w:ilvl="5" w:tentative="1">
+      <w:start w:val="1"/>
+      <w:numFmt w:val="bullet"/>
+      <w:lvlText w:val=""/>
+      <w:lvlJc w:val="left"/>
+      <w:pPr>
+        <w:tabs>
+          <w:tab w:val="num" w:pos="4320"/>
+        </w:tabs>
+        <w:ind w:left="4320" w:hanging="360"/>
+      </w:pPr>
+      <w:rPr>
+        <w:rFonts w:ascii="Wingdings" w:hAnsi="Wingdings" w:hint="default"/>
+        <w:sz w:val="20"/>
+      </w:rPr>
+    </w:lvl>
+    <w:lvl w:ilvl="6" w:tentative="1">
+      <w:start w:val="1"/>
+      <w:numFmt w:val="bullet"/>
+      <w:lvlText w:val=""/>
+      <w:lvlJc w:val="left"/>
+      <w:pPr>
+        <w:tabs>
+          <w:tab w:val="num" w:pos="5040"/>
+        </w:tabs>
+        <w:ind w:left="5040" w:hanging="360"/>
+      </w:pPr>
+      <w:rPr>
+        <w:rFonts w:ascii="Wingdings" w:hAnsi="Wingdings" w:hint="default"/>
+        <w:sz w:val="20"/>
+      </w:rPr>
+    </w:lvl>
+    <w:lvl w:ilvl="7" w:tentative="1">
+      <w:start w:val="1"/>
+      <w:numFmt w:val="bullet"/>
+      <w:lvlText w:val=""/>
+      <w:lvlJc w:val="left"/>
+      <w:pPr>
+        <w:tabs>
+          <w:tab w:val="num" w:pos="5760"/>
+        </w:tabs>
+        <w:ind w:left="5760" w:hanging="360"/>
+      </w:pPr>
+      <w:rPr>
+        <w:rFonts w:ascii="Wingdings" w:hAnsi="Wingdings" w:hint="default"/>
+        <w:sz w:val="20"/>
+      </w:rPr>
+    </w:lvl>
+    <w:lvl w:ilvl="8" w:tentative="1">
+      <w:start w:val="1"/>
+      <w:numFmt w:val="bullet"/>
+      <w:lvlText w:val=""/>
+      <w:lvlJc w:val="left"/>
+      <w:pPr>
+        <w:tabs>
+          <w:tab w:val="num" w:pos="6480"/>
+        </w:tabs>
+        <w:ind w:left="6480" w:hanging="360"/>
+      </w:pPr>
+      <w:rPr>
+        <w:rFonts w:ascii="Wingdings" w:hAnsi="Wingdings" w:hint="default"/>
+        <w:sz w:val="20"/>
+      </w:rPr>
+    </w:lvl>
+  </w:abstractNum>
+  <w:abstractNum w:abstractNumId="2" w15:restartNumberingAfterBreak="0">
     <w:nsid w:val="0E4C20BC"/>
     <w:multiLevelType w:val="multilevel"/>
     <w:tmpl w:val="1E9EDDB4"/>
@@ -16692,7 +22319,156 @@
       </w:rPr>
     </w:lvl>
   </w:abstractNum>
-  <w:abstractNum w:abstractNumId="2" w15:restartNumberingAfterBreak="0">
+  <w:abstractNum w:abstractNumId="3" w15:restartNumberingAfterBreak="0">
+    <w:nsid w:val="10CA4A34"/>
+    <w:multiLevelType w:val="multilevel"/>
+    <w:tmpl w:val="ED8C95E2"/>
+    <w:lvl w:ilvl="0">
+      <w:start w:val="1"/>
+      <w:numFmt w:val="bullet"/>
+      <w:lvlText w:val=""/>
+      <w:lvlJc w:val="left"/>
+      <w:pPr>
+        <w:tabs>
+          <w:tab w:val="num" w:pos="720"/>
+        </w:tabs>
+        <w:ind w:left="720" w:hanging="360"/>
+      </w:pPr>
+      <w:rPr>
+        <w:rFonts w:ascii="Symbol" w:hAnsi="Symbol" w:hint="default"/>
+        <w:sz w:val="20"/>
+      </w:rPr>
+    </w:lvl>
+    <w:lvl w:ilvl="1" w:tentative="1">
+      <w:start w:val="1"/>
+      <w:numFmt w:val="bullet"/>
+      <w:lvlText w:val="o"/>
+      <w:lvlJc w:val="left"/>
+      <w:pPr>
+        <w:tabs>
+          <w:tab w:val="num" w:pos="1440"/>
+        </w:tabs>
+        <w:ind w:left="1440" w:hanging="360"/>
+      </w:pPr>
+      <w:rPr>
+        <w:rFonts w:ascii="Courier New" w:hAnsi="Courier New" w:hint="default"/>
+        <w:sz w:val="20"/>
+      </w:rPr>
+    </w:lvl>
+    <w:lvl w:ilvl="2" w:tentative="1">
+      <w:start w:val="1"/>
+      <w:numFmt w:val="bullet"/>
+      <w:lvlText w:val=""/>
+      <w:lvlJc w:val="left"/>
+      <w:pPr>
+        <w:tabs>
+          <w:tab w:val="num" w:pos="2160"/>
+        </w:tabs>
+        <w:ind w:left="2160" w:hanging="360"/>
+      </w:pPr>
+      <w:rPr>
+        <w:rFonts w:ascii="Wingdings" w:hAnsi="Wingdings" w:hint="default"/>
+        <w:sz w:val="20"/>
+      </w:rPr>
+    </w:lvl>
+    <w:lvl w:ilvl="3" w:tentative="1">
+      <w:start w:val="1"/>
+      <w:numFmt w:val="bullet"/>
+      <w:lvlText w:val=""/>
+      <w:lvlJc w:val="left"/>
+      <w:pPr>
+        <w:tabs>
+          <w:tab w:val="num" w:pos="2880"/>
+        </w:tabs>
+        <w:ind w:left="2880" w:hanging="360"/>
+      </w:pPr>
+      <w:rPr>
+        <w:rFonts w:ascii="Wingdings" w:hAnsi="Wingdings" w:hint="default"/>
+        <w:sz w:val="20"/>
+      </w:rPr>
+    </w:lvl>
+    <w:lvl w:ilvl="4" w:tentative="1">
+      <w:start w:val="1"/>
+      <w:numFmt w:val="bullet"/>
+      <w:lvlText w:val=""/>
+      <w:lvlJc w:val="left"/>
+      <w:pPr>
+        <w:tabs>
+          <w:tab w:val="num" w:pos="3600"/>
+        </w:tabs>
+        <w:ind w:left="3600" w:hanging="360"/>
+      </w:pPr>
+      <w:rPr>
+        <w:rFonts w:ascii="Wingdings" w:hAnsi="Wingdings" w:hint="default"/>
+        <w:sz w:val="20"/>
+      </w:rPr>
+    </w:lvl>
+    <w:lvl w:ilvl="5" w:tentative="1">
+      <w:start w:val="1"/>
+      <w:numFmt w:val="bullet"/>
+      <w:lvlText w:val=""/>
+      <w:lvlJc w:val="left"/>
+      <w:pPr>
+        <w:tabs>
+          <w:tab w:val="num" w:pos="4320"/>
+        </w:tabs>
+        <w:ind w:left="4320" w:hanging="360"/>
+      </w:pPr>
+      <w:rPr>
+        <w:rFonts w:ascii="Wingdings" w:hAnsi="Wingdings" w:hint="default"/>
+        <w:sz w:val="20"/>
+      </w:rPr>
+    </w:lvl>
+    <w:lvl w:ilvl="6" w:tentative="1">
+      <w:start w:val="1"/>
+      <w:numFmt w:val="bullet"/>
+      <w:lvlText w:val=""/>
+      <w:lvlJc w:val="left"/>
+      <w:pPr>
+        <w:tabs>
+          <w:tab w:val="num" w:pos="5040"/>
+        </w:tabs>
+        <w:ind w:left="5040" w:hanging="360"/>
+      </w:pPr>
+      <w:rPr>
+        <w:rFonts w:ascii="Wingdings" w:hAnsi="Wingdings" w:hint="default"/>
+        <w:sz w:val="20"/>
+      </w:rPr>
+    </w:lvl>
+    <w:lvl w:ilvl="7" w:tentative="1">
+      <w:start w:val="1"/>
+      <w:numFmt w:val="bullet"/>
+      <w:lvlText w:val=""/>
+      <w:lvlJc w:val="left"/>
+      <w:pPr>
+        <w:tabs>
+          <w:tab w:val="num" w:pos="5760"/>
+        </w:tabs>
+        <w:ind w:left="5760" w:hanging="360"/>
+      </w:pPr>
+      <w:rPr>
+        <w:rFonts w:ascii="Wingdings" w:hAnsi="Wingdings" w:hint="default"/>
+        <w:sz w:val="20"/>
+      </w:rPr>
+    </w:lvl>
+    <w:lvl w:ilvl="8" w:tentative="1">
+      <w:start w:val="1"/>
+      <w:numFmt w:val="bullet"/>
+      <w:lvlText w:val=""/>
+      <w:lvlJc w:val="left"/>
+      <w:pPr>
+        <w:tabs>
+          <w:tab w:val="num" w:pos="6480"/>
+        </w:tabs>
+        <w:ind w:left="6480" w:hanging="360"/>
+      </w:pPr>
+      <w:rPr>
+        <w:rFonts w:ascii="Wingdings" w:hAnsi="Wingdings" w:hint="default"/>
+        <w:sz w:val="20"/>
+      </w:rPr>
+    </w:lvl>
+  </w:abstractNum>
+  <w:abstractNum w:abstractNumId="4" w15:restartNumberingAfterBreak="0">
     <w:nsid w:val="133931D4"/>
     <w:multiLevelType w:val="multilevel"/>
     <w:tmpl w:val="86888BF8"/>
@@ -16841,7 +22617,7 @@
       </w:rPr>
     </w:lvl>
   </w:abstractNum>
-  <w:abstractNum w:abstractNumId="3" w15:restartNumberingAfterBreak="0">
+  <w:abstractNum w:abstractNumId="5" w15:restartNumberingAfterBreak="0">
     <w:nsid w:val="23522A92"/>
     <w:multiLevelType w:val="multilevel"/>
     <w:tmpl w:val="BAE22A74"/>
@@ -16990,7 +22766,7 @@
       </w:rPr>
     </w:lvl>
   </w:abstractNum>
-  <w:abstractNum w:abstractNumId="4" w15:restartNumberingAfterBreak="0">
+  <w:abstractNum w:abstractNumId="6" w15:restartNumberingAfterBreak="0">
     <w:nsid w:val="2C5B68BA"/>
     <w:multiLevelType w:val="multilevel"/>
     <w:tmpl w:val="DC5EA1B6"/>
@@ -17139,7 +22915,7 @@
       </w:rPr>
     </w:lvl>
   </w:abstractNum>
-  <w:abstractNum w:abstractNumId="5" w15:restartNumberingAfterBreak="0">
+  <w:abstractNum w:abstractNumId="7" w15:restartNumberingAfterBreak="0">
     <w:nsid w:val="2F267758"/>
     <w:multiLevelType w:val="multilevel"/>
     <w:tmpl w:val="5C50D0CE"/>
@@ -17288,7 +23064,7 @@
       </w:rPr>
     </w:lvl>
   </w:abstractNum>
-  <w:abstractNum w:abstractNumId="6" w15:restartNumberingAfterBreak="0">
+  <w:abstractNum w:abstractNumId="8" w15:restartNumberingAfterBreak="0">
     <w:nsid w:val="384D311D"/>
     <w:multiLevelType w:val="multilevel"/>
     <w:tmpl w:val="C83E6B18"/>
@@ -17437,7 +23213,305 @@
       </w:rPr>
     </w:lvl>
   </w:abstractNum>
-  <w:abstractNum w:abstractNumId="7" w15:restartNumberingAfterBreak="0">
+  <w:abstractNum w:abstractNumId="9" w15:restartNumberingAfterBreak="0">
+    <w:nsid w:val="39785CFD"/>
+    <w:multiLevelType w:val="multilevel"/>
+    <w:tmpl w:val="5A781240"/>
+    <w:lvl w:ilvl="0">
+      <w:start w:val="1"/>
+      <w:numFmt w:val="bullet"/>
+      <w:lvlText w:val=""/>
+      <w:lvlJc w:val="left"/>
+      <w:pPr>
+        <w:tabs>
+          <w:tab w:val="num" w:pos="720"/>
+        </w:tabs>
+        <w:ind w:left="720" w:hanging="360"/>
+      </w:pPr>
+      <w:rPr>
+        <w:rFonts w:ascii="Symbol" w:hAnsi="Symbol" w:hint="default"/>
+        <w:sz w:val="20"/>
+      </w:rPr>
+    </w:lvl>
+    <w:lvl w:ilvl="1" w:tentative="1">
+      <w:start w:val="1"/>
+      <w:numFmt w:val="bullet"/>
+      <w:lvlText w:val="o"/>
+      <w:lvlJc w:val="left"/>
+      <w:pPr>
+        <w:tabs>
+          <w:tab w:val="num" w:pos="1440"/>
+        </w:tabs>
+        <w:ind w:left="1440" w:hanging="360"/>
+      </w:pPr>
+      <w:rPr>
+        <w:rFonts w:ascii="Courier New" w:hAnsi="Courier New" w:hint="default"/>
+        <w:sz w:val="20"/>
+      </w:rPr>
+    </w:lvl>
+    <w:lvl w:ilvl="2" w:tentative="1">
+      <w:start w:val="1"/>
+      <w:numFmt w:val="bullet"/>
+      <w:lvlText w:val=""/>
+      <w:lvlJc w:val="left"/>
+      <w:pPr>
+        <w:tabs>
+          <w:tab w:val="num" w:pos="2160"/>
+        </w:tabs>
+        <w:ind w:left="2160" w:hanging="360"/>
+      </w:pPr>
+      <w:rPr>
+        <w:rFonts w:ascii="Wingdings" w:hAnsi="Wingdings" w:hint="default"/>
+        <w:sz w:val="20"/>
+      </w:rPr>
+    </w:lvl>
+    <w:lvl w:ilvl="3" w:tentative="1">
+      <w:start w:val="1"/>
+      <w:numFmt w:val="bullet"/>
+      <w:lvlText w:val=""/>
+      <w:lvlJc w:val="left"/>
+      <w:pPr>
+        <w:tabs>
+          <w:tab w:val="num" w:pos="2880"/>
+        </w:tabs>
+        <w:ind w:left="2880" w:hanging="360"/>
+      </w:pPr>
+      <w:rPr>
+        <w:rFonts w:ascii="Wingdings" w:hAnsi="Wingdings" w:hint="default"/>
+        <w:sz w:val="20"/>
+      </w:rPr>
+    </w:lvl>
+    <w:lvl w:ilvl="4" w:tentative="1">
+      <w:start w:val="1"/>
+      <w:numFmt w:val="bullet"/>
+      <w:lvlText w:val=""/>
+      <w:lvlJc w:val="left"/>
+      <w:pPr>
+        <w:tabs>
+          <w:tab w:val="num" w:pos="3600"/>
+        </w:tabs>
+        <w:ind w:left="3600" w:hanging="360"/>
+      </w:pPr>
+      <w:rPr>
+        <w:rFonts w:ascii="Wingdings" w:hAnsi="Wingdings" w:hint="default"/>
+        <w:sz w:val="20"/>
+      </w:rPr>
+    </w:lvl>
+    <w:lvl w:ilvl="5" w:tentative="1">
+      <w:start w:val="1"/>
+      <w:numFmt w:val="bullet"/>
+      <w:lvlText w:val=""/>
+      <w:lvlJc w:val="left"/>
+      <w:pPr>
+        <w:tabs>
+          <w:tab w:val="num" w:pos="4320"/>
+        </w:tabs>
+        <w:ind w:left="4320" w:hanging="360"/>
+      </w:pPr>
+      <w:rPr>
+        <w:rFonts w:ascii="Wingdings" w:hAnsi="Wingdings" w:hint="default"/>
+        <w:sz w:val="20"/>
+      </w:rPr>
+    </w:lvl>
+    <w:lvl w:ilvl="6" w:tentative="1">
+      <w:start w:val="1"/>
+      <w:numFmt w:val="bullet"/>
+      <w:lvlText w:val=""/>
+      <w:lvlJc w:val="left"/>
+      <w:pPr>
+        <w:tabs>
+          <w:tab w:val="num" w:pos="5040"/>
+        </w:tabs>
+        <w:ind w:left="5040" w:hanging="360"/>
+      </w:pPr>
+      <w:rPr>
+        <w:rFonts w:ascii="Wingdings" w:hAnsi="Wingdings" w:hint="default"/>
+        <w:sz w:val="20"/>
+      </w:rPr>
+    </w:lvl>
+    <w:lvl w:ilvl="7" w:tentative="1">
+      <w:start w:val="1"/>
+      <w:numFmt w:val="bullet"/>
+      <w:lvlText w:val=""/>
+      <w:lvlJc w:val="left"/>
+      <w:pPr>
+        <w:tabs>
+          <w:tab w:val="num" w:pos="5760"/>
+        </w:tabs>
+        <w:ind w:left="5760" w:hanging="360"/>
+      </w:pPr>
+      <w:rPr>
+        <w:rFonts w:ascii="Wingdings" w:hAnsi="Wingdings" w:hint="default"/>
+        <w:sz w:val="20"/>
+      </w:rPr>
+    </w:lvl>
+    <w:lvl w:ilvl="8" w:tentative="1">
+      <w:start w:val="1"/>
+      <w:numFmt w:val="bullet"/>
+      <w:lvlText w:val=""/>
+      <w:lvlJc w:val="left"/>
+      <w:pPr>
+        <w:tabs>
+          <w:tab w:val="num" w:pos="6480"/>
+        </w:tabs>
+        <w:ind w:left="6480" w:hanging="360"/>
+      </w:pPr>
+      <w:rPr>
+        <w:rFonts w:ascii="Wingdings" w:hAnsi="Wingdings" w:hint="default"/>
+        <w:sz w:val="20"/>
+      </w:rPr>
+    </w:lvl>
+  </w:abstractNum>
+  <w:abstractNum w:abstractNumId="10" w15:restartNumberingAfterBreak="0">
+    <w:nsid w:val="3D407C25"/>
+    <w:multiLevelType w:val="multilevel"/>
+    <w:tmpl w:val="C8F4C0DA"/>
+    <w:lvl w:ilvl="0">
+      <w:start w:val="1"/>
+      <w:numFmt w:val="bullet"/>
+      <w:lvlText w:val=""/>
+      <w:lvlJc w:val="left"/>
+      <w:pPr>
+        <w:tabs>
+          <w:tab w:val="num" w:pos="720"/>
+        </w:tabs>
+        <w:ind w:left="720" w:hanging="360"/>
+      </w:pPr>
+      <w:rPr>
+        <w:rFonts w:ascii="Symbol" w:hAnsi="Symbol" w:hint="default"/>
+        <w:sz w:val="20"/>
+      </w:rPr>
+    </w:lvl>
+    <w:lvl w:ilvl="1" w:tentative="1">
+      <w:start w:val="1"/>
+      <w:numFmt w:val="bullet"/>
+      <w:lvlText w:val="o"/>
+      <w:lvlJc w:val="left"/>
+      <w:pPr>
+        <w:tabs>
+          <w:tab w:val="num" w:pos="1440"/>
+        </w:tabs>
+        <w:ind w:left="1440" w:hanging="360"/>
+      </w:pPr>
+      <w:rPr>
+        <w:rFonts w:ascii="Courier New" w:hAnsi="Courier New" w:hint="default"/>
+        <w:sz w:val="20"/>
+      </w:rPr>
+    </w:lvl>
+    <w:lvl w:ilvl="2" w:tentative="1">
+      <w:start w:val="1"/>
+      <w:numFmt w:val="bullet"/>
+      <w:lvlText w:val=""/>
+      <w:lvlJc w:val="left"/>
+      <w:pPr>
+        <w:tabs>
+          <w:tab w:val="num" w:pos="2160"/>
+        </w:tabs>
+        <w:ind w:left="2160" w:hanging="360"/>
+      </w:pPr>
+      <w:rPr>
+        <w:rFonts w:ascii="Wingdings" w:hAnsi="Wingdings" w:hint="default"/>
+        <w:sz w:val="20"/>
+      </w:rPr>
+    </w:lvl>
+    <w:lvl w:ilvl="3" w:tentative="1">
+      <w:start w:val="1"/>
+      <w:numFmt w:val="bullet"/>
+      <w:lvlText w:val=""/>
+      <w:lvlJc w:val="left"/>
+      <w:pPr>
+        <w:tabs>
+          <w:tab w:val="num" w:pos="2880"/>
+        </w:tabs>
+        <w:ind w:left="2880" w:hanging="360"/>
+      </w:pPr>
+      <w:rPr>
+        <w:rFonts w:ascii="Wingdings" w:hAnsi="Wingdings" w:hint="default"/>
+        <w:sz w:val="20"/>
+      </w:rPr>
+    </w:lvl>
+    <w:lvl w:ilvl="4" w:tentative="1">
+      <w:start w:val="1"/>
+      <w:numFmt w:val="bullet"/>
+      <w:lvlText w:val=""/>
+      <w:lvlJc w:val="left"/>
+      <w:pPr>
+        <w:tabs>
+          <w:tab w:val="num" w:pos="3600"/>
+        </w:tabs>
+        <w:ind w:left="3600" w:hanging="360"/>
+      </w:pPr>
+      <w:rPr>
+        <w:rFonts w:ascii="Wingdings" w:hAnsi="Wingdings" w:hint="default"/>
+        <w:sz w:val="20"/>
+      </w:rPr>
+    </w:lvl>
+    <w:lvl w:ilvl="5" w:tentative="1">
+      <w:start w:val="1"/>
+      <w:numFmt w:val="bullet"/>
+      <w:lvlText w:val=""/>
+      <w:lvlJc w:val="left"/>
+      <w:pPr>
+        <w:tabs>
+          <w:tab w:val="num" w:pos="4320"/>
+        </w:tabs>
+        <w:ind w:left="4320" w:hanging="360"/>
+      </w:pPr>
+      <w:rPr>
+        <w:rFonts w:ascii="Wingdings" w:hAnsi="Wingdings" w:hint="default"/>
+        <w:sz w:val="20"/>
+      </w:rPr>
+    </w:lvl>
+    <w:lvl w:ilvl="6" w:tentative="1">
+      <w:start w:val="1"/>
+      <w:numFmt w:val="bullet"/>
+      <w:lvlText w:val=""/>
+      <w:lvlJc w:val="left"/>
+      <w:pPr>
+        <w:tabs>
+          <w:tab w:val="num" w:pos="5040"/>
+        </w:tabs>
+        <w:ind w:left="5040" w:hanging="360"/>
+      </w:pPr>
+      <w:rPr>
+        <w:rFonts w:ascii="Wingdings" w:hAnsi="Wingdings" w:hint="default"/>
+        <w:sz w:val="20"/>
+      </w:rPr>
+    </w:lvl>
+    <w:lvl w:ilvl="7" w:tentative="1">
+      <w:start w:val="1"/>
+      <w:numFmt w:val="bullet"/>
+      <w:lvlText w:val=""/>
+      <w:lvlJc w:val="left"/>
+      <w:pPr>
+        <w:tabs>
+          <w:tab w:val="num" w:pos="5760"/>
+        </w:tabs>
+        <w:ind w:left="5760" w:hanging="360"/>
+      </w:pPr>
+      <w:rPr>
+        <w:rFonts w:ascii="Wingdings" w:hAnsi="Wingdings" w:hint="default"/>
+        <w:sz w:val="20"/>
+      </w:rPr>
+    </w:lvl>
+    <w:lvl w:ilvl="8" w:tentative="1">
+      <w:start w:val="1"/>
+      <w:numFmt w:val="bullet"/>
+      <w:lvlText w:val=""/>
+      <w:lvlJc w:val="left"/>
+      <w:pPr>
+        <w:tabs>
+          <w:tab w:val="num" w:pos="6480"/>
+        </w:tabs>
+        <w:ind w:left="6480" w:hanging="360"/>
+      </w:pPr>
+      <w:rPr>
+        <w:rFonts w:ascii="Wingdings" w:hAnsi="Wingdings" w:hint="default"/>
+        <w:sz w:val="20"/>
+      </w:rPr>
+    </w:lvl>
+  </w:abstractNum>
+  <w:abstractNum w:abstractNumId="11" w15:restartNumberingAfterBreak="0">
     <w:nsid w:val="3F241493"/>
     <w:multiLevelType w:val="multilevel"/>
     <w:tmpl w:val="F04C4014"/>
@@ -17586,7 +23660,156 @@
       </w:rPr>
     </w:lvl>
   </w:abstractNum>
-  <w:abstractNum w:abstractNumId="8" w15:restartNumberingAfterBreak="0">
+  <w:abstractNum w:abstractNumId="12" w15:restartNumberingAfterBreak="0">
+    <w:nsid w:val="405837F1"/>
+    <w:multiLevelType w:val="multilevel"/>
+    <w:tmpl w:val="A0905400"/>
+    <w:lvl w:ilvl="0">
+      <w:start w:val="1"/>
+      <w:numFmt w:val="bullet"/>
+      <w:lvlText w:val=""/>
+      <w:lvlJc w:val="left"/>
+      <w:pPr>
+        <w:tabs>
+          <w:tab w:val="num" w:pos="720"/>
+        </w:tabs>
+        <w:ind w:left="720" w:hanging="360"/>
+      </w:pPr>
+      <w:rPr>
+        <w:rFonts w:ascii="Symbol" w:hAnsi="Symbol" w:hint="default"/>
+        <w:sz w:val="20"/>
+      </w:rPr>
+    </w:lvl>
+    <w:lvl w:ilvl="1" w:tentative="1">
+      <w:start w:val="1"/>
+      <w:numFmt w:val="bullet"/>
+      <w:lvlText w:val="o"/>
+      <w:lvlJc w:val="left"/>
+      <w:pPr>
+        <w:tabs>
+          <w:tab w:val="num" w:pos="1440"/>
+        </w:tabs>
+        <w:ind w:left="1440" w:hanging="360"/>
+      </w:pPr>
+      <w:rPr>
+        <w:rFonts w:ascii="Courier New" w:hAnsi="Courier New" w:hint="default"/>
+        <w:sz w:val="20"/>
+      </w:rPr>
+    </w:lvl>
+    <w:lvl w:ilvl="2" w:tentative="1">
+      <w:start w:val="1"/>
+      <w:numFmt w:val="bullet"/>
+      <w:lvlText w:val=""/>
+      <w:lvlJc w:val="left"/>
+      <w:pPr>
+        <w:tabs>
+          <w:tab w:val="num" w:pos="2160"/>
+        </w:tabs>
+        <w:ind w:left="2160" w:hanging="360"/>
+      </w:pPr>
+      <w:rPr>
+        <w:rFonts w:ascii="Wingdings" w:hAnsi="Wingdings" w:hint="default"/>
+        <w:sz w:val="20"/>
+      </w:rPr>
+    </w:lvl>
+    <w:lvl w:ilvl="3" w:tentative="1">
+      <w:start w:val="1"/>
+      <w:numFmt w:val="bullet"/>
+      <w:lvlText w:val=""/>
+      <w:lvlJc w:val="left"/>
+      <w:pPr>
+        <w:tabs>
+          <w:tab w:val="num" w:pos="2880"/>
+        </w:tabs>
+        <w:ind w:left="2880" w:hanging="360"/>
+      </w:pPr>
+      <w:rPr>
+        <w:rFonts w:ascii="Wingdings" w:hAnsi="Wingdings" w:hint="default"/>
+        <w:sz w:val="20"/>
+      </w:rPr>
+    </w:lvl>
+    <w:lvl w:ilvl="4" w:tentative="1">
+      <w:start w:val="1"/>
+      <w:numFmt w:val="bullet"/>
+      <w:lvlText w:val=""/>
+      <w:lvlJc w:val="left"/>
+      <w:pPr>
+        <w:tabs>
+          <w:tab w:val="num" w:pos="3600"/>
+        </w:tabs>
+        <w:ind w:left="3600" w:hanging="360"/>
+      </w:pPr>
+      <w:rPr>
+        <w:rFonts w:ascii="Wingdings" w:hAnsi="Wingdings" w:hint="default"/>
+        <w:sz w:val="20"/>
+      </w:rPr>
+    </w:lvl>
+    <w:lvl w:ilvl="5" w:tentative="1">
+      <w:start w:val="1"/>
+      <w:numFmt w:val="bullet"/>
+      <w:lvlText w:val=""/>
+      <w:lvlJc w:val="left"/>
+      <w:pPr>
+        <w:tabs>
+          <w:tab w:val="num" w:pos="4320"/>
+        </w:tabs>
+        <w:ind w:left="4320" w:hanging="360"/>
+      </w:pPr>
+      <w:rPr>
+        <w:rFonts w:ascii="Wingdings" w:hAnsi="Wingdings" w:hint="default"/>
+        <w:sz w:val="20"/>
+      </w:rPr>
+    </w:lvl>
+    <w:lvl w:ilvl="6" w:tentative="1">
+      <w:start w:val="1"/>
+      <w:numFmt w:val="bullet"/>
+      <w:lvlText w:val=""/>
+      <w:lvlJc w:val="left"/>
+      <w:pPr>
+        <w:tabs>
+          <w:tab w:val="num" w:pos="5040"/>
+        </w:tabs>
+        <w:ind w:left="5040" w:hanging="360"/>
+      </w:pPr>
+      <w:rPr>
+        <w:rFonts w:ascii="Wingdings" w:hAnsi="Wingdings" w:hint="default"/>
+        <w:sz w:val="20"/>
+      </w:rPr>
+    </w:lvl>
+    <w:lvl w:ilvl="7" w:tentative="1">
+      <w:start w:val="1"/>
+      <w:numFmt w:val="bullet"/>
+      <w:lvlText w:val=""/>
+      <w:lvlJc w:val="left"/>
+      <w:pPr>
+        <w:tabs>
+          <w:tab w:val="num" w:pos="5760"/>
+        </w:tabs>
+        <w:ind w:left="5760" w:hanging="360"/>
+      </w:pPr>
+      <w:rPr>
+        <w:rFonts w:ascii="Wingdings" w:hAnsi="Wingdings" w:hint="default"/>
+        <w:sz w:val="20"/>
+      </w:rPr>
+    </w:lvl>
+    <w:lvl w:ilvl="8" w:tentative="1">
+      <w:start w:val="1"/>
+      <w:numFmt w:val="bullet"/>
+      <w:lvlText w:val=""/>
+      <w:lvlJc w:val="left"/>
+      <w:pPr>
+        <w:tabs>
+          <w:tab w:val="num" w:pos="6480"/>
+        </w:tabs>
+        <w:ind w:left="6480" w:hanging="360"/>
+      </w:pPr>
+      <w:rPr>
+        <w:rFonts w:ascii="Wingdings" w:hAnsi="Wingdings" w:hint="default"/>
+        <w:sz w:val="20"/>
+      </w:rPr>
+    </w:lvl>
+  </w:abstractNum>
+  <w:abstractNum w:abstractNumId="13" w15:restartNumberingAfterBreak="0">
     <w:nsid w:val="422C5BFA"/>
     <w:multiLevelType w:val="multilevel"/>
     <w:tmpl w:val="B866D656"/>
@@ -17735,7 +23958,7 @@
       </w:rPr>
     </w:lvl>
   </w:abstractNum>
-  <w:abstractNum w:abstractNumId="9" w15:restartNumberingAfterBreak="0">
+  <w:abstractNum w:abstractNumId="14" w15:restartNumberingAfterBreak="0">
     <w:nsid w:val="427557A6"/>
     <w:multiLevelType w:val="multilevel"/>
     <w:tmpl w:val="6D80394A"/>
@@ -17884,7 +24107,7 @@
       </w:rPr>
     </w:lvl>
   </w:abstractNum>
-  <w:abstractNum w:abstractNumId="10" w15:restartNumberingAfterBreak="0">
+  <w:abstractNum w:abstractNumId="15" w15:restartNumberingAfterBreak="0">
     <w:nsid w:val="47A30E1D"/>
     <w:multiLevelType w:val="multilevel"/>
     <w:tmpl w:val="4BF20324"/>
@@ -18033,7 +24256,7 @@
       </w:rPr>
     </w:lvl>
   </w:abstractNum>
-  <w:abstractNum w:abstractNumId="11" w15:restartNumberingAfterBreak="0">
+  <w:abstractNum w:abstractNumId="16" w15:restartNumberingAfterBreak="0">
     <w:nsid w:val="4BB93473"/>
     <w:multiLevelType w:val="multilevel"/>
     <w:tmpl w:val="A9AC9DD8"/>
@@ -18182,7 +24405,7 @@
       </w:rPr>
     </w:lvl>
   </w:abstractNum>
-  <w:abstractNum w:abstractNumId="12" w15:restartNumberingAfterBreak="0">
+  <w:abstractNum w:abstractNumId="17" w15:restartNumberingAfterBreak="0">
     <w:nsid w:val="4DBC5831"/>
     <w:multiLevelType w:val="multilevel"/>
     <w:tmpl w:val="526E9580"/>
@@ -18331,7 +24554,7 @@
       </w:rPr>
     </w:lvl>
   </w:abstractNum>
-  <w:abstractNum w:abstractNumId="13" w15:restartNumberingAfterBreak="0">
+  <w:abstractNum w:abstractNumId="18" w15:restartNumberingAfterBreak="0">
     <w:nsid w:val="507B3B81"/>
     <w:multiLevelType w:val="multilevel"/>
     <w:tmpl w:val="FEFA7C72"/>
@@ -18480,7 +24703,156 @@
       </w:rPr>
     </w:lvl>
   </w:abstractNum>
-  <w:abstractNum w:abstractNumId="14" w15:restartNumberingAfterBreak="0">
+  <w:abstractNum w:abstractNumId="19" w15:restartNumberingAfterBreak="0">
+    <w:nsid w:val="519466D9"/>
+    <w:multiLevelType w:val="multilevel"/>
+    <w:tmpl w:val="A9C6A9F8"/>
+    <w:lvl w:ilvl="0">
+      <w:start w:val="1"/>
+      <w:numFmt w:val="bullet"/>
+      <w:lvlText w:val=""/>
+      <w:lvlJc w:val="left"/>
+      <w:pPr>
+        <w:tabs>
+          <w:tab w:val="num" w:pos="720"/>
+        </w:tabs>
+        <w:ind w:left="720" w:hanging="360"/>
+      </w:pPr>
+      <w:rPr>
+        <w:rFonts w:ascii="Symbol" w:hAnsi="Symbol" w:hint="default"/>
+        <w:sz w:val="20"/>
+      </w:rPr>
+    </w:lvl>
+    <w:lvl w:ilvl="1" w:tentative="1">
+      <w:start w:val="1"/>
+      <w:numFmt w:val="bullet"/>
+      <w:lvlText w:val="o"/>
+      <w:lvlJc w:val="left"/>
+      <w:pPr>
+        <w:tabs>
+          <w:tab w:val="num" w:pos="1440"/>
+        </w:tabs>
+        <w:ind w:left="1440" w:hanging="360"/>
+      </w:pPr>
+      <w:rPr>
+        <w:rFonts w:ascii="Courier New" w:hAnsi="Courier New" w:hint="default"/>
+        <w:sz w:val="20"/>
+      </w:rPr>
+    </w:lvl>
+    <w:lvl w:ilvl="2" w:tentative="1">
+      <w:start w:val="1"/>
+      <w:numFmt w:val="bullet"/>
+      <w:lvlText w:val=""/>
+      <w:lvlJc w:val="left"/>
+      <w:pPr>
+        <w:tabs>
+          <w:tab w:val="num" w:pos="2160"/>
+        </w:tabs>
+        <w:ind w:left="2160" w:hanging="360"/>
+      </w:pPr>
+      <w:rPr>
+        <w:rFonts w:ascii="Wingdings" w:hAnsi="Wingdings" w:hint="default"/>
+        <w:sz w:val="20"/>
+      </w:rPr>
+    </w:lvl>
+    <w:lvl w:ilvl="3" w:tentative="1">
+      <w:start w:val="1"/>
+      <w:numFmt w:val="bullet"/>
+      <w:lvlText w:val=""/>
+      <w:lvlJc w:val="left"/>
+      <w:pPr>
+        <w:tabs>
+          <w:tab w:val="num" w:pos="2880"/>
+        </w:tabs>
+        <w:ind w:left="2880" w:hanging="360"/>
+      </w:pPr>
+      <w:rPr>
+        <w:rFonts w:ascii="Wingdings" w:hAnsi="Wingdings" w:hint="default"/>
+        <w:sz w:val="20"/>
+      </w:rPr>
+    </w:lvl>
+    <w:lvl w:ilvl="4" w:tentative="1">
+      <w:start w:val="1"/>
+      <w:numFmt w:val="bullet"/>
+      <w:lvlText w:val=""/>
+      <w:lvlJc w:val="left"/>
+      <w:pPr>
+        <w:tabs>
+          <w:tab w:val="num" w:pos="3600"/>
+        </w:tabs>
+        <w:ind w:left="3600" w:hanging="360"/>
+      </w:pPr>
+      <w:rPr>
+        <w:rFonts w:ascii="Wingdings" w:hAnsi="Wingdings" w:hint="default"/>
+        <w:sz w:val="20"/>
+      </w:rPr>
+    </w:lvl>
+    <w:lvl w:ilvl="5" w:tentative="1">
+      <w:start w:val="1"/>
+      <w:numFmt w:val="bullet"/>
+      <w:lvlText w:val=""/>
+      <w:lvlJc w:val="left"/>
+      <w:pPr>
+        <w:tabs>
+          <w:tab w:val="num" w:pos="4320"/>
+        </w:tabs>
+        <w:ind w:left="4320" w:hanging="360"/>
+      </w:pPr>
+      <w:rPr>
+        <w:rFonts w:ascii="Wingdings" w:hAnsi="Wingdings" w:hint="default"/>
+        <w:sz w:val="20"/>
+      </w:rPr>
+    </w:lvl>
+    <w:lvl w:ilvl="6" w:tentative="1">
+      <w:start w:val="1"/>
+      <w:numFmt w:val="bullet"/>
+      <w:lvlText w:val=""/>
+      <w:lvlJc w:val="left"/>
+      <w:pPr>
+        <w:tabs>
+          <w:tab w:val="num" w:pos="5040"/>
+        </w:tabs>
+        <w:ind w:left="5040" w:hanging="360"/>
+      </w:pPr>
+      <w:rPr>
+        <w:rFonts w:ascii="Wingdings" w:hAnsi="Wingdings" w:hint="default"/>
+        <w:sz w:val="20"/>
+      </w:rPr>
+    </w:lvl>
+    <w:lvl w:ilvl="7" w:tentative="1">
+      <w:start w:val="1"/>
+      <w:numFmt w:val="bullet"/>
+      <w:lvlText w:val=""/>
+      <w:lvlJc w:val="left"/>
+      <w:pPr>
+        <w:tabs>
+          <w:tab w:val="num" w:pos="5760"/>
+        </w:tabs>
+        <w:ind w:left="5760" w:hanging="360"/>
+      </w:pPr>
+      <w:rPr>
+        <w:rFonts w:ascii="Wingdings" w:hAnsi="Wingdings" w:hint="default"/>
+        <w:sz w:val="20"/>
+      </w:rPr>
+    </w:lvl>
+    <w:lvl w:ilvl="8" w:tentative="1">
+      <w:start w:val="1"/>
+      <w:numFmt w:val="bullet"/>
+      <w:lvlText w:val=""/>
+      <w:lvlJc w:val="left"/>
+      <w:pPr>
+        <w:tabs>
+          <w:tab w:val="num" w:pos="6480"/>
+        </w:tabs>
+        <w:ind w:left="6480" w:hanging="360"/>
+      </w:pPr>
+      <w:rPr>
+        <w:rFonts w:ascii="Wingdings" w:hAnsi="Wingdings" w:hint="default"/>
+        <w:sz w:val="20"/>
+      </w:rPr>
+    </w:lvl>
+  </w:abstractNum>
+  <w:abstractNum w:abstractNumId="20" w15:restartNumberingAfterBreak="0">
     <w:nsid w:val="576037FE"/>
     <w:multiLevelType w:val="multilevel"/>
     <w:tmpl w:val="700A9124"/>
@@ -18593,7 +24965,7 @@
       </w:pPr>
     </w:lvl>
   </w:abstractNum>
-  <w:abstractNum w:abstractNumId="15" w15:restartNumberingAfterBreak="0">
+  <w:abstractNum w:abstractNumId="21" w15:restartNumberingAfterBreak="0">
     <w:nsid w:val="5F6B50A8"/>
     <w:multiLevelType w:val="multilevel"/>
     <w:tmpl w:val="10F038E4"/>
@@ -18742,7 +25114,7 @@
       </w:rPr>
     </w:lvl>
   </w:abstractNum>
-  <w:abstractNum w:abstractNumId="16" w15:restartNumberingAfterBreak="0">
+  <w:abstractNum w:abstractNumId="22" w15:restartNumberingAfterBreak="0">
     <w:nsid w:val="60CA64C2"/>
     <w:multiLevelType w:val="multilevel"/>
     <w:tmpl w:val="8B56031A"/>
@@ -18891,7 +25263,7 @@
       </w:rPr>
     </w:lvl>
   </w:abstractNum>
-  <w:abstractNum w:abstractNumId="17" w15:restartNumberingAfterBreak="0">
+  <w:abstractNum w:abstractNumId="23" w15:restartNumberingAfterBreak="0">
     <w:nsid w:val="66CD2223"/>
     <w:multiLevelType w:val="multilevel"/>
     <w:tmpl w:val="802A60E2"/>
@@ -19040,7 +25412,7 @@
       </w:rPr>
     </w:lvl>
   </w:abstractNum>
-  <w:abstractNum w:abstractNumId="18" w15:restartNumberingAfterBreak="0">
+  <w:abstractNum w:abstractNumId="24" w15:restartNumberingAfterBreak="0">
     <w:nsid w:val="68EA1E3E"/>
     <w:multiLevelType w:val="multilevel"/>
     <w:tmpl w:val="B56C88CA"/>
@@ -19189,7 +25561,7 @@
       </w:rPr>
     </w:lvl>
   </w:abstractNum>
-  <w:abstractNum w:abstractNumId="19" w15:restartNumberingAfterBreak="0">
+  <w:abstractNum w:abstractNumId="25" w15:restartNumberingAfterBreak="0">
     <w:nsid w:val="7015146D"/>
     <w:multiLevelType w:val="multilevel"/>
     <w:tmpl w:val="A6AE0C36"/>
@@ -19338,7 +25710,7 @@
       </w:rPr>
     </w:lvl>
   </w:abstractNum>
-  <w:abstractNum w:abstractNumId="20" w15:restartNumberingAfterBreak="0">
+  <w:abstractNum w:abstractNumId="26" w15:restartNumberingAfterBreak="0">
     <w:nsid w:val="737D45EE"/>
     <w:multiLevelType w:val="multilevel"/>
     <w:tmpl w:val="F63A9B12"/>
@@ -19487,7 +25859,7 @@
       </w:rPr>
     </w:lvl>
   </w:abstractNum>
-  <w:abstractNum w:abstractNumId="21" w15:restartNumberingAfterBreak="0">
+  <w:abstractNum w:abstractNumId="27" w15:restartNumberingAfterBreak="0">
     <w:nsid w:val="79E35EE9"/>
     <w:multiLevelType w:val="multilevel"/>
     <w:tmpl w:val="B15240AC"/>
@@ -19636,7 +26008,7 @@
       </w:rPr>
     </w:lvl>
   </w:abstractNum>
-  <w:abstractNum w:abstractNumId="22" w15:restartNumberingAfterBreak="0">
+  <w:abstractNum w:abstractNumId="28" w15:restartNumberingAfterBreak="0">
     <w:nsid w:val="7E2231D1"/>
     <w:multiLevelType w:val="multilevel"/>
     <w:tmpl w:val="ABE4FEF0"/>
@@ -19749,7 +26121,7 @@
       </w:pPr>
     </w:lvl>
   </w:abstractNum>
-  <w:abstractNum w:abstractNumId="23" w15:restartNumberingAfterBreak="0">
+  <w:abstractNum w:abstractNumId="29" w15:restartNumberingAfterBreak="0">
     <w:nsid w:val="7E6D6932"/>
     <w:multiLevelType w:val="multilevel"/>
     <w:tmpl w:val="D8E0C7FA"/>
@@ -19898,7 +26270,7 @@
       </w:rPr>
     </w:lvl>
   </w:abstractNum>
-  <w:abstractNum w:abstractNumId="24" w15:restartNumberingAfterBreak="0">
+  <w:abstractNum w:abstractNumId="30" w15:restartNumberingAfterBreak="0">
     <w:nsid w:val="7F2876C0"/>
     <w:multiLevelType w:val="multilevel"/>
     <w:tmpl w:val="01F09130"/>
@@ -20048,79 +26420,97 @@
     </w:lvl>
   </w:abstractNum>
   <w:num w:numId="1">
-    <w:abstractNumId w:val="15"/>
+    <w:abstractNumId w:val="21"/>
   </w:num>
   <w:num w:numId="2">
-    <w:abstractNumId w:val="20"/>
+    <w:abstractNumId w:val="26"/>
   </w:num>
   <w:num w:numId="3">
-    <w:abstractNumId w:val="3"/>
+    <w:abstractNumId w:val="5"/>
   </w:num>
   <w:num w:numId="4">
+    <w:abstractNumId w:val="23"/>
+  </w:num>
+  <w:num w:numId="5">
+    <w:abstractNumId w:val="7"/>
+  </w:num>
+  <w:num w:numId="6">
+    <w:abstractNumId w:val="22"/>
+  </w:num>
+  <w:num w:numId="7">
     <w:abstractNumId w:val="17"/>
   </w:num>
-  <w:num w:numId="5">
-    <w:abstractNumId w:val="5"/>
-  </w:num>
-  <w:num w:numId="6">
-    <w:abstractNumId w:val="16"/>
-  </w:num>
-  <w:num w:numId="7">
-    <w:abstractNumId w:val="12"/>
-  </w:num>
   <w:num w:numId="8">
-    <w:abstractNumId w:val="2"/>
+    <w:abstractNumId w:val="4"/>
   </w:num>
   <w:num w:numId="9">
-    <w:abstractNumId w:val="24"/>
+    <w:abstractNumId w:val="30"/>
   </w:num>
   <w:num w:numId="10">
-    <w:abstractNumId w:val="22"/>
+    <w:abstractNumId w:val="28"/>
   </w:num>
   <w:num w:numId="11">
     <w:abstractNumId w:val="0"/>
   </w:num>
   <w:num w:numId="12">
+    <w:abstractNumId w:val="8"/>
+  </w:num>
+  <w:num w:numId="13">
+    <w:abstractNumId w:val="20"/>
+  </w:num>
+  <w:num w:numId="14">
+    <w:abstractNumId w:val="2"/>
+  </w:num>
+  <w:num w:numId="15">
+    <w:abstractNumId w:val="27"/>
+  </w:num>
+  <w:num w:numId="16">
+    <w:abstractNumId w:val="29"/>
+  </w:num>
+  <w:num w:numId="17">
+    <w:abstractNumId w:val="24"/>
+  </w:num>
+  <w:num w:numId="18">
+    <w:abstractNumId w:val="11"/>
+  </w:num>
+  <w:num w:numId="19">
+    <w:abstractNumId w:val="15"/>
+  </w:num>
+  <w:num w:numId="20">
+    <w:abstractNumId w:val="25"/>
+  </w:num>
+  <w:num w:numId="21">
+    <w:abstractNumId w:val="14"/>
+  </w:num>
+  <w:num w:numId="22">
+    <w:abstractNumId w:val="16"/>
+  </w:num>
+  <w:num w:numId="23">
+    <w:abstractNumId w:val="13"/>
+  </w:num>
+  <w:num w:numId="24">
     <w:abstractNumId w:val="6"/>
   </w:num>
-  <w:num w:numId="13">
-    <w:abstractNumId w:val="14"/>
+  <w:num w:numId="25">
+    <w:abstractNumId w:val="18"/>
   </w:num>
-  <w:num w:numId="14">
+  <w:num w:numId="26">
+    <w:abstractNumId w:val="3"/>
+  </w:num>
+  <w:num w:numId="27">
+    <w:abstractNumId w:val="10"/>
+  </w:num>
+  <w:num w:numId="28">
+    <w:abstractNumId w:val="12"/>
+  </w:num>
+  <w:num w:numId="29">
+    <w:abstractNumId w:val="19"/>
+  </w:num>
+  <w:num w:numId="30">
     <w:abstractNumId w:val="1"/>
   </w:num>
-  <w:num w:numId="15">
-    <w:abstractNumId w:val="21"/>
-  </w:num>
-  <w:num w:numId="16">
-    <w:abstractNumId w:val="23"/>
-  </w:num>
-  <w:num w:numId="17">
-    <w:abstractNumId w:val="18"/>
-  </w:num>
-  <w:num w:numId="18">
-    <w:abstractNumId w:val="7"/>
-  </w:num>
-  <w:num w:numId="19">
-    <w:abstractNumId w:val="10"/>
-  </w:num>
-  <w:num w:numId="20">
-    <w:abstractNumId w:val="19"/>
-  </w:num>
-  <w:num w:numId="21">
+  <w:num w:numId="31">
     <w:abstractNumId w:val="9"/>
-  </w:num>
-  <w:num w:numId="22">
-    <w:abstractNumId w:val="11"/>
-  </w:num>
-  <w:num w:numId="23">
-    <w:abstractNumId w:val="8"/>
-  </w:num>
-  <w:num w:numId="24">
-    <w:abstractNumId w:val="4"/>
-  </w:num>
-  <w:num w:numId="25">
-    <w:abstractNumId w:val="13"/>
   </w:num>
 </w:numbering>
 </file>
@@ -20569,7 +26959,6 @@
   <w:style w:type="character" w:default="1" w:styleId="DefaultParagraphFont">
     <w:name w:val="Default Paragraph Font"/>
     <w:uiPriority w:val="1"/>
-    <w:semiHidden/>
     <w:unhideWhenUsed/>
   </w:style>
   <w:style w:type="table" w:default="1" w:styleId="TableNormal">
@@ -20746,6 +27135,17 @@
     <w:name w:val="attributevaluecolor"/>
     <w:basedOn w:val="DefaultParagraphFont"/>
     <w:rsid w:val="00364848"/>
+  </w:style>
+  <w:style w:type="character" w:styleId="Emphasis">
+    <w:name w:val="Emphasis"/>
+    <w:basedOn w:val="DefaultParagraphFont"/>
+    <w:uiPriority w:val="20"/>
+    <w:qFormat/>
+    <w:rsid w:val="002B4DC0"/>
+    <w:rPr>
+      <w:i/>
+      <w:iCs/>
+    </w:rPr>
   </w:style>
 </w:styles>
 </file>
